--- a/ai_automation/a1_automation_using_n8n.docx
+++ b/ai_automation/a1_automation_using_n8n.docx
@@ -6,16 +6,18 @@
       <w:pPr>
         <w:jc w:val="center"/>
         <w:rPr>
-          <w:sz w:val="36"/>
-          <w:szCs w:val="36"/>
-        </w:rPr>
-      </w:pPr>
-      <w:r>
-        <w:rPr>
-          <w:b/>
-          <w:bCs/>
-          <w:sz w:val="44"/>
-          <w:szCs w:val="44"/>
+          <w:rFonts w:ascii="Carlito" w:hAnsi="Carlito" w:cs="Carlito"/>
+          <w:sz w:val="32"/>
+          <w:szCs w:val="32"/>
+        </w:rPr>
+      </w:pPr>
+      <w:r>
+        <w:rPr>
+          <w:rFonts w:ascii="Carlito" w:hAnsi="Carlito" w:cs="Carlito"/>
+          <w:b/>
+          <w:bCs/>
+          <w:sz w:val="40"/>
+          <w:szCs w:val="40"/>
         </w:rPr>
         <w:t>INDEX</w:t>
       </w:r>
@@ -24,31 +26,35 @@
       <w:pPr>
         <w:jc w:val="both"/>
         <w:rPr>
-          <w:sz w:val="36"/>
-          <w:szCs w:val="36"/>
-        </w:rPr>
-      </w:pPr>
-    </w:p>
-    <w:p>
-      <w:pPr>
-        <w:jc w:val="both"/>
-        <w:rPr>
-          <w:sz w:val="36"/>
-          <w:szCs w:val="36"/>
-        </w:rPr>
-      </w:pPr>
-    </w:p>
-    <w:p>
-      <w:pPr>
-        <w:rPr>
-          <w:sz w:val="36"/>
-          <w:szCs w:val="36"/>
-        </w:rPr>
-      </w:pPr>
-      <w:r>
-        <w:rPr>
-          <w:sz w:val="36"/>
-          <w:szCs w:val="36"/>
+          <w:rFonts w:ascii="Carlito" w:hAnsi="Carlito" w:cs="Carlito"/>
+          <w:sz w:val="32"/>
+          <w:szCs w:val="32"/>
+        </w:rPr>
+      </w:pPr>
+    </w:p>
+    <w:p>
+      <w:pPr>
+        <w:jc w:val="both"/>
+        <w:rPr>
+          <w:rFonts w:ascii="Carlito" w:hAnsi="Carlito" w:cs="Carlito"/>
+          <w:sz w:val="32"/>
+          <w:szCs w:val="32"/>
+        </w:rPr>
+      </w:pPr>
+    </w:p>
+    <w:p>
+      <w:pPr>
+        <w:rPr>
+          <w:rFonts w:ascii="Carlito" w:hAnsi="Carlito" w:cs="Carlito"/>
+          <w:sz w:val="32"/>
+          <w:szCs w:val="32"/>
+        </w:rPr>
+      </w:pPr>
+      <w:r>
+        <w:rPr>
+          <w:rFonts w:ascii="Carlito" w:hAnsi="Carlito" w:cs="Carlito"/>
+          <w:sz w:val="32"/>
+          <w:szCs w:val="32"/>
         </w:rPr>
         <w:br w:type="page"/>
       </w:r>
@@ -57,18 +63,20 @@
       <w:pPr>
         <w:jc w:val="both"/>
         <w:rPr>
-          <w:b/>
-          <w:bCs/>
-          <w:sz w:val="36"/>
-          <w:szCs w:val="36"/>
-        </w:rPr>
-      </w:pPr>
-      <w:r>
-        <w:rPr>
-          <w:b/>
-          <w:bCs/>
-          <w:sz w:val="36"/>
-          <w:szCs w:val="36"/>
+          <w:rFonts w:ascii="Carlito" w:hAnsi="Carlito" w:cs="Carlito"/>
+          <w:b/>
+          <w:bCs/>
+          <w:sz w:val="32"/>
+          <w:szCs w:val="32"/>
+        </w:rPr>
+      </w:pPr>
+      <w:r>
+        <w:rPr>
+          <w:rFonts w:ascii="Carlito" w:hAnsi="Carlito" w:cs="Carlito"/>
+          <w:b/>
+          <w:bCs/>
+          <w:sz w:val="32"/>
+          <w:szCs w:val="32"/>
         </w:rPr>
         <w:lastRenderedPageBreak/>
         <w:t>Prompt Engineering Template:</w:t>
@@ -78,37 +86,42 @@
       <w:pPr>
         <w:jc w:val="both"/>
         <w:rPr>
-          <w:sz w:val="36"/>
-          <w:szCs w:val="36"/>
-        </w:rPr>
-      </w:pPr>
-      <w:r>
-        <w:rPr>
-          <w:sz w:val="36"/>
-          <w:szCs w:val="36"/>
+          <w:rFonts w:ascii="Carlito" w:hAnsi="Carlito" w:cs="Carlito"/>
+          <w:sz w:val="32"/>
+          <w:szCs w:val="32"/>
+        </w:rPr>
+      </w:pPr>
+      <w:r>
+        <w:rPr>
+          <w:rFonts w:ascii="Carlito" w:hAnsi="Carlito" w:cs="Carlito"/>
+          <w:sz w:val="32"/>
+          <w:szCs w:val="32"/>
         </w:rPr>
         <w:t xml:space="preserve"># </w:t>
       </w:r>
       <w:r>
         <w:rPr>
-          <w:sz w:val="36"/>
-          <w:szCs w:val="36"/>
+          <w:rFonts w:ascii="Carlito" w:hAnsi="Carlito" w:cs="Carlito"/>
+          <w:sz w:val="32"/>
+          <w:szCs w:val="32"/>
         </w:rPr>
         <w:t xml:space="preserve">One of the common templates is </w:t>
       </w:r>
       <w:r>
         <w:rPr>
-          <w:b/>
-          <w:bCs/>
-          <w:sz w:val="36"/>
-          <w:szCs w:val="36"/>
+          <w:rFonts w:ascii="Carlito" w:hAnsi="Carlito" w:cs="Carlito"/>
+          <w:b/>
+          <w:bCs/>
+          <w:sz w:val="32"/>
+          <w:szCs w:val="32"/>
         </w:rPr>
         <w:t>RTCROSQ</w:t>
       </w:r>
       <w:r>
         <w:rPr>
-          <w:sz w:val="36"/>
-          <w:szCs w:val="36"/>
+          <w:rFonts w:ascii="Carlito" w:hAnsi="Carlito" w:cs="Carlito"/>
+          <w:sz w:val="32"/>
+          <w:szCs w:val="32"/>
         </w:rPr>
         <w:t>. Meaning:</w:t>
       </w:r>
@@ -122,23 +135,26 @@
         </w:numPr>
         <w:jc w:val="both"/>
         <w:rPr>
-          <w:sz w:val="36"/>
-          <w:szCs w:val="36"/>
-        </w:rPr>
-      </w:pPr>
-      <w:r>
-        <w:rPr>
-          <w:b/>
-          <w:bCs/>
-          <w:sz w:val="36"/>
-          <w:szCs w:val="36"/>
+          <w:rFonts w:ascii="Carlito" w:hAnsi="Carlito" w:cs="Carlito"/>
+          <w:sz w:val="32"/>
+          <w:szCs w:val="32"/>
+        </w:rPr>
+      </w:pPr>
+      <w:r>
+        <w:rPr>
+          <w:rFonts w:ascii="Carlito" w:hAnsi="Carlito" w:cs="Carlito"/>
+          <w:b/>
+          <w:bCs/>
+          <w:sz w:val="32"/>
+          <w:szCs w:val="32"/>
         </w:rPr>
         <w:t>R</w:t>
       </w:r>
       <w:r>
         <w:rPr>
-          <w:sz w:val="36"/>
-          <w:szCs w:val="36"/>
+          <w:rFonts w:ascii="Carlito" w:hAnsi="Carlito" w:cs="Carlito"/>
+          <w:sz w:val="32"/>
+          <w:szCs w:val="32"/>
         </w:rPr>
         <w:t xml:space="preserve"> - Role Assign:</w:t>
       </w:r>
@@ -152,23 +168,26 @@
         </w:numPr>
         <w:jc w:val="both"/>
         <w:rPr>
-          <w:sz w:val="36"/>
-          <w:szCs w:val="36"/>
-        </w:rPr>
-      </w:pPr>
-      <w:r>
-        <w:rPr>
-          <w:b/>
-          <w:bCs/>
-          <w:sz w:val="36"/>
-          <w:szCs w:val="36"/>
+          <w:rFonts w:ascii="Carlito" w:hAnsi="Carlito" w:cs="Carlito"/>
+          <w:sz w:val="32"/>
+          <w:szCs w:val="32"/>
+        </w:rPr>
+      </w:pPr>
+      <w:r>
+        <w:rPr>
+          <w:rFonts w:ascii="Carlito" w:hAnsi="Carlito" w:cs="Carlito"/>
+          <w:b/>
+          <w:bCs/>
+          <w:sz w:val="32"/>
+          <w:szCs w:val="32"/>
         </w:rPr>
         <w:t xml:space="preserve">T </w:t>
       </w:r>
       <w:r>
         <w:rPr>
-          <w:sz w:val="36"/>
-          <w:szCs w:val="36"/>
+          <w:rFonts w:ascii="Carlito" w:hAnsi="Carlito" w:cs="Carlito"/>
+          <w:sz w:val="32"/>
+          <w:szCs w:val="32"/>
         </w:rPr>
         <w:t>- Task:</w:t>
       </w:r>
@@ -182,23 +201,26 @@
         </w:numPr>
         <w:jc w:val="both"/>
         <w:rPr>
-          <w:sz w:val="36"/>
-          <w:szCs w:val="36"/>
-        </w:rPr>
-      </w:pPr>
-      <w:r>
-        <w:rPr>
-          <w:b/>
-          <w:bCs/>
-          <w:sz w:val="36"/>
-          <w:szCs w:val="36"/>
+          <w:rFonts w:ascii="Carlito" w:hAnsi="Carlito" w:cs="Carlito"/>
+          <w:sz w:val="32"/>
+          <w:szCs w:val="32"/>
+        </w:rPr>
+      </w:pPr>
+      <w:r>
+        <w:rPr>
+          <w:rFonts w:ascii="Carlito" w:hAnsi="Carlito" w:cs="Carlito"/>
+          <w:b/>
+          <w:bCs/>
+          <w:sz w:val="32"/>
+          <w:szCs w:val="32"/>
         </w:rPr>
         <w:t>C</w:t>
       </w:r>
       <w:r>
         <w:rPr>
-          <w:sz w:val="36"/>
-          <w:szCs w:val="36"/>
+          <w:rFonts w:ascii="Carlito" w:hAnsi="Carlito" w:cs="Carlito"/>
+          <w:sz w:val="32"/>
+          <w:szCs w:val="32"/>
         </w:rPr>
         <w:t xml:space="preserve"> - Context:</w:t>
       </w:r>
@@ -212,23 +234,26 @@
         </w:numPr>
         <w:jc w:val="both"/>
         <w:rPr>
-          <w:sz w:val="36"/>
-          <w:szCs w:val="36"/>
-        </w:rPr>
-      </w:pPr>
-      <w:r>
-        <w:rPr>
-          <w:b/>
-          <w:bCs/>
-          <w:sz w:val="36"/>
-          <w:szCs w:val="36"/>
+          <w:rFonts w:ascii="Carlito" w:hAnsi="Carlito" w:cs="Carlito"/>
+          <w:sz w:val="32"/>
+          <w:szCs w:val="32"/>
+        </w:rPr>
+      </w:pPr>
+      <w:r>
+        <w:rPr>
+          <w:rFonts w:ascii="Carlito" w:hAnsi="Carlito" w:cs="Carlito"/>
+          <w:b/>
+          <w:bCs/>
+          <w:sz w:val="32"/>
+          <w:szCs w:val="32"/>
         </w:rPr>
         <w:t>R</w:t>
       </w:r>
       <w:r>
         <w:rPr>
-          <w:sz w:val="36"/>
-          <w:szCs w:val="36"/>
+          <w:rFonts w:ascii="Carlito" w:hAnsi="Carlito" w:cs="Carlito"/>
+          <w:sz w:val="32"/>
+          <w:szCs w:val="32"/>
         </w:rPr>
         <w:t xml:space="preserve"> - Reasoning:</w:t>
       </w:r>
@@ -242,32 +267,28 @@
         </w:numPr>
         <w:jc w:val="both"/>
         <w:rPr>
-          <w:sz w:val="36"/>
-          <w:szCs w:val="36"/>
-        </w:rPr>
-      </w:pPr>
-      <w:r>
-        <w:rPr>
-          <w:b/>
-          <w:bCs/>
-          <w:sz w:val="36"/>
-          <w:szCs w:val="36"/>
+          <w:rFonts w:ascii="Carlito" w:hAnsi="Carlito" w:cs="Carlito"/>
+          <w:sz w:val="32"/>
+          <w:szCs w:val="32"/>
+        </w:rPr>
+      </w:pPr>
+      <w:r>
+        <w:rPr>
+          <w:rFonts w:ascii="Carlito" w:hAnsi="Carlito" w:cs="Carlito"/>
+          <w:b/>
+          <w:bCs/>
+          <w:sz w:val="32"/>
+          <w:szCs w:val="32"/>
         </w:rPr>
         <w:t>O</w:t>
       </w:r>
       <w:r>
         <w:rPr>
-          <w:sz w:val="36"/>
-          <w:szCs w:val="36"/>
-        </w:rPr>
-        <w:t xml:space="preserve"> </w:t>
-      </w:r>
-      <w:r>
-        <w:rPr>
-          <w:sz w:val="36"/>
-          <w:szCs w:val="36"/>
-        </w:rPr>
-        <w:t>- Output format:</w:t>
+          <w:rFonts w:ascii="Carlito" w:hAnsi="Carlito" w:cs="Carlito"/>
+          <w:sz w:val="32"/>
+          <w:szCs w:val="32"/>
+        </w:rPr>
+        <w:t xml:space="preserve"> - Output format:</w:t>
       </w:r>
     </w:p>
     <w:p>
@@ -279,23 +300,26 @@
         </w:numPr>
         <w:jc w:val="both"/>
         <w:rPr>
-          <w:sz w:val="36"/>
-          <w:szCs w:val="36"/>
-        </w:rPr>
-      </w:pPr>
-      <w:r>
-        <w:rPr>
-          <w:b/>
-          <w:bCs/>
-          <w:sz w:val="36"/>
-          <w:szCs w:val="36"/>
+          <w:rFonts w:ascii="Carlito" w:hAnsi="Carlito" w:cs="Carlito"/>
+          <w:sz w:val="32"/>
+          <w:szCs w:val="32"/>
+        </w:rPr>
+      </w:pPr>
+      <w:r>
+        <w:rPr>
+          <w:rFonts w:ascii="Carlito" w:hAnsi="Carlito" w:cs="Carlito"/>
+          <w:b/>
+          <w:bCs/>
+          <w:sz w:val="32"/>
+          <w:szCs w:val="32"/>
         </w:rPr>
         <w:t xml:space="preserve">S </w:t>
       </w:r>
       <w:r>
         <w:rPr>
-          <w:sz w:val="36"/>
-          <w:szCs w:val="36"/>
+          <w:rFonts w:ascii="Carlito" w:hAnsi="Carlito" w:cs="Carlito"/>
+          <w:sz w:val="32"/>
+          <w:szCs w:val="32"/>
         </w:rPr>
         <w:t>- Stopping Condition:</w:t>
       </w:r>
@@ -309,23 +333,26 @@
         </w:numPr>
         <w:jc w:val="both"/>
         <w:rPr>
-          <w:sz w:val="36"/>
-          <w:szCs w:val="36"/>
-        </w:rPr>
-      </w:pPr>
-      <w:r>
-        <w:rPr>
-          <w:b/>
-          <w:bCs/>
-          <w:sz w:val="36"/>
-          <w:szCs w:val="36"/>
+          <w:rFonts w:ascii="Carlito" w:hAnsi="Carlito" w:cs="Carlito"/>
+          <w:sz w:val="32"/>
+          <w:szCs w:val="32"/>
+        </w:rPr>
+      </w:pPr>
+      <w:r>
+        <w:rPr>
+          <w:rFonts w:ascii="Carlito" w:hAnsi="Carlito" w:cs="Carlito"/>
+          <w:b/>
+          <w:bCs/>
+          <w:sz w:val="32"/>
+          <w:szCs w:val="32"/>
         </w:rPr>
         <w:t>Q</w:t>
       </w:r>
       <w:r>
         <w:rPr>
-          <w:sz w:val="36"/>
-          <w:szCs w:val="36"/>
+          <w:rFonts w:ascii="Carlito" w:hAnsi="Carlito" w:cs="Carlito"/>
+          <w:sz w:val="32"/>
+          <w:szCs w:val="32"/>
         </w:rPr>
         <w:t xml:space="preserve"> - Questions:</w:t>
       </w:r>
@@ -336,14 +363,16 @@
         <w:ind w:left="0"/>
         <w:jc w:val="both"/>
         <w:rPr>
-          <w:sz w:val="36"/>
-          <w:szCs w:val="36"/>
-        </w:rPr>
-      </w:pPr>
-      <w:r>
-        <w:rPr>
-          <w:sz w:val="36"/>
-          <w:szCs w:val="36"/>
+          <w:rFonts w:ascii="Carlito" w:hAnsi="Carlito" w:cs="Carlito"/>
+          <w:sz w:val="32"/>
+          <w:szCs w:val="32"/>
+        </w:rPr>
+      </w:pPr>
+      <w:r>
+        <w:rPr>
+          <w:rFonts w:ascii="Carlito" w:hAnsi="Carlito" w:cs="Carlito"/>
+          <w:sz w:val="32"/>
+          <w:szCs w:val="32"/>
         </w:rPr>
         <w:t># Ready-made copy-paste:</w:t>
       </w:r>
@@ -354,14 +383,16 @@
         <w:ind w:left="0"/>
         <w:jc w:val="both"/>
         <w:rPr>
-          <w:sz w:val="36"/>
-          <w:szCs w:val="36"/>
-        </w:rPr>
-      </w:pPr>
-      <w:r>
-        <w:rPr>
-          <w:sz w:val="36"/>
-          <w:szCs w:val="36"/>
+          <w:rFonts w:ascii="Carlito" w:hAnsi="Carlito" w:cs="Carlito"/>
+          <w:sz w:val="32"/>
+          <w:szCs w:val="32"/>
+        </w:rPr>
+      </w:pPr>
+      <w:r>
+        <w:rPr>
+          <w:rFonts w:ascii="Carlito" w:hAnsi="Carlito" w:cs="Carlito"/>
+          <w:sz w:val="32"/>
+          <w:szCs w:val="32"/>
         </w:rPr>
         <w:t>Role Assign:</w:t>
       </w:r>
@@ -372,14 +403,16 @@
         <w:ind w:left="0"/>
         <w:jc w:val="both"/>
         <w:rPr>
-          <w:sz w:val="36"/>
-          <w:szCs w:val="36"/>
-        </w:rPr>
-      </w:pPr>
-      <w:r>
-        <w:rPr>
-          <w:sz w:val="36"/>
-          <w:szCs w:val="36"/>
+          <w:rFonts w:ascii="Carlito" w:hAnsi="Carlito" w:cs="Carlito"/>
+          <w:sz w:val="32"/>
+          <w:szCs w:val="32"/>
+        </w:rPr>
+      </w:pPr>
+      <w:r>
+        <w:rPr>
+          <w:rFonts w:ascii="Carlito" w:hAnsi="Carlito" w:cs="Carlito"/>
+          <w:sz w:val="32"/>
+          <w:szCs w:val="32"/>
         </w:rPr>
         <w:t>Task:</w:t>
       </w:r>
@@ -390,14 +423,16 @@
         <w:ind w:left="0"/>
         <w:jc w:val="both"/>
         <w:rPr>
-          <w:sz w:val="36"/>
-          <w:szCs w:val="36"/>
-        </w:rPr>
-      </w:pPr>
-      <w:r>
-        <w:rPr>
-          <w:sz w:val="36"/>
-          <w:szCs w:val="36"/>
+          <w:rFonts w:ascii="Carlito" w:hAnsi="Carlito" w:cs="Carlito"/>
+          <w:sz w:val="32"/>
+          <w:szCs w:val="32"/>
+        </w:rPr>
+      </w:pPr>
+      <w:r>
+        <w:rPr>
+          <w:rFonts w:ascii="Carlito" w:hAnsi="Carlito" w:cs="Carlito"/>
+          <w:sz w:val="32"/>
+          <w:szCs w:val="32"/>
         </w:rPr>
         <w:t>Context:</w:t>
       </w:r>
@@ -408,14 +443,16 @@
         <w:ind w:left="0"/>
         <w:jc w:val="both"/>
         <w:rPr>
-          <w:sz w:val="36"/>
-          <w:szCs w:val="36"/>
-        </w:rPr>
-      </w:pPr>
-      <w:r>
-        <w:rPr>
-          <w:sz w:val="36"/>
-          <w:szCs w:val="36"/>
+          <w:rFonts w:ascii="Carlito" w:hAnsi="Carlito" w:cs="Carlito"/>
+          <w:sz w:val="32"/>
+          <w:szCs w:val="32"/>
+        </w:rPr>
+      </w:pPr>
+      <w:r>
+        <w:rPr>
+          <w:rFonts w:ascii="Carlito" w:hAnsi="Carlito" w:cs="Carlito"/>
+          <w:sz w:val="32"/>
+          <w:szCs w:val="32"/>
         </w:rPr>
         <w:t>Reasoning:</w:t>
       </w:r>
@@ -426,14 +463,16 @@
         <w:ind w:left="0"/>
         <w:jc w:val="both"/>
         <w:rPr>
-          <w:sz w:val="36"/>
-          <w:szCs w:val="36"/>
-        </w:rPr>
-      </w:pPr>
-      <w:r>
-        <w:rPr>
-          <w:sz w:val="36"/>
-          <w:szCs w:val="36"/>
+          <w:rFonts w:ascii="Carlito" w:hAnsi="Carlito" w:cs="Carlito"/>
+          <w:sz w:val="32"/>
+          <w:szCs w:val="32"/>
+        </w:rPr>
+      </w:pPr>
+      <w:r>
+        <w:rPr>
+          <w:rFonts w:ascii="Carlito" w:hAnsi="Carlito" w:cs="Carlito"/>
+          <w:sz w:val="32"/>
+          <w:szCs w:val="32"/>
         </w:rPr>
         <w:t>Output format:</w:t>
       </w:r>
@@ -444,14 +483,16 @@
         <w:ind w:left="0"/>
         <w:jc w:val="both"/>
         <w:rPr>
-          <w:sz w:val="36"/>
-          <w:szCs w:val="36"/>
-        </w:rPr>
-      </w:pPr>
-      <w:r>
-        <w:rPr>
-          <w:sz w:val="36"/>
-          <w:szCs w:val="36"/>
+          <w:rFonts w:ascii="Carlito" w:hAnsi="Carlito" w:cs="Carlito"/>
+          <w:sz w:val="32"/>
+          <w:szCs w:val="32"/>
+        </w:rPr>
+      </w:pPr>
+      <w:r>
+        <w:rPr>
+          <w:rFonts w:ascii="Carlito" w:hAnsi="Carlito" w:cs="Carlito"/>
+          <w:sz w:val="32"/>
+          <w:szCs w:val="32"/>
         </w:rPr>
         <w:t>Stopping Condition:</w:t>
       </w:r>
@@ -462,14 +503,16 @@
         <w:ind w:left="0"/>
         <w:jc w:val="both"/>
         <w:rPr>
-          <w:sz w:val="36"/>
-          <w:szCs w:val="36"/>
-        </w:rPr>
-      </w:pPr>
-      <w:r>
-        <w:rPr>
-          <w:sz w:val="36"/>
-          <w:szCs w:val="36"/>
+          <w:rFonts w:ascii="Carlito" w:hAnsi="Carlito" w:cs="Carlito"/>
+          <w:sz w:val="32"/>
+          <w:szCs w:val="32"/>
+        </w:rPr>
+      </w:pPr>
+      <w:r>
+        <w:rPr>
+          <w:rFonts w:ascii="Carlito" w:hAnsi="Carlito" w:cs="Carlito"/>
+          <w:sz w:val="32"/>
+          <w:szCs w:val="32"/>
         </w:rPr>
         <w:t>Questions:</w:t>
       </w:r>
@@ -480,14 +523,16 @@
         <w:ind w:left="0"/>
         <w:jc w:val="both"/>
         <w:rPr>
-          <w:sz w:val="36"/>
-          <w:szCs w:val="36"/>
-        </w:rPr>
-      </w:pPr>
-      <w:r>
-        <w:rPr>
-          <w:sz w:val="36"/>
-          <w:szCs w:val="36"/>
+          <w:rFonts w:ascii="Carlito" w:hAnsi="Carlito" w:cs="Carlito"/>
+          <w:sz w:val="32"/>
+          <w:szCs w:val="32"/>
+        </w:rPr>
+      </w:pPr>
+      <w:r>
+        <w:rPr>
+          <w:rFonts w:ascii="Carlito" w:hAnsi="Carlito" w:cs="Carlito"/>
+          <w:sz w:val="32"/>
+          <w:szCs w:val="32"/>
         </w:rPr>
         <w:t># Example:</w:t>
       </w:r>
@@ -501,23 +546,26 @@
         </w:numPr>
         <w:jc w:val="both"/>
         <w:rPr>
-          <w:sz w:val="36"/>
-          <w:szCs w:val="36"/>
-        </w:rPr>
-      </w:pPr>
-      <w:r>
-        <w:rPr>
-          <w:b/>
-          <w:bCs/>
-          <w:sz w:val="36"/>
-          <w:szCs w:val="36"/>
+          <w:rFonts w:ascii="Carlito" w:hAnsi="Carlito" w:cs="Carlito"/>
+          <w:sz w:val="32"/>
+          <w:szCs w:val="32"/>
+        </w:rPr>
+      </w:pPr>
+      <w:r>
+        <w:rPr>
+          <w:rFonts w:ascii="Carlito" w:hAnsi="Carlito" w:cs="Carlito"/>
+          <w:b/>
+          <w:bCs/>
+          <w:sz w:val="32"/>
+          <w:szCs w:val="32"/>
         </w:rPr>
         <w:t>Role Assign:</w:t>
       </w:r>
       <w:r>
         <w:rPr>
-          <w:sz w:val="36"/>
-          <w:szCs w:val="36"/>
+          <w:rFonts w:ascii="Carlito" w:hAnsi="Carlito" w:cs="Carlito"/>
+          <w:sz w:val="32"/>
+          <w:szCs w:val="32"/>
         </w:rPr>
         <w:t xml:space="preserve"> You are the world's script writer having an experience of 10 years+ in script writing.</w:t>
       </w:r>
@@ -531,39 +579,44 @@
         </w:numPr>
         <w:jc w:val="both"/>
         <w:rPr>
-          <w:sz w:val="36"/>
-          <w:szCs w:val="36"/>
-        </w:rPr>
-      </w:pPr>
-      <w:r>
-        <w:rPr>
-          <w:b/>
-          <w:bCs/>
-          <w:sz w:val="36"/>
-          <w:szCs w:val="36"/>
+          <w:rFonts w:ascii="Carlito" w:hAnsi="Carlito" w:cs="Carlito"/>
+          <w:sz w:val="32"/>
+          <w:szCs w:val="32"/>
+        </w:rPr>
+      </w:pPr>
+      <w:r>
+        <w:rPr>
+          <w:rFonts w:ascii="Carlito" w:hAnsi="Carlito" w:cs="Carlito"/>
+          <w:b/>
+          <w:bCs/>
+          <w:sz w:val="32"/>
+          <w:szCs w:val="32"/>
         </w:rPr>
         <w:t>Task:</w:t>
       </w:r>
       <w:r>
         <w:rPr>
-          <w:sz w:val="36"/>
-          <w:szCs w:val="36"/>
+          <w:rFonts w:ascii="Carlito" w:hAnsi="Carlito" w:cs="Carlito"/>
+          <w:sz w:val="32"/>
+          <w:szCs w:val="32"/>
         </w:rPr>
         <w:t xml:space="preserve"> I want a 5 </w:t>
       </w:r>
       <w:proofErr w:type="spellStart"/>
       <w:r>
         <w:rPr>
-          <w:sz w:val="36"/>
-          <w:szCs w:val="36"/>
+          <w:rFonts w:ascii="Carlito" w:hAnsi="Carlito" w:cs="Carlito"/>
+          <w:sz w:val="32"/>
+          <w:szCs w:val="32"/>
         </w:rPr>
         <w:t>minit</w:t>
       </w:r>
       <w:proofErr w:type="spellEnd"/>
       <w:r>
         <w:rPr>
-          <w:sz w:val="36"/>
-          <w:szCs w:val="36"/>
+          <w:rFonts w:ascii="Carlito" w:hAnsi="Carlito" w:cs="Carlito"/>
+          <w:sz w:val="32"/>
+          <w:szCs w:val="32"/>
         </w:rPr>
         <w:t xml:space="preserve"> video script for AI will replace me.</w:t>
       </w:r>
@@ -577,23 +630,26 @@
         </w:numPr>
         <w:jc w:val="both"/>
         <w:rPr>
-          <w:sz w:val="36"/>
-          <w:szCs w:val="36"/>
-        </w:rPr>
-      </w:pPr>
-      <w:r>
-        <w:rPr>
-          <w:b/>
-          <w:bCs/>
-          <w:sz w:val="36"/>
-          <w:szCs w:val="36"/>
+          <w:rFonts w:ascii="Carlito" w:hAnsi="Carlito" w:cs="Carlito"/>
+          <w:sz w:val="32"/>
+          <w:szCs w:val="32"/>
+        </w:rPr>
+      </w:pPr>
+      <w:r>
+        <w:rPr>
+          <w:rFonts w:ascii="Carlito" w:hAnsi="Carlito" w:cs="Carlito"/>
+          <w:b/>
+          <w:bCs/>
+          <w:sz w:val="32"/>
+          <w:szCs w:val="32"/>
         </w:rPr>
         <w:t>Context:</w:t>
       </w:r>
       <w:r>
         <w:rPr>
-          <w:sz w:val="36"/>
-          <w:szCs w:val="36"/>
+          <w:rFonts w:ascii="Carlito" w:hAnsi="Carlito" w:cs="Carlito"/>
+          <w:sz w:val="32"/>
+          <w:szCs w:val="32"/>
         </w:rPr>
         <w:t xml:space="preserve"> I am a student of the OSTAD platform and Flutter developer.</w:t>
       </w:r>
@@ -607,23 +663,26 @@
         </w:numPr>
         <w:jc w:val="both"/>
         <w:rPr>
-          <w:sz w:val="36"/>
-          <w:szCs w:val="36"/>
-        </w:rPr>
-      </w:pPr>
-      <w:r>
-        <w:rPr>
-          <w:b/>
-          <w:bCs/>
-          <w:sz w:val="36"/>
-          <w:szCs w:val="36"/>
+          <w:rFonts w:ascii="Carlito" w:hAnsi="Carlito" w:cs="Carlito"/>
+          <w:sz w:val="32"/>
+          <w:szCs w:val="32"/>
+        </w:rPr>
+      </w:pPr>
+      <w:r>
+        <w:rPr>
+          <w:rFonts w:ascii="Carlito" w:hAnsi="Carlito" w:cs="Carlito"/>
+          <w:b/>
+          <w:bCs/>
+          <w:sz w:val="32"/>
+          <w:szCs w:val="32"/>
         </w:rPr>
         <w:t>Reasoning:</w:t>
       </w:r>
       <w:r>
         <w:rPr>
-          <w:sz w:val="36"/>
-          <w:szCs w:val="36"/>
+          <w:rFonts w:ascii="Carlito" w:hAnsi="Carlito" w:cs="Carlito"/>
+          <w:sz w:val="32"/>
+          <w:szCs w:val="32"/>
         </w:rPr>
         <w:t xml:space="preserve"> Research and study and include all the topics/information that have gone viral in the last 15 days.</w:t>
       </w:r>
@@ -637,24 +696,26 @@
         </w:numPr>
         <w:jc w:val="both"/>
         <w:rPr>
-          <w:sz w:val="36"/>
-          <w:szCs w:val="36"/>
-        </w:rPr>
-      </w:pPr>
-      <w:r>
-        <w:rPr>
-          <w:b/>
-          <w:bCs/>
-          <w:sz w:val="36"/>
-          <w:szCs w:val="36"/>
-        </w:rPr>
-        <w:lastRenderedPageBreak/>
+          <w:rFonts w:ascii="Carlito" w:hAnsi="Carlito" w:cs="Carlito"/>
+          <w:sz w:val="32"/>
+          <w:szCs w:val="32"/>
+        </w:rPr>
+      </w:pPr>
+      <w:r>
+        <w:rPr>
+          <w:rFonts w:ascii="Carlito" w:hAnsi="Carlito" w:cs="Carlito"/>
+          <w:b/>
+          <w:bCs/>
+          <w:sz w:val="32"/>
+          <w:szCs w:val="32"/>
+        </w:rPr>
         <w:t>Output format:</w:t>
       </w:r>
       <w:r>
         <w:rPr>
-          <w:sz w:val="36"/>
-          <w:szCs w:val="36"/>
+          <w:rFonts w:ascii="Carlito" w:hAnsi="Carlito" w:cs="Carlito"/>
+          <w:sz w:val="32"/>
+          <w:szCs w:val="32"/>
         </w:rPr>
         <w:t xml:space="preserve"> Bengali language and in doc format. </w:t>
       </w:r>
@@ -668,23 +729,26 @@
         </w:numPr>
         <w:jc w:val="both"/>
         <w:rPr>
-          <w:sz w:val="36"/>
-          <w:szCs w:val="36"/>
-        </w:rPr>
-      </w:pPr>
-      <w:r>
-        <w:rPr>
-          <w:b/>
-          <w:bCs/>
-          <w:sz w:val="36"/>
-          <w:szCs w:val="36"/>
+          <w:rFonts w:ascii="Carlito" w:hAnsi="Carlito" w:cs="Carlito"/>
+          <w:sz w:val="32"/>
+          <w:szCs w:val="32"/>
+        </w:rPr>
+      </w:pPr>
+      <w:r>
+        <w:rPr>
+          <w:rFonts w:ascii="Carlito" w:hAnsi="Carlito" w:cs="Carlito"/>
+          <w:b/>
+          <w:bCs/>
+          <w:sz w:val="32"/>
+          <w:szCs w:val="32"/>
         </w:rPr>
         <w:t xml:space="preserve">Stopping Condition: </w:t>
       </w:r>
       <w:r>
         <w:rPr>
-          <w:sz w:val="36"/>
-          <w:szCs w:val="36"/>
+          <w:rFonts w:ascii="Carlito" w:hAnsi="Carlito" w:cs="Carlito"/>
+          <w:sz w:val="32"/>
+          <w:szCs w:val="32"/>
         </w:rPr>
         <w:t>The script will not be more than 2000 words and there should any mention of dollar or money in the script.</w:t>
       </w:r>
@@ -698,23 +762,26 @@
         </w:numPr>
         <w:jc w:val="both"/>
         <w:rPr>
-          <w:sz w:val="36"/>
-          <w:szCs w:val="36"/>
-        </w:rPr>
-      </w:pPr>
-      <w:r>
-        <w:rPr>
-          <w:b/>
-          <w:bCs/>
-          <w:sz w:val="36"/>
-          <w:szCs w:val="36"/>
+          <w:rFonts w:ascii="Carlito" w:hAnsi="Carlito" w:cs="Carlito"/>
+          <w:sz w:val="32"/>
+          <w:szCs w:val="32"/>
+        </w:rPr>
+      </w:pPr>
+      <w:r>
+        <w:rPr>
+          <w:rFonts w:ascii="Carlito" w:hAnsi="Carlito" w:cs="Carlito"/>
+          <w:b/>
+          <w:bCs/>
+          <w:sz w:val="32"/>
+          <w:szCs w:val="32"/>
         </w:rPr>
         <w:t>Questions:</w:t>
       </w:r>
       <w:r>
         <w:rPr>
-          <w:sz w:val="36"/>
-          <w:szCs w:val="36"/>
+          <w:rFonts w:ascii="Carlito" w:hAnsi="Carlito" w:cs="Carlito"/>
+          <w:sz w:val="32"/>
+          <w:szCs w:val="32"/>
         </w:rPr>
         <w:t xml:space="preserve"> Ask me any questions for creating this</w:t>
       </w:r>
@@ -723,27 +790,30 @@
       <w:pPr>
         <w:jc w:val="both"/>
         <w:rPr>
-          <w:sz w:val="36"/>
-          <w:szCs w:val="36"/>
-        </w:rPr>
-      </w:pPr>
-    </w:p>
-    <w:p>
-      <w:pPr>
-        <w:jc w:val="both"/>
-        <w:rPr>
-          <w:b/>
-          <w:bCs/>
-          <w:sz w:val="36"/>
-          <w:szCs w:val="36"/>
-        </w:rPr>
-      </w:pPr>
-      <w:r>
-        <w:rPr>
-          <w:b/>
-          <w:bCs/>
-          <w:sz w:val="36"/>
-          <w:szCs w:val="36"/>
+          <w:rFonts w:ascii="Carlito" w:hAnsi="Carlito" w:cs="Carlito"/>
+          <w:sz w:val="32"/>
+          <w:szCs w:val="32"/>
+        </w:rPr>
+      </w:pPr>
+    </w:p>
+    <w:p>
+      <w:pPr>
+        <w:jc w:val="both"/>
+        <w:rPr>
+          <w:rFonts w:ascii="Carlito" w:hAnsi="Carlito" w:cs="Carlito"/>
+          <w:b/>
+          <w:bCs/>
+          <w:sz w:val="32"/>
+          <w:szCs w:val="32"/>
+        </w:rPr>
+      </w:pPr>
+      <w:r>
+        <w:rPr>
+          <w:rFonts w:ascii="Carlito" w:hAnsi="Carlito" w:cs="Carlito"/>
+          <w:b/>
+          <w:bCs/>
+          <w:sz w:val="32"/>
+          <w:szCs w:val="32"/>
         </w:rPr>
         <w:t>Opening An Account in n8n:</w:t>
       </w:r>
@@ -752,14 +822,16 @@
       <w:pPr>
         <w:jc w:val="both"/>
         <w:rPr>
-          <w:sz w:val="36"/>
-          <w:szCs w:val="36"/>
-        </w:rPr>
-      </w:pPr>
-      <w:r>
-        <w:rPr>
-          <w:sz w:val="36"/>
-          <w:szCs w:val="36"/>
+          <w:rFonts w:ascii="Carlito" w:hAnsi="Carlito" w:cs="Carlito"/>
+          <w:sz w:val="32"/>
+          <w:szCs w:val="32"/>
+        </w:rPr>
+      </w:pPr>
+      <w:r>
+        <w:rPr>
+          <w:rFonts w:ascii="Carlito" w:hAnsi="Carlito" w:cs="Carlito"/>
+          <w:sz w:val="32"/>
+          <w:szCs w:val="32"/>
         </w:rPr>
         <w:t># When opening a new account, n8n gives 14-days free trial after that free is over. So, we have to save our workflow.</w:t>
       </w:r>
@@ -768,14 +840,16 @@
       <w:pPr>
         <w:jc w:val="both"/>
         <w:rPr>
-          <w:sz w:val="36"/>
-          <w:szCs w:val="36"/>
-        </w:rPr>
-      </w:pPr>
-      <w:r>
-        <w:rPr>
-          <w:sz w:val="36"/>
-          <w:szCs w:val="36"/>
+          <w:rFonts w:ascii="Carlito" w:hAnsi="Carlito" w:cs="Carlito"/>
+          <w:sz w:val="32"/>
+          <w:szCs w:val="32"/>
+        </w:rPr>
+      </w:pPr>
+      <w:r>
+        <w:rPr>
+          <w:rFonts w:ascii="Carlito" w:hAnsi="Carlito" w:cs="Carlito"/>
+          <w:sz w:val="32"/>
+          <w:szCs w:val="32"/>
         </w:rPr>
         <w:t># But it is open source so we can host it locally on our local machine</w:t>
       </w:r>
@@ -784,27 +858,30 @@
       <w:pPr>
         <w:jc w:val="both"/>
         <w:rPr>
-          <w:sz w:val="36"/>
-          <w:szCs w:val="36"/>
-        </w:rPr>
-      </w:pPr>
-    </w:p>
-    <w:p>
-      <w:pPr>
-        <w:jc w:val="both"/>
-        <w:rPr>
-          <w:b/>
-          <w:bCs/>
-          <w:sz w:val="36"/>
-          <w:szCs w:val="36"/>
-        </w:rPr>
-      </w:pPr>
-      <w:r>
-        <w:rPr>
-          <w:b/>
-          <w:bCs/>
-          <w:sz w:val="36"/>
-          <w:szCs w:val="36"/>
+          <w:rFonts w:ascii="Carlito" w:hAnsi="Carlito" w:cs="Carlito"/>
+          <w:sz w:val="32"/>
+          <w:szCs w:val="32"/>
+        </w:rPr>
+      </w:pPr>
+    </w:p>
+    <w:p>
+      <w:pPr>
+        <w:jc w:val="both"/>
+        <w:rPr>
+          <w:rFonts w:ascii="Carlito" w:hAnsi="Carlito" w:cs="Carlito"/>
+          <w:b/>
+          <w:bCs/>
+          <w:sz w:val="32"/>
+          <w:szCs w:val="32"/>
+        </w:rPr>
+      </w:pPr>
+      <w:r>
+        <w:rPr>
+          <w:rFonts w:ascii="Carlito" w:hAnsi="Carlito" w:cs="Carlito"/>
+          <w:b/>
+          <w:bCs/>
+          <w:sz w:val="32"/>
+          <w:szCs w:val="32"/>
         </w:rPr>
         <w:t>Creating a Chat-bot in n8n:</w:t>
       </w:r>
@@ -813,53 +890,60 @@
       <w:pPr>
         <w:jc w:val="both"/>
         <w:rPr>
-          <w:sz w:val="36"/>
-          <w:szCs w:val="36"/>
-        </w:rPr>
-      </w:pPr>
-      <w:r>
-        <w:rPr>
-          <w:sz w:val="36"/>
-          <w:szCs w:val="36"/>
+          <w:rFonts w:ascii="Carlito" w:hAnsi="Carlito" w:cs="Carlito"/>
+          <w:sz w:val="32"/>
+          <w:szCs w:val="32"/>
+        </w:rPr>
+      </w:pPr>
+      <w:r>
+        <w:rPr>
+          <w:rFonts w:ascii="Carlito" w:hAnsi="Carlito" w:cs="Carlito"/>
+          <w:sz w:val="32"/>
+          <w:szCs w:val="32"/>
         </w:rPr>
         <w:t xml:space="preserve"># </w:t>
       </w:r>
       <w:r>
         <w:rPr>
-          <w:sz w:val="36"/>
-          <w:szCs w:val="36"/>
+          <w:rFonts w:ascii="Carlito" w:hAnsi="Carlito" w:cs="Carlito"/>
+          <w:sz w:val="32"/>
+          <w:szCs w:val="32"/>
         </w:rPr>
         <w:t xml:space="preserve">First open an account in n8n and then go to overview, click on </w:t>
       </w:r>
       <w:r>
         <w:rPr>
-          <w:b/>
-          <w:bCs/>
-          <w:sz w:val="36"/>
-          <w:szCs w:val="36"/>
+          <w:rFonts w:ascii="Carlito" w:hAnsi="Carlito" w:cs="Carlito"/>
+          <w:b/>
+          <w:bCs/>
+          <w:sz w:val="32"/>
+          <w:szCs w:val="32"/>
         </w:rPr>
         <w:t>create workflow</w:t>
       </w:r>
       <w:r>
         <w:rPr>
-          <w:sz w:val="36"/>
-          <w:szCs w:val="36"/>
+          <w:rFonts w:ascii="Carlito" w:hAnsi="Carlito" w:cs="Carlito"/>
+          <w:sz w:val="32"/>
+          <w:szCs w:val="32"/>
         </w:rPr>
         <w:t xml:space="preserve">. Name the workflow from </w:t>
       </w:r>
       <w:r>
         <w:rPr>
-          <w:b/>
-          <w:bCs/>
-          <w:sz w:val="36"/>
-          <w:szCs w:val="36"/>
+          <w:rFonts w:ascii="Carlito" w:hAnsi="Carlito" w:cs="Carlito"/>
+          <w:b/>
+          <w:bCs/>
+          <w:sz w:val="32"/>
+          <w:szCs w:val="32"/>
         </w:rPr>
         <w:t>my workflow</w:t>
       </w:r>
       <w:r>
         <w:rPr>
-          <w:sz w:val="36"/>
-          <w:szCs w:val="36"/>
+          <w:rFonts w:ascii="Carlito" w:hAnsi="Carlito" w:cs="Carlito"/>
+          <w:sz w:val="32"/>
+          <w:szCs w:val="32"/>
         </w:rPr>
         <w:t xml:space="preserve"> to a different name</w:t>
       </w:r>
@@ -868,23 +952,26 @@
       <w:pPr>
         <w:jc w:val="both"/>
         <w:rPr>
-          <w:sz w:val="36"/>
-          <w:szCs w:val="36"/>
-        </w:rPr>
-      </w:pPr>
-    </w:p>
-    <w:p>
-      <w:pPr>
-        <w:jc w:val="both"/>
-        <w:rPr>
-          <w:sz w:val="36"/>
-          <w:szCs w:val="36"/>
-        </w:rPr>
-      </w:pPr>
-      <w:r>
-        <w:rPr>
-          <w:sz w:val="36"/>
-          <w:szCs w:val="36"/>
+          <w:rFonts w:ascii="Carlito" w:hAnsi="Carlito" w:cs="Carlito"/>
+          <w:sz w:val="32"/>
+          <w:szCs w:val="32"/>
+        </w:rPr>
+      </w:pPr>
+    </w:p>
+    <w:p>
+      <w:pPr>
+        <w:jc w:val="both"/>
+        <w:rPr>
+          <w:rFonts w:ascii="Carlito" w:hAnsi="Carlito" w:cs="Carlito"/>
+          <w:sz w:val="32"/>
+          <w:szCs w:val="32"/>
+        </w:rPr>
+      </w:pPr>
+      <w:r>
+        <w:rPr>
+          <w:rFonts w:ascii="Carlito" w:hAnsi="Carlito" w:cs="Carlito"/>
+          <w:sz w:val="32"/>
+          <w:szCs w:val="32"/>
         </w:rPr>
         <w:t>Step-1:</w:t>
       </w:r>
@@ -893,78 +980,88 @@
       <w:pPr>
         <w:jc w:val="both"/>
         <w:rPr>
-          <w:sz w:val="36"/>
-          <w:szCs w:val="36"/>
-        </w:rPr>
-      </w:pPr>
-      <w:r>
-        <w:rPr>
-          <w:sz w:val="36"/>
-          <w:szCs w:val="36"/>
+          <w:rFonts w:ascii="Carlito" w:hAnsi="Carlito" w:cs="Carlito"/>
+          <w:sz w:val="32"/>
+          <w:szCs w:val="32"/>
+        </w:rPr>
+      </w:pPr>
+      <w:r>
+        <w:rPr>
+          <w:rFonts w:ascii="Carlito" w:hAnsi="Carlito" w:cs="Carlito"/>
+          <w:sz w:val="32"/>
+          <w:szCs w:val="32"/>
         </w:rPr>
         <w:t># Open the workspace and click on add (</w:t>
       </w:r>
       <w:r>
         <w:rPr>
-          <w:b/>
-          <w:bCs/>
-          <w:sz w:val="36"/>
-          <w:szCs w:val="36"/>
+          <w:rFonts w:ascii="Carlito" w:hAnsi="Carlito" w:cs="Carlito"/>
+          <w:b/>
+          <w:bCs/>
+          <w:sz w:val="32"/>
+          <w:szCs w:val="32"/>
         </w:rPr>
         <w:t>+</w:t>
       </w:r>
       <w:r>
         <w:rPr>
-          <w:sz w:val="36"/>
-          <w:szCs w:val="36"/>
+          <w:rFonts w:ascii="Carlito" w:hAnsi="Carlito" w:cs="Carlito"/>
+          <w:sz w:val="32"/>
+          <w:szCs w:val="32"/>
         </w:rPr>
         <w:t xml:space="preserve"> icon). Then search for </w:t>
       </w:r>
       <w:r>
         <w:rPr>
-          <w:b/>
-          <w:bCs/>
-          <w:sz w:val="36"/>
-          <w:szCs w:val="36"/>
+          <w:rFonts w:ascii="Carlito" w:hAnsi="Carlito" w:cs="Carlito"/>
+          <w:b/>
+          <w:bCs/>
+          <w:sz w:val="32"/>
+          <w:szCs w:val="32"/>
         </w:rPr>
         <w:t>chat</w:t>
       </w:r>
       <w:r>
         <w:rPr>
-          <w:sz w:val="36"/>
-          <w:szCs w:val="36"/>
+          <w:rFonts w:ascii="Carlito" w:hAnsi="Carlito" w:cs="Carlito"/>
+          <w:sz w:val="32"/>
+          <w:szCs w:val="32"/>
         </w:rPr>
         <w:t xml:space="preserve">. From </w:t>
       </w:r>
       <w:r>
         <w:rPr>
-          <w:b/>
-          <w:bCs/>
-          <w:sz w:val="36"/>
-          <w:szCs w:val="36"/>
+          <w:rFonts w:ascii="Carlito" w:hAnsi="Carlito" w:cs="Carlito"/>
+          <w:b/>
+          <w:bCs/>
+          <w:sz w:val="32"/>
+          <w:szCs w:val="32"/>
         </w:rPr>
         <w:t>triggers</w:t>
       </w:r>
       <w:r>
         <w:rPr>
-          <w:sz w:val="36"/>
-          <w:szCs w:val="36"/>
+          <w:rFonts w:ascii="Carlito" w:hAnsi="Carlito" w:cs="Carlito"/>
+          <w:sz w:val="32"/>
+          <w:szCs w:val="32"/>
         </w:rPr>
         <w:t xml:space="preserve"> section (trigger means an event is happening like sending a message to chat bot), select </w:t>
       </w:r>
       <w:r>
         <w:rPr>
-          <w:b/>
-          <w:bCs/>
-          <w:sz w:val="36"/>
-          <w:szCs w:val="36"/>
+          <w:rFonts w:ascii="Carlito" w:hAnsi="Carlito" w:cs="Carlito"/>
+          <w:b/>
+          <w:bCs/>
+          <w:sz w:val="32"/>
+          <w:szCs w:val="32"/>
         </w:rPr>
         <w:t>on new Chat event</w:t>
       </w:r>
       <w:r>
         <w:rPr>
-          <w:sz w:val="36"/>
-          <w:szCs w:val="36"/>
+          <w:rFonts w:ascii="Carlito" w:hAnsi="Carlito" w:cs="Carlito"/>
+          <w:sz w:val="32"/>
+          <w:szCs w:val="32"/>
         </w:rPr>
         <w:t>. Close the menu for now</w:t>
       </w:r>
@@ -973,842 +1070,910 @@
       <w:pPr>
         <w:jc w:val="both"/>
         <w:rPr>
-          <w:sz w:val="36"/>
-          <w:szCs w:val="36"/>
-        </w:rPr>
-      </w:pPr>
-    </w:p>
-    <w:p>
-      <w:pPr>
-        <w:jc w:val="both"/>
-        <w:rPr>
-          <w:sz w:val="36"/>
-          <w:szCs w:val="36"/>
-        </w:rPr>
-      </w:pPr>
-      <w:r>
-        <w:rPr>
-          <w:sz w:val="36"/>
-          <w:szCs w:val="36"/>
+          <w:rFonts w:ascii="Carlito" w:hAnsi="Carlito" w:cs="Carlito"/>
+          <w:sz w:val="32"/>
+          <w:szCs w:val="32"/>
+        </w:rPr>
+      </w:pPr>
+    </w:p>
+    <w:p>
+      <w:pPr>
+        <w:jc w:val="both"/>
+        <w:rPr>
+          <w:rFonts w:ascii="Carlito" w:hAnsi="Carlito" w:cs="Carlito"/>
+          <w:sz w:val="32"/>
+          <w:szCs w:val="32"/>
+        </w:rPr>
+      </w:pPr>
+      <w:r>
+        <w:rPr>
+          <w:rFonts w:ascii="Carlito" w:hAnsi="Carlito" w:cs="Carlito"/>
+          <w:sz w:val="32"/>
+          <w:szCs w:val="32"/>
+        </w:rPr>
+        <w:t>Step-2, Test:</w:t>
+      </w:r>
+    </w:p>
+    <w:p>
+      <w:pPr>
+        <w:jc w:val="both"/>
+        <w:rPr>
+          <w:rFonts w:ascii="Carlito" w:hAnsi="Carlito" w:cs="Carlito"/>
+          <w:sz w:val="32"/>
+          <w:szCs w:val="32"/>
+        </w:rPr>
+      </w:pPr>
+      <w:r>
+        <w:rPr>
+          <w:rFonts w:ascii="Carlito" w:hAnsi="Carlito" w:cs="Carlito"/>
+          <w:sz w:val="32"/>
+          <w:szCs w:val="32"/>
+        </w:rPr>
+        <w:t xml:space="preserve"># Test the trigger by clicking on </w:t>
+      </w:r>
+      <w:r>
+        <w:rPr>
+          <w:rFonts w:ascii="Carlito" w:hAnsi="Carlito" w:cs="Carlito"/>
+          <w:b/>
+          <w:bCs/>
+          <w:sz w:val="32"/>
+          <w:szCs w:val="32"/>
+        </w:rPr>
+        <w:t>open chat</w:t>
+      </w:r>
+      <w:r>
+        <w:rPr>
+          <w:rFonts w:ascii="Carlito" w:hAnsi="Carlito" w:cs="Carlito"/>
+          <w:sz w:val="32"/>
+          <w:szCs w:val="32"/>
+        </w:rPr>
+        <w:t xml:space="preserve"> and sending </w:t>
+      </w:r>
+      <w:proofErr w:type="spellStart"/>
+      <w:r>
+        <w:rPr>
+          <w:rFonts w:ascii="Carlito" w:hAnsi="Carlito" w:cs="Carlito"/>
+          <w:b/>
+          <w:bCs/>
+          <w:sz w:val="32"/>
+          <w:szCs w:val="32"/>
+        </w:rPr>
+        <w:t>hi</w:t>
+      </w:r>
+      <w:proofErr w:type="spellEnd"/>
+      <w:r>
+        <w:rPr>
+          <w:rFonts w:ascii="Carlito" w:hAnsi="Carlito" w:cs="Carlito"/>
+          <w:sz w:val="32"/>
+          <w:szCs w:val="32"/>
+        </w:rPr>
+        <w:t xml:space="preserve">.  Since there’s no AI agent is connected it will return something like this JSON </w:t>
+      </w:r>
+      <w:r>
+        <w:rPr>
+          <w:rFonts w:ascii="Carlito" w:hAnsi="Carlito" w:cs="Carlito"/>
+          <w:sz w:val="32"/>
+          <w:szCs w:val="32"/>
+        </w:rPr>
+        <w:t>response</w:t>
+      </w:r>
+      <w:r>
+        <w:rPr>
+          <w:rFonts w:ascii="Carlito" w:hAnsi="Carlito" w:cs="Carlito"/>
+          <w:sz w:val="32"/>
+          <w:szCs w:val="32"/>
+        </w:rPr>
+        <w:t>:</w:t>
+      </w:r>
+    </w:p>
+    <w:p>
+      <w:pPr>
+        <w:jc w:val="both"/>
+        <w:rPr>
+          <w:rFonts w:ascii="Carlito" w:hAnsi="Carlito" w:cs="Carlito"/>
+          <w:b/>
+          <w:bCs/>
+          <w:sz w:val="32"/>
+          <w:szCs w:val="32"/>
+        </w:rPr>
+      </w:pPr>
+      <w:r>
+        <w:rPr>
+          <w:rFonts w:ascii="Carlito" w:hAnsi="Carlito" w:cs="Carlito"/>
+          <w:b/>
+          <w:bCs/>
+          <w:sz w:val="32"/>
+          <w:szCs w:val="32"/>
+        </w:rPr>
+        <w:t xml:space="preserve">{ </w:t>
+      </w:r>
+    </w:p>
+    <w:p>
+      <w:pPr>
+        <w:jc w:val="both"/>
+        <w:rPr>
+          <w:rFonts w:ascii="Carlito" w:hAnsi="Carlito" w:cs="Carlito"/>
+          <w:b/>
+          <w:bCs/>
+          <w:sz w:val="32"/>
+          <w:szCs w:val="32"/>
+        </w:rPr>
+      </w:pPr>
+      <w:r>
+        <w:rPr>
+          <w:rFonts w:ascii="Carlito" w:hAnsi="Carlito" w:cs="Carlito"/>
+          <w:b/>
+          <w:bCs/>
+          <w:sz w:val="32"/>
+          <w:szCs w:val="32"/>
+        </w:rPr>
+        <w:t>"action": "</w:t>
+      </w:r>
+      <w:proofErr w:type="spellStart"/>
+      <w:r>
+        <w:rPr>
+          <w:rFonts w:ascii="Carlito" w:hAnsi="Carlito" w:cs="Carlito"/>
+          <w:b/>
+          <w:bCs/>
+          <w:sz w:val="32"/>
+          <w:szCs w:val="32"/>
+        </w:rPr>
+        <w:t>sendMessage</w:t>
+      </w:r>
+      <w:proofErr w:type="spellEnd"/>
+      <w:r>
+        <w:rPr>
+          <w:rFonts w:ascii="Carlito" w:hAnsi="Carlito" w:cs="Carlito"/>
+          <w:b/>
+          <w:bCs/>
+          <w:sz w:val="32"/>
+          <w:szCs w:val="32"/>
+        </w:rPr>
+        <w:t>",</w:t>
+      </w:r>
+    </w:p>
+    <w:p>
+      <w:pPr>
+        <w:jc w:val="both"/>
+        <w:rPr>
+          <w:rFonts w:ascii="Carlito" w:hAnsi="Carlito" w:cs="Carlito"/>
+          <w:b/>
+          <w:bCs/>
+          <w:sz w:val="32"/>
+          <w:szCs w:val="32"/>
+        </w:rPr>
+      </w:pPr>
+      <w:r>
+        <w:rPr>
+          <w:rFonts w:ascii="Carlito" w:hAnsi="Carlito" w:cs="Carlito"/>
+          <w:b/>
+          <w:bCs/>
+          <w:sz w:val="32"/>
+          <w:szCs w:val="32"/>
+        </w:rPr>
+        <w:t xml:space="preserve"> "</w:t>
+      </w:r>
+      <w:proofErr w:type="spellStart"/>
+      <w:r>
+        <w:rPr>
+          <w:rFonts w:ascii="Carlito" w:hAnsi="Carlito" w:cs="Carlito"/>
+          <w:b/>
+          <w:bCs/>
+          <w:sz w:val="32"/>
+          <w:szCs w:val="32"/>
+        </w:rPr>
+        <w:t>sessionId</w:t>
+      </w:r>
+      <w:proofErr w:type="spellEnd"/>
+      <w:r>
+        <w:rPr>
+          <w:rFonts w:ascii="Carlito" w:hAnsi="Carlito" w:cs="Carlito"/>
+          <w:b/>
+          <w:bCs/>
+          <w:sz w:val="32"/>
+          <w:szCs w:val="32"/>
+        </w:rPr>
+        <w:t xml:space="preserve">": "88a9c95fe88b494194249787e888df78", </w:t>
+      </w:r>
+    </w:p>
+    <w:p>
+      <w:pPr>
+        <w:jc w:val="both"/>
+        <w:rPr>
+          <w:rFonts w:ascii="Carlito" w:hAnsi="Carlito" w:cs="Carlito"/>
+          <w:b/>
+          <w:bCs/>
+          <w:sz w:val="32"/>
+          <w:szCs w:val="32"/>
+        </w:rPr>
+      </w:pPr>
+      <w:r>
+        <w:rPr>
+          <w:rFonts w:ascii="Carlito" w:hAnsi="Carlito" w:cs="Carlito"/>
+          <w:b/>
+          <w:bCs/>
+          <w:sz w:val="32"/>
+          <w:szCs w:val="32"/>
+        </w:rPr>
+        <w:t>"</w:t>
+      </w:r>
+      <w:proofErr w:type="spellStart"/>
+      <w:r>
+        <w:rPr>
+          <w:rFonts w:ascii="Carlito" w:hAnsi="Carlito" w:cs="Carlito"/>
+          <w:b/>
+          <w:bCs/>
+          <w:sz w:val="32"/>
+          <w:szCs w:val="32"/>
+        </w:rPr>
+        <w:t>chatInput</w:t>
+      </w:r>
+      <w:proofErr w:type="spellEnd"/>
+      <w:r>
+        <w:rPr>
+          <w:rFonts w:ascii="Carlito" w:hAnsi="Carlito" w:cs="Carlito"/>
+          <w:b/>
+          <w:bCs/>
+          <w:sz w:val="32"/>
+          <w:szCs w:val="32"/>
+        </w:rPr>
+        <w:t xml:space="preserve">": "hi" </w:t>
+      </w:r>
+    </w:p>
+    <w:p>
+      <w:pPr>
+        <w:jc w:val="both"/>
+        <w:rPr>
+          <w:rFonts w:ascii="Carlito" w:hAnsi="Carlito" w:cs="Carlito"/>
+          <w:b/>
+          <w:bCs/>
+          <w:sz w:val="32"/>
+          <w:szCs w:val="32"/>
+        </w:rPr>
+      </w:pPr>
+      <w:r>
+        <w:rPr>
+          <w:rFonts w:ascii="Carlito" w:hAnsi="Carlito" w:cs="Carlito"/>
+          <w:b/>
+          <w:bCs/>
+          <w:sz w:val="32"/>
+          <w:szCs w:val="32"/>
         </w:rPr>
         <w:lastRenderedPageBreak/>
-        <w:t>Step-2, Test:</w:t>
-      </w:r>
-    </w:p>
-    <w:p>
-      <w:pPr>
-        <w:jc w:val="both"/>
-        <w:rPr>
-          <w:sz w:val="36"/>
-          <w:szCs w:val="36"/>
-        </w:rPr>
-      </w:pPr>
-      <w:r>
-        <w:rPr>
-          <w:sz w:val="36"/>
-          <w:szCs w:val="36"/>
-        </w:rPr>
-        <w:t xml:space="preserve"># Test the trigger by clicking on </w:t>
-      </w:r>
-      <w:r>
-        <w:rPr>
-          <w:b/>
-          <w:bCs/>
-          <w:sz w:val="36"/>
-          <w:szCs w:val="36"/>
-        </w:rPr>
-        <w:t>open chat</w:t>
-      </w:r>
-      <w:r>
-        <w:rPr>
-          <w:sz w:val="36"/>
-          <w:szCs w:val="36"/>
-        </w:rPr>
-        <w:t xml:space="preserve"> and sending </w:t>
+        <w:t>}</w:t>
+      </w:r>
+    </w:p>
+    <w:p>
+      <w:pPr>
+        <w:jc w:val="both"/>
+        <w:rPr>
+          <w:rFonts w:ascii="Carlito" w:hAnsi="Carlito" w:cs="Carlito"/>
+          <w:sz w:val="32"/>
+          <w:szCs w:val="32"/>
+        </w:rPr>
+      </w:pPr>
+    </w:p>
+    <w:p>
+      <w:pPr>
+        <w:jc w:val="both"/>
+        <w:rPr>
+          <w:rFonts w:ascii="Carlito" w:hAnsi="Carlito" w:cs="Carlito"/>
+          <w:sz w:val="32"/>
+          <w:szCs w:val="32"/>
+        </w:rPr>
+      </w:pPr>
+      <w:r>
+        <w:rPr>
+          <w:rFonts w:ascii="Carlito" w:hAnsi="Carlito" w:cs="Carlito"/>
+          <w:sz w:val="32"/>
+          <w:szCs w:val="32"/>
+        </w:rPr>
+        <w:t>Step-3, Connect AI-Agent:</w:t>
+      </w:r>
+    </w:p>
+    <w:p>
+      <w:pPr>
+        <w:jc w:val="both"/>
+        <w:rPr>
+          <w:rFonts w:ascii="Carlito" w:hAnsi="Carlito" w:cs="Carlito"/>
+          <w:sz w:val="32"/>
+          <w:szCs w:val="32"/>
+        </w:rPr>
+      </w:pPr>
+      <w:r>
+        <w:rPr>
+          <w:rFonts w:ascii="Carlito" w:hAnsi="Carlito" w:cs="Carlito"/>
+          <w:sz w:val="32"/>
+          <w:szCs w:val="32"/>
+        </w:rPr>
+        <w:t xml:space="preserve"># Go to add and search </w:t>
+      </w:r>
+      <w:r>
+        <w:rPr>
+          <w:rFonts w:ascii="Carlito" w:hAnsi="Carlito" w:cs="Carlito"/>
+          <w:b/>
+          <w:bCs/>
+          <w:sz w:val="32"/>
+          <w:szCs w:val="32"/>
+        </w:rPr>
+        <w:t>AI Agent</w:t>
+      </w:r>
+      <w:r>
+        <w:rPr>
+          <w:rFonts w:ascii="Carlito" w:hAnsi="Carlito" w:cs="Carlito"/>
+          <w:sz w:val="32"/>
+          <w:szCs w:val="32"/>
+        </w:rPr>
+        <w:t>. Then select the first one. And for now, close the menu. Connect the chats point with left side of AI agent. Remember, left-side is input and right-side is output</w:t>
+      </w:r>
+    </w:p>
+    <w:p>
+      <w:pPr>
+        <w:jc w:val="both"/>
+        <w:rPr>
+          <w:rFonts w:ascii="Carlito" w:hAnsi="Carlito" w:cs="Carlito"/>
+          <w:sz w:val="32"/>
+          <w:szCs w:val="32"/>
+        </w:rPr>
+      </w:pPr>
+    </w:p>
+    <w:p>
+      <w:pPr>
+        <w:jc w:val="both"/>
+        <w:rPr>
+          <w:rFonts w:ascii="Carlito" w:hAnsi="Carlito" w:cs="Carlito"/>
+          <w:sz w:val="32"/>
+          <w:szCs w:val="32"/>
+        </w:rPr>
+      </w:pPr>
+      <w:r>
+        <w:rPr>
+          <w:rFonts w:ascii="Carlito" w:hAnsi="Carlito" w:cs="Carlito"/>
+          <w:sz w:val="32"/>
+          <w:szCs w:val="32"/>
+        </w:rPr>
+        <w:t>Step-4, Connect Chat Model to AI-Agent:</w:t>
+      </w:r>
+    </w:p>
+    <w:p>
+      <w:pPr>
+        <w:jc w:val="both"/>
+        <w:rPr>
+          <w:rFonts w:ascii="Carlito" w:hAnsi="Carlito" w:cs="Carlito"/>
+          <w:sz w:val="32"/>
+          <w:szCs w:val="32"/>
+        </w:rPr>
+      </w:pPr>
+      <w:r>
+        <w:rPr>
+          <w:rFonts w:ascii="Carlito" w:hAnsi="Carlito" w:cs="Carlito"/>
+          <w:sz w:val="32"/>
+          <w:szCs w:val="32"/>
+        </w:rPr>
+        <w:t xml:space="preserve"># Click on </w:t>
+      </w:r>
+      <w:r>
+        <w:rPr>
+          <w:rFonts w:ascii="Carlito" w:hAnsi="Carlito" w:cs="Carlito"/>
+          <w:b/>
+          <w:bCs/>
+          <w:sz w:val="32"/>
+          <w:szCs w:val="32"/>
+        </w:rPr>
+        <w:t>AI Agent</w:t>
+      </w:r>
+      <w:r>
+        <w:rPr>
+          <w:rFonts w:ascii="Carlito" w:hAnsi="Carlito" w:cs="Carlito"/>
+          <w:sz w:val="32"/>
+          <w:szCs w:val="32"/>
+        </w:rPr>
+        <w:t xml:space="preserve">’s Chat Model. Search for </w:t>
       </w:r>
       <w:proofErr w:type="spellStart"/>
       <w:r>
         <w:rPr>
-          <w:b/>
-          <w:bCs/>
-          <w:sz w:val="36"/>
-          <w:szCs w:val="36"/>
-        </w:rPr>
-        <w:t>hi</w:t>
+          <w:rFonts w:ascii="Carlito" w:hAnsi="Carlito" w:cs="Carlito"/>
+          <w:b/>
+          <w:bCs/>
+          <w:sz w:val="32"/>
+          <w:szCs w:val="32"/>
+        </w:rPr>
+        <w:t>Groq</w:t>
       </w:r>
       <w:proofErr w:type="spellEnd"/>
       <w:r>
         <w:rPr>
-          <w:sz w:val="36"/>
-          <w:szCs w:val="36"/>
-        </w:rPr>
-        <w:t xml:space="preserve">.  Since there’s no AI agent is connected it will return something like this JSON </w:t>
-      </w:r>
-      <w:r>
-        <w:rPr>
-          <w:sz w:val="36"/>
-          <w:szCs w:val="36"/>
-        </w:rPr>
-        <w:t>response</w:t>
-      </w:r>
-      <w:r>
-        <w:rPr>
-          <w:sz w:val="36"/>
-          <w:szCs w:val="36"/>
-        </w:rPr>
-        <w:t>:</w:t>
-      </w:r>
-    </w:p>
-    <w:p>
-      <w:pPr>
-        <w:jc w:val="both"/>
-        <w:rPr>
-          <w:b/>
-          <w:bCs/>
-          <w:sz w:val="36"/>
-          <w:szCs w:val="36"/>
-        </w:rPr>
-      </w:pPr>
-      <w:r>
-        <w:rPr>
-          <w:b/>
-          <w:bCs/>
-          <w:sz w:val="36"/>
-          <w:szCs w:val="36"/>
-        </w:rPr>
-        <w:t xml:space="preserve">{ </w:t>
-      </w:r>
-    </w:p>
-    <w:p>
-      <w:pPr>
-        <w:jc w:val="both"/>
-        <w:rPr>
-          <w:b/>
-          <w:bCs/>
-          <w:sz w:val="36"/>
-          <w:szCs w:val="36"/>
-        </w:rPr>
-      </w:pPr>
-      <w:r>
-        <w:rPr>
-          <w:b/>
-          <w:bCs/>
-          <w:sz w:val="36"/>
-          <w:szCs w:val="36"/>
-        </w:rPr>
-        <w:t>"action": "</w:t>
+          <w:rFonts w:ascii="Carlito" w:hAnsi="Carlito" w:cs="Carlito"/>
+          <w:sz w:val="32"/>
+          <w:szCs w:val="32"/>
+        </w:rPr>
+        <w:t xml:space="preserve"> (its free) and select the first one. After that when the menu is open, we have to setup credentials, go to </w:t>
+      </w:r>
+      <w:r>
+        <w:rPr>
+          <w:rFonts w:ascii="Carlito" w:hAnsi="Carlito" w:cs="Carlito"/>
+          <w:b/>
+          <w:bCs/>
+          <w:sz w:val="32"/>
+          <w:szCs w:val="32"/>
+        </w:rPr>
+        <w:t>Groq.com</w:t>
+      </w:r>
+      <w:r>
+        <w:rPr>
+          <w:rFonts w:ascii="Carlito" w:hAnsi="Carlito" w:cs="Carlito"/>
+          <w:sz w:val="32"/>
+          <w:szCs w:val="32"/>
+        </w:rPr>
+        <w:t xml:space="preserve"> and create an account and API key. Paste that API key in credentials</w:t>
+      </w:r>
+    </w:p>
+    <w:p>
+      <w:pPr>
+        <w:jc w:val="both"/>
+        <w:rPr>
+          <w:rFonts w:ascii="Carlito" w:hAnsi="Carlito" w:cs="Carlito"/>
+          <w:sz w:val="32"/>
+          <w:szCs w:val="32"/>
+        </w:rPr>
+      </w:pPr>
+      <w:r>
+        <w:rPr>
+          <w:rFonts w:ascii="Carlito" w:hAnsi="Carlito" w:cs="Carlito"/>
+          <w:sz w:val="32"/>
+          <w:szCs w:val="32"/>
+        </w:rPr>
+        <w:t xml:space="preserve"># Finally, select </w:t>
+      </w:r>
+      <w:r>
+        <w:rPr>
+          <w:rFonts w:ascii="Carlito" w:hAnsi="Carlito" w:cs="Carlito"/>
+          <w:b/>
+          <w:bCs/>
+          <w:sz w:val="32"/>
+          <w:szCs w:val="32"/>
+        </w:rPr>
+        <w:t>meta-llama/llama-4-scout-17b-16e-instruct</w:t>
+      </w:r>
+      <w:r>
+        <w:rPr>
+          <w:rFonts w:ascii="Carlito" w:hAnsi="Carlito" w:cs="Carlito"/>
+          <w:sz w:val="32"/>
+          <w:szCs w:val="32"/>
+        </w:rPr>
+        <w:t xml:space="preserve"> model which is free, powerful and support both English and Bangla</w:t>
+      </w:r>
+    </w:p>
+    <w:p>
+      <w:pPr>
+        <w:jc w:val="both"/>
+        <w:rPr>
+          <w:rFonts w:ascii="Carlito" w:hAnsi="Carlito" w:cs="Carlito"/>
+          <w:sz w:val="32"/>
+          <w:szCs w:val="32"/>
+        </w:rPr>
+      </w:pPr>
+    </w:p>
+    <w:p>
+      <w:pPr>
+        <w:jc w:val="both"/>
+        <w:rPr>
+          <w:rFonts w:ascii="Carlito" w:hAnsi="Carlito" w:cs="Carlito"/>
+          <w:sz w:val="32"/>
+          <w:szCs w:val="32"/>
+        </w:rPr>
+      </w:pPr>
+      <w:r>
+        <w:rPr>
+          <w:rFonts w:ascii="Carlito" w:hAnsi="Carlito" w:cs="Carlito"/>
+          <w:sz w:val="32"/>
+          <w:szCs w:val="32"/>
+        </w:rPr>
+        <w:t>Step-5, Setup Prompt:</w:t>
+      </w:r>
+    </w:p>
+    <w:p>
+      <w:pPr>
+        <w:jc w:val="both"/>
+        <w:rPr>
+          <w:rFonts w:ascii="Carlito" w:hAnsi="Carlito" w:cs="Carlito"/>
+          <w:sz w:val="32"/>
+          <w:szCs w:val="32"/>
+        </w:rPr>
+      </w:pPr>
+      <w:r>
+        <w:rPr>
+          <w:rFonts w:ascii="Carlito" w:hAnsi="Carlito" w:cs="Carlito"/>
+          <w:sz w:val="32"/>
+          <w:szCs w:val="32"/>
+        </w:rPr>
+        <w:t xml:space="preserve"># Click on </w:t>
+      </w:r>
+      <w:r>
+        <w:rPr>
+          <w:rFonts w:ascii="Carlito" w:hAnsi="Carlito" w:cs="Carlito"/>
+          <w:b/>
+          <w:bCs/>
+          <w:sz w:val="32"/>
+          <w:szCs w:val="32"/>
+        </w:rPr>
+        <w:t>AI Agent</w:t>
+      </w:r>
+      <w:r>
+        <w:rPr>
+          <w:rFonts w:ascii="Carlito" w:hAnsi="Carlito" w:cs="Carlito"/>
+          <w:sz w:val="32"/>
+          <w:szCs w:val="32"/>
+        </w:rPr>
+        <w:t xml:space="preserve"> then in </w:t>
+      </w:r>
+      <w:r>
+        <w:rPr>
+          <w:rFonts w:ascii="Carlito" w:hAnsi="Carlito" w:cs="Carlito"/>
+          <w:b/>
+          <w:bCs/>
+          <w:sz w:val="32"/>
+          <w:szCs w:val="32"/>
+        </w:rPr>
+        <w:t>Source for Prompt</w:t>
+      </w:r>
+      <w:r>
+        <w:rPr>
+          <w:rFonts w:ascii="Carlito" w:hAnsi="Carlito" w:cs="Carlito"/>
+          <w:sz w:val="32"/>
+          <w:szCs w:val="32"/>
+        </w:rPr>
+        <w:t xml:space="preserve"> select </w:t>
+      </w:r>
+      <w:r>
+        <w:rPr>
+          <w:rFonts w:ascii="Carlito" w:hAnsi="Carlito" w:cs="Carlito"/>
+          <w:b/>
+          <w:bCs/>
+          <w:sz w:val="32"/>
+          <w:szCs w:val="32"/>
+        </w:rPr>
+        <w:t>Define Below</w:t>
+      </w:r>
+      <w:r>
+        <w:rPr>
+          <w:rFonts w:ascii="Carlito" w:hAnsi="Carlito" w:cs="Carlito"/>
+          <w:sz w:val="32"/>
+          <w:szCs w:val="32"/>
+        </w:rPr>
+        <w:t xml:space="preserve">. </w:t>
+      </w:r>
+    </w:p>
+    <w:p>
+      <w:pPr>
+        <w:jc w:val="both"/>
+        <w:rPr>
+          <w:rFonts w:ascii="Carlito" w:hAnsi="Carlito" w:cs="Carlito"/>
+          <w:sz w:val="32"/>
+          <w:szCs w:val="32"/>
+        </w:rPr>
+      </w:pPr>
+      <w:r>
+        <w:rPr>
+          <w:rFonts w:ascii="Carlito" w:hAnsi="Carlito" w:cs="Carlito"/>
+          <w:sz w:val="32"/>
+          <w:szCs w:val="32"/>
+        </w:rPr>
+        <w:t xml:space="preserve"># Then in the </w:t>
+      </w:r>
+      <w:r>
+        <w:rPr>
+          <w:rFonts w:ascii="Carlito" w:hAnsi="Carlito" w:cs="Carlito"/>
+          <w:b/>
+          <w:bCs/>
+          <w:sz w:val="32"/>
+          <w:szCs w:val="32"/>
+        </w:rPr>
+        <w:t>Prompt</w:t>
+      </w:r>
+      <w:r>
+        <w:rPr>
+          <w:rFonts w:ascii="Carlito" w:hAnsi="Carlito" w:cs="Carlito"/>
+          <w:sz w:val="32"/>
+          <w:szCs w:val="32"/>
+        </w:rPr>
+        <w:t xml:space="preserve"> section, write our prompt like “</w:t>
+      </w:r>
+      <w:r>
+        <w:rPr>
+          <w:rFonts w:ascii="Carlito" w:hAnsi="Carlito" w:cs="Carlito"/>
+          <w:b/>
+          <w:bCs/>
+          <w:sz w:val="32"/>
+          <w:szCs w:val="32"/>
+        </w:rPr>
+        <w:t>You are a doctor</w:t>
+      </w:r>
+      <w:r>
+        <w:rPr>
+          <w:rFonts w:ascii="Carlito" w:hAnsi="Carlito" w:cs="Carlito"/>
+          <w:b/>
+          <w:bCs/>
+          <w:sz w:val="32"/>
+          <w:szCs w:val="32"/>
+        </w:rPr>
+        <w:t xml:space="preserve"> and ….</w:t>
+      </w:r>
+      <w:r>
+        <w:rPr>
+          <w:rFonts w:ascii="Carlito" w:hAnsi="Carlito" w:cs="Carlito"/>
+          <w:sz w:val="32"/>
+          <w:szCs w:val="32"/>
+        </w:rPr>
+        <w:t xml:space="preserve">” and then from the left side drag-and-drop </w:t>
       </w:r>
       <w:proofErr w:type="spellStart"/>
       <w:r>
         <w:rPr>
-          <w:b/>
-          <w:bCs/>
-          <w:sz w:val="36"/>
-          <w:szCs w:val="36"/>
-        </w:rPr>
-        <w:t>sendMessage</w:t>
+          <w:rFonts w:ascii="Carlito" w:hAnsi="Carlito" w:cs="Carlito"/>
+          <w:b/>
+          <w:bCs/>
+          <w:sz w:val="32"/>
+          <w:szCs w:val="32"/>
+        </w:rPr>
+        <w:t>chatInput</w:t>
       </w:r>
       <w:proofErr w:type="spellEnd"/>
       <w:r>
         <w:rPr>
-          <w:b/>
-          <w:bCs/>
-          <w:sz w:val="36"/>
-          <w:szCs w:val="36"/>
-        </w:rPr>
-        <w:t>",</w:t>
-      </w:r>
-    </w:p>
-    <w:p>
-      <w:pPr>
-        <w:jc w:val="both"/>
-        <w:rPr>
-          <w:b/>
-          <w:bCs/>
-          <w:sz w:val="36"/>
-          <w:szCs w:val="36"/>
-        </w:rPr>
-      </w:pPr>
-      <w:r>
-        <w:rPr>
-          <w:b/>
-          <w:bCs/>
-          <w:sz w:val="36"/>
-          <w:szCs w:val="36"/>
-        </w:rPr>
-        <w:t xml:space="preserve"> "</w:t>
+          <w:rFonts w:ascii="Carlito" w:hAnsi="Carlito" w:cs="Carlito"/>
+          <w:b/>
+          <w:bCs/>
+          <w:sz w:val="32"/>
+          <w:szCs w:val="32"/>
+        </w:rPr>
+        <w:t xml:space="preserve"> </w:t>
+      </w:r>
+      <w:r>
+        <w:rPr>
+          <w:rFonts w:ascii="Carlito" w:hAnsi="Carlito" w:cs="Carlito"/>
+          <w:sz w:val="32"/>
+          <w:szCs w:val="32"/>
+        </w:rPr>
+        <w:t xml:space="preserve">in the Prompt section. Finally click on </w:t>
+      </w:r>
+      <w:r>
+        <w:rPr>
+          <w:rFonts w:ascii="Carlito" w:hAnsi="Carlito" w:cs="Carlito"/>
+          <w:b/>
+          <w:bCs/>
+          <w:sz w:val="32"/>
+          <w:szCs w:val="32"/>
+        </w:rPr>
+        <w:t>Execute step</w:t>
+      </w:r>
+      <w:r>
+        <w:rPr>
+          <w:rFonts w:ascii="Carlito" w:hAnsi="Carlito" w:cs="Carlito"/>
+          <w:sz w:val="32"/>
+          <w:szCs w:val="32"/>
+        </w:rPr>
+        <w:t xml:space="preserve"> (if message not sent it will ask us to send a message)</w:t>
+      </w:r>
+    </w:p>
+    <w:p>
+      <w:pPr>
+        <w:jc w:val="both"/>
+        <w:rPr>
+          <w:rFonts w:ascii="Carlito" w:hAnsi="Carlito" w:cs="Carlito"/>
+          <w:sz w:val="32"/>
+          <w:szCs w:val="32"/>
+        </w:rPr>
+      </w:pPr>
+    </w:p>
+    <w:p>
+      <w:pPr>
+        <w:jc w:val="both"/>
+        <w:rPr>
+          <w:rFonts w:ascii="Carlito" w:hAnsi="Carlito" w:cs="Carlito"/>
+          <w:sz w:val="32"/>
+          <w:szCs w:val="32"/>
+        </w:rPr>
+      </w:pPr>
+      <w:r>
+        <w:rPr>
+          <w:rFonts w:ascii="Carlito" w:hAnsi="Carlito" w:cs="Carlito"/>
+          <w:sz w:val="32"/>
+          <w:szCs w:val="32"/>
+        </w:rPr>
+        <w:t>Step-6, Publish:</w:t>
+      </w:r>
+    </w:p>
+    <w:p>
+      <w:pPr>
+        <w:jc w:val="both"/>
+        <w:rPr>
+          <w:rFonts w:ascii="Carlito" w:hAnsi="Carlito" w:cs="Carlito"/>
+          <w:sz w:val="32"/>
+          <w:szCs w:val="32"/>
+        </w:rPr>
+      </w:pPr>
+      <w:r>
+        <w:rPr>
+          <w:rFonts w:ascii="Carlito" w:hAnsi="Carlito" w:cs="Carlito"/>
+          <w:sz w:val="32"/>
+          <w:szCs w:val="32"/>
+        </w:rPr>
+        <w:t># Click on</w:t>
+      </w:r>
+      <w:r>
+        <w:rPr>
+          <w:rFonts w:ascii="Carlito" w:hAnsi="Carlito" w:cs="Carlito"/>
+          <w:b/>
+          <w:bCs/>
+          <w:sz w:val="32"/>
+          <w:szCs w:val="32"/>
+        </w:rPr>
+        <w:t xml:space="preserve"> chat</w:t>
+      </w:r>
+      <w:r>
+        <w:rPr>
+          <w:rFonts w:ascii="Carlito" w:hAnsi="Carlito" w:cs="Carlito"/>
+          <w:sz w:val="32"/>
+          <w:szCs w:val="32"/>
+        </w:rPr>
+        <w:t xml:space="preserve"> and enable </w:t>
+      </w:r>
+      <w:r>
+        <w:rPr>
+          <w:rFonts w:ascii="Carlito" w:hAnsi="Carlito" w:cs="Carlito"/>
+          <w:b/>
+          <w:bCs/>
+          <w:sz w:val="32"/>
+          <w:szCs w:val="32"/>
+        </w:rPr>
+        <w:t>Make Chat Publicly Available</w:t>
+      </w:r>
+      <w:r>
+        <w:rPr>
+          <w:rFonts w:ascii="Carlito" w:hAnsi="Carlito" w:cs="Carlito"/>
+          <w:sz w:val="32"/>
+          <w:szCs w:val="32"/>
+        </w:rPr>
+        <w:t xml:space="preserve"> Copy the link by just tapping on it.</w:t>
+      </w:r>
+    </w:p>
+    <w:p>
+      <w:pPr>
+        <w:jc w:val="both"/>
+        <w:rPr>
+          <w:rFonts w:ascii="Carlito" w:hAnsi="Carlito" w:cs="Carlito"/>
+          <w:sz w:val="32"/>
+          <w:szCs w:val="32"/>
+        </w:rPr>
+      </w:pPr>
+      <w:r>
+        <w:rPr>
+          <w:rFonts w:ascii="Carlito" w:hAnsi="Carlito" w:cs="Carlito"/>
+          <w:sz w:val="32"/>
+          <w:szCs w:val="32"/>
+        </w:rPr>
+        <w:lastRenderedPageBreak/>
+        <w:t># Then finally in workspace on the very top right side, hit Publish. Our chat bot is public now. Go to the copied link in a browser and talk to it</w:t>
+      </w:r>
+    </w:p>
+    <w:p>
+      <w:pPr>
+        <w:jc w:val="both"/>
+        <w:rPr>
+          <w:rFonts w:ascii="Carlito" w:hAnsi="Carlito" w:cs="Carlito"/>
+          <w:sz w:val="32"/>
+          <w:szCs w:val="32"/>
+        </w:rPr>
+      </w:pPr>
+      <w:r>
+        <w:rPr>
+          <w:rFonts w:ascii="Carlito" w:hAnsi="Carlito" w:cs="Carlito"/>
+          <w:sz w:val="32"/>
+          <w:szCs w:val="32"/>
+        </w:rPr>
+        <w:t># Unpublish by clicking on the side down arrow of publish</w:t>
+      </w:r>
+    </w:p>
+    <w:p>
+      <w:pPr>
+        <w:jc w:val="both"/>
+        <w:rPr>
+          <w:rFonts w:ascii="Carlito" w:hAnsi="Carlito" w:cs="Carlito"/>
+          <w:sz w:val="32"/>
+          <w:szCs w:val="32"/>
+        </w:rPr>
+      </w:pPr>
+    </w:p>
+    <w:p>
+      <w:pPr>
+        <w:jc w:val="both"/>
+        <w:rPr>
+          <w:rFonts w:ascii="Carlito" w:hAnsi="Carlito" w:cs="Carlito"/>
+          <w:sz w:val="32"/>
+          <w:szCs w:val="32"/>
+        </w:rPr>
+      </w:pPr>
+      <w:r>
+        <w:rPr>
+          <w:rFonts w:ascii="Carlito" w:hAnsi="Carlito" w:cs="Carlito"/>
+          <w:sz w:val="32"/>
+          <w:szCs w:val="32"/>
+        </w:rPr>
+        <w:t>Downloading Workflow:</w:t>
+      </w:r>
+    </w:p>
+    <w:p>
+      <w:pPr>
+        <w:jc w:val="both"/>
+        <w:rPr>
+          <w:rFonts w:ascii="Carlito" w:hAnsi="Carlito" w:cs="Carlito"/>
+          <w:sz w:val="32"/>
+          <w:szCs w:val="32"/>
+        </w:rPr>
+      </w:pPr>
+      <w:r>
+        <w:rPr>
+          <w:rFonts w:ascii="Carlito" w:hAnsi="Carlito" w:cs="Carlito"/>
+          <w:sz w:val="32"/>
+          <w:szCs w:val="32"/>
+        </w:rPr>
+        <w:t xml:space="preserve"># Just go to work space of the workflow and on </w:t>
       </w:r>
       <w:proofErr w:type="spellStart"/>
       <w:r>
         <w:rPr>
-          <w:b/>
-          <w:bCs/>
-          <w:sz w:val="36"/>
-          <w:szCs w:val="36"/>
-        </w:rPr>
-        <w:t>sessionId</w:t>
+          <w:rFonts w:ascii="Carlito" w:hAnsi="Carlito" w:cs="Carlito"/>
+          <w:sz w:val="32"/>
+          <w:szCs w:val="32"/>
+        </w:rPr>
+        <w:t>then</w:t>
       </w:r>
       <w:proofErr w:type="spellEnd"/>
       <w:r>
         <w:rPr>
-          <w:b/>
-          <w:bCs/>
-          <w:sz w:val="36"/>
-          <w:szCs w:val="36"/>
-        </w:rPr>
-        <w:t xml:space="preserve">": "88a9c95fe88b494194249787e888df78", </w:t>
-      </w:r>
-    </w:p>
-    <w:p>
-      <w:pPr>
-        <w:jc w:val="both"/>
-        <w:rPr>
-          <w:b/>
-          <w:bCs/>
-          <w:sz w:val="36"/>
-          <w:szCs w:val="36"/>
-        </w:rPr>
-      </w:pPr>
-      <w:r>
-        <w:rPr>
-          <w:b/>
-          <w:bCs/>
-          <w:sz w:val="36"/>
-          <w:szCs w:val="36"/>
-        </w:rPr>
-        <w:t>"</w:t>
+          <w:rFonts w:ascii="Carlito" w:hAnsi="Carlito" w:cs="Carlito"/>
+          <w:sz w:val="32"/>
+          <w:szCs w:val="32"/>
+        </w:rPr>
+        <w:t xml:space="preserve"> very top-right side, click on three dots and hit </w:t>
+      </w:r>
+      <w:r>
+        <w:rPr>
+          <w:rFonts w:ascii="Carlito" w:hAnsi="Carlito" w:cs="Carlito"/>
+          <w:b/>
+          <w:bCs/>
+          <w:sz w:val="32"/>
+          <w:szCs w:val="32"/>
+        </w:rPr>
+        <w:t>Download</w:t>
+      </w:r>
+      <w:r>
+        <w:rPr>
+          <w:rFonts w:ascii="Carlito" w:hAnsi="Carlito" w:cs="Carlito"/>
+          <w:sz w:val="32"/>
+          <w:szCs w:val="32"/>
+        </w:rPr>
+        <w:t xml:space="preserve">. It will be downloaded as a JSON file (like </w:t>
       </w:r>
       <w:proofErr w:type="spellStart"/>
       <w:r>
         <w:rPr>
-          <w:b/>
-          <w:bCs/>
-          <w:sz w:val="36"/>
-          <w:szCs w:val="36"/>
-        </w:rPr>
-        <w:t>chatInput</w:t>
+          <w:rFonts w:ascii="Carlito" w:hAnsi="Carlito" w:cs="Carlito"/>
+          <w:b/>
+          <w:bCs/>
+          <w:sz w:val="32"/>
+          <w:szCs w:val="32"/>
+        </w:rPr>
+        <w:t>Fire.json</w:t>
       </w:r>
       <w:proofErr w:type="spellEnd"/>
       <w:r>
         <w:rPr>
-          <w:b/>
-          <w:bCs/>
-          <w:sz w:val="36"/>
-          <w:szCs w:val="36"/>
-        </w:rPr>
-        <w:t xml:space="preserve">": "hi" </w:t>
-      </w:r>
-    </w:p>
-    <w:p>
-      <w:pPr>
-        <w:jc w:val="both"/>
-        <w:rPr>
-          <w:b/>
-          <w:bCs/>
-          <w:sz w:val="36"/>
-          <w:szCs w:val="36"/>
-        </w:rPr>
-      </w:pPr>
-      <w:r>
-        <w:rPr>
-          <w:b/>
-          <w:bCs/>
-          <w:sz w:val="36"/>
-          <w:szCs w:val="36"/>
-        </w:rPr>
-        <w:t>}</w:t>
-      </w:r>
-    </w:p>
-    <w:p>
-      <w:pPr>
-        <w:jc w:val="both"/>
-        <w:rPr>
-          <w:sz w:val="36"/>
-          <w:szCs w:val="36"/>
-        </w:rPr>
-      </w:pPr>
-    </w:p>
-    <w:p>
-      <w:pPr>
-        <w:jc w:val="both"/>
-        <w:rPr>
-          <w:sz w:val="36"/>
-          <w:szCs w:val="36"/>
-        </w:rPr>
-      </w:pPr>
-      <w:r>
-        <w:rPr>
-          <w:sz w:val="36"/>
-          <w:szCs w:val="36"/>
-        </w:rPr>
-        <w:t>Step-3, Connect AI-Agent:</w:t>
-      </w:r>
-    </w:p>
-    <w:p>
-      <w:pPr>
-        <w:jc w:val="both"/>
-        <w:rPr>
-          <w:sz w:val="36"/>
-          <w:szCs w:val="36"/>
-        </w:rPr>
-      </w:pPr>
-      <w:r>
-        <w:rPr>
-          <w:sz w:val="36"/>
-          <w:szCs w:val="36"/>
-        </w:rPr>
-        <w:t xml:space="preserve"># Go to add and search </w:t>
-      </w:r>
-      <w:r>
-        <w:rPr>
-          <w:b/>
-          <w:bCs/>
-          <w:sz w:val="36"/>
-          <w:szCs w:val="36"/>
-        </w:rPr>
-        <w:t>AI Agent</w:t>
-      </w:r>
-      <w:r>
-        <w:rPr>
-          <w:sz w:val="36"/>
-          <w:szCs w:val="36"/>
-        </w:rPr>
-        <w:t>. Then select the first one. And for now, close the menu. Connect the chats point with left side of AI agent. Remember, left-side is input and right-side is output</w:t>
-      </w:r>
-    </w:p>
-    <w:p>
-      <w:pPr>
-        <w:jc w:val="both"/>
-        <w:rPr>
-          <w:sz w:val="36"/>
-          <w:szCs w:val="36"/>
-        </w:rPr>
-      </w:pPr>
-    </w:p>
-    <w:p>
-      <w:pPr>
-        <w:jc w:val="both"/>
-        <w:rPr>
-          <w:sz w:val="36"/>
-          <w:szCs w:val="36"/>
-        </w:rPr>
-      </w:pPr>
-      <w:r>
-        <w:rPr>
-          <w:sz w:val="36"/>
-          <w:szCs w:val="36"/>
-        </w:rPr>
-        <w:t>Step-4, Connect Chat Model to AI-Agent:</w:t>
-      </w:r>
-    </w:p>
-    <w:p>
-      <w:pPr>
-        <w:jc w:val="both"/>
-        <w:rPr>
-          <w:sz w:val="36"/>
-          <w:szCs w:val="36"/>
-        </w:rPr>
-      </w:pPr>
-      <w:r>
-        <w:rPr>
-          <w:sz w:val="36"/>
-          <w:szCs w:val="36"/>
-        </w:rPr>
-        <w:t xml:space="preserve"># Click on </w:t>
-      </w:r>
-      <w:r>
-        <w:rPr>
-          <w:b/>
-          <w:bCs/>
-          <w:sz w:val="36"/>
-          <w:szCs w:val="36"/>
-        </w:rPr>
-        <w:t>AI Agent</w:t>
-      </w:r>
-      <w:r>
-        <w:rPr>
-          <w:sz w:val="36"/>
-          <w:szCs w:val="36"/>
-        </w:rPr>
-        <w:t xml:space="preserve">’s Chat Model. Search for </w:t>
-      </w:r>
-      <w:proofErr w:type="spellStart"/>
-      <w:r>
-        <w:rPr>
-          <w:b/>
-          <w:bCs/>
-          <w:sz w:val="36"/>
-          <w:szCs w:val="36"/>
-        </w:rPr>
-        <w:t>Groq</w:t>
-      </w:r>
-      <w:proofErr w:type="spellEnd"/>
-      <w:r>
-        <w:rPr>
-          <w:sz w:val="36"/>
-          <w:szCs w:val="36"/>
-        </w:rPr>
-        <w:t xml:space="preserve"> (its free) and select the first one. After that when the menu is open, we have to setup credentials, go to </w:t>
-      </w:r>
-      <w:r>
-        <w:rPr>
-          <w:b/>
-          <w:bCs/>
-          <w:sz w:val="36"/>
-          <w:szCs w:val="36"/>
-        </w:rPr>
-        <w:t>Groq.com</w:t>
-      </w:r>
-      <w:r>
-        <w:rPr>
-          <w:sz w:val="36"/>
-          <w:szCs w:val="36"/>
-        </w:rPr>
-        <w:t xml:space="preserve"> and create an account and API key. Paste that API key in credentials</w:t>
-      </w:r>
-    </w:p>
-    <w:p>
-      <w:pPr>
-        <w:jc w:val="both"/>
-        <w:rPr>
-          <w:sz w:val="36"/>
-          <w:szCs w:val="36"/>
-        </w:rPr>
-      </w:pPr>
-      <w:r>
-        <w:rPr>
-          <w:sz w:val="36"/>
-          <w:szCs w:val="36"/>
-        </w:rPr>
-        <w:lastRenderedPageBreak/>
-        <w:t xml:space="preserve"># Finally, select </w:t>
-      </w:r>
-      <w:r>
-        <w:rPr>
-          <w:b/>
-          <w:bCs/>
-          <w:sz w:val="36"/>
-          <w:szCs w:val="36"/>
-        </w:rPr>
-        <w:t>meta-llama/llama-4-scout-17b-16e-instruct</w:t>
-      </w:r>
-      <w:r>
-        <w:rPr>
-          <w:sz w:val="36"/>
-          <w:szCs w:val="36"/>
-        </w:rPr>
-        <w:t xml:space="preserve"> model which is free, powerful and support both English and Bangla</w:t>
-      </w:r>
-    </w:p>
-    <w:p>
-      <w:pPr>
-        <w:jc w:val="both"/>
-        <w:rPr>
-          <w:sz w:val="36"/>
-          <w:szCs w:val="36"/>
-        </w:rPr>
-      </w:pPr>
-    </w:p>
-    <w:p>
-      <w:pPr>
-        <w:jc w:val="both"/>
-        <w:rPr>
-          <w:sz w:val="36"/>
-          <w:szCs w:val="36"/>
-        </w:rPr>
-      </w:pPr>
-      <w:r>
-        <w:rPr>
-          <w:sz w:val="36"/>
-          <w:szCs w:val="36"/>
-        </w:rPr>
-        <w:t>Step-5, Setup Prompt:</w:t>
-      </w:r>
-    </w:p>
-    <w:p>
-      <w:pPr>
-        <w:jc w:val="both"/>
-        <w:rPr>
-          <w:sz w:val="36"/>
-          <w:szCs w:val="36"/>
-        </w:rPr>
-      </w:pPr>
-      <w:r>
-        <w:rPr>
-          <w:sz w:val="36"/>
-          <w:szCs w:val="36"/>
-        </w:rPr>
-        <w:t xml:space="preserve"># Click on </w:t>
-      </w:r>
-      <w:r>
-        <w:rPr>
-          <w:b/>
-          <w:bCs/>
-          <w:sz w:val="36"/>
-          <w:szCs w:val="36"/>
-        </w:rPr>
-        <w:t>AI Agent</w:t>
-      </w:r>
-      <w:r>
-        <w:rPr>
-          <w:sz w:val="36"/>
-          <w:szCs w:val="36"/>
-        </w:rPr>
-        <w:t xml:space="preserve"> then in </w:t>
-      </w:r>
-      <w:r>
-        <w:rPr>
-          <w:b/>
-          <w:bCs/>
-          <w:sz w:val="36"/>
-          <w:szCs w:val="36"/>
-        </w:rPr>
-        <w:t>Source for Prompt</w:t>
-      </w:r>
-      <w:r>
-        <w:rPr>
-          <w:sz w:val="36"/>
-          <w:szCs w:val="36"/>
-        </w:rPr>
-        <w:t xml:space="preserve"> select </w:t>
-      </w:r>
-      <w:r>
-        <w:rPr>
-          <w:b/>
-          <w:bCs/>
-          <w:sz w:val="36"/>
-          <w:szCs w:val="36"/>
-        </w:rPr>
-        <w:t>D</w:t>
-      </w:r>
-      <w:r>
-        <w:rPr>
-          <w:b/>
-          <w:bCs/>
-          <w:sz w:val="36"/>
-          <w:szCs w:val="36"/>
-        </w:rPr>
-        <w:t xml:space="preserve">efine </w:t>
-      </w:r>
-      <w:r>
-        <w:rPr>
-          <w:b/>
-          <w:bCs/>
-          <w:sz w:val="36"/>
-          <w:szCs w:val="36"/>
-        </w:rPr>
-        <w:t>B</w:t>
-      </w:r>
-      <w:r>
-        <w:rPr>
-          <w:b/>
-          <w:bCs/>
-          <w:sz w:val="36"/>
-          <w:szCs w:val="36"/>
-        </w:rPr>
-        <w:t>elow</w:t>
-      </w:r>
-      <w:r>
-        <w:rPr>
-          <w:sz w:val="36"/>
-          <w:szCs w:val="36"/>
-        </w:rPr>
-        <w:t xml:space="preserve">. </w:t>
-      </w:r>
-    </w:p>
-    <w:p>
-      <w:pPr>
-        <w:jc w:val="both"/>
-        <w:rPr>
-          <w:sz w:val="36"/>
-          <w:szCs w:val="36"/>
-        </w:rPr>
-      </w:pPr>
-      <w:r>
-        <w:rPr>
-          <w:sz w:val="36"/>
-          <w:szCs w:val="36"/>
-        </w:rPr>
-        <w:t xml:space="preserve"># Then in the </w:t>
-      </w:r>
-      <w:r>
-        <w:rPr>
-          <w:b/>
-          <w:bCs/>
-          <w:sz w:val="36"/>
-          <w:szCs w:val="36"/>
-        </w:rPr>
-        <w:t>Prompt</w:t>
-      </w:r>
-      <w:r>
-        <w:rPr>
-          <w:sz w:val="36"/>
-          <w:szCs w:val="36"/>
-        </w:rPr>
-        <w:t xml:space="preserve"> section, write our prompt like “</w:t>
-      </w:r>
-      <w:r>
-        <w:rPr>
-          <w:b/>
-          <w:bCs/>
-          <w:sz w:val="36"/>
-          <w:szCs w:val="36"/>
-        </w:rPr>
-        <w:t>You are a doctor</w:t>
-      </w:r>
-      <w:r>
-        <w:rPr>
-          <w:b/>
-          <w:bCs/>
-          <w:sz w:val="36"/>
-          <w:szCs w:val="36"/>
-        </w:rPr>
-        <w:t xml:space="preserve"> and ….</w:t>
-      </w:r>
-      <w:r>
-        <w:rPr>
-          <w:sz w:val="36"/>
-          <w:szCs w:val="36"/>
-        </w:rPr>
-        <w:t xml:space="preserve">” and then from the left side drag-and-drop </w:t>
-      </w:r>
-      <w:proofErr w:type="spellStart"/>
-      <w:r>
-        <w:rPr>
-          <w:b/>
-          <w:bCs/>
-          <w:sz w:val="36"/>
-          <w:szCs w:val="36"/>
-        </w:rPr>
-        <w:t>chatInput</w:t>
-      </w:r>
-      <w:proofErr w:type="spellEnd"/>
-      <w:r>
-        <w:rPr>
-          <w:b/>
-          <w:bCs/>
-          <w:sz w:val="36"/>
-          <w:szCs w:val="36"/>
-        </w:rPr>
-        <w:t xml:space="preserve"> </w:t>
-      </w:r>
-      <w:r>
-        <w:rPr>
-          <w:sz w:val="36"/>
-          <w:szCs w:val="36"/>
-        </w:rPr>
-        <w:t xml:space="preserve">in the Prompt section. Finally click on </w:t>
-      </w:r>
-      <w:r>
-        <w:rPr>
-          <w:b/>
-          <w:bCs/>
-          <w:sz w:val="36"/>
-          <w:szCs w:val="36"/>
-        </w:rPr>
-        <w:t>Execute step</w:t>
-      </w:r>
-      <w:r>
-        <w:rPr>
-          <w:sz w:val="36"/>
-          <w:szCs w:val="36"/>
-        </w:rPr>
-        <w:t xml:space="preserve"> (if message not sent it will ask us to send a message)</w:t>
-      </w:r>
-    </w:p>
-    <w:p>
-      <w:pPr>
-        <w:jc w:val="both"/>
-        <w:rPr>
-          <w:sz w:val="36"/>
-          <w:szCs w:val="36"/>
-        </w:rPr>
-      </w:pPr>
-    </w:p>
-    <w:p>
-      <w:pPr>
-        <w:jc w:val="both"/>
-        <w:rPr>
-          <w:sz w:val="36"/>
-          <w:szCs w:val="36"/>
-        </w:rPr>
-      </w:pPr>
-      <w:r>
-        <w:rPr>
-          <w:sz w:val="36"/>
-          <w:szCs w:val="36"/>
-        </w:rPr>
-        <w:t>Step-6, Publish:</w:t>
-      </w:r>
-    </w:p>
-    <w:p>
-      <w:pPr>
-        <w:jc w:val="both"/>
-        <w:rPr>
-          <w:sz w:val="36"/>
-          <w:szCs w:val="36"/>
-        </w:rPr>
-      </w:pPr>
-      <w:r>
-        <w:rPr>
-          <w:sz w:val="36"/>
-          <w:szCs w:val="36"/>
-        </w:rPr>
-        <w:t># Click on</w:t>
-      </w:r>
-      <w:r>
-        <w:rPr>
-          <w:b/>
-          <w:bCs/>
-          <w:sz w:val="36"/>
-          <w:szCs w:val="36"/>
-        </w:rPr>
-        <w:t xml:space="preserve"> chat</w:t>
-      </w:r>
-      <w:r>
-        <w:rPr>
-          <w:sz w:val="36"/>
-          <w:szCs w:val="36"/>
-        </w:rPr>
-        <w:t xml:space="preserve"> and enable </w:t>
-      </w:r>
-      <w:r>
-        <w:rPr>
-          <w:b/>
-          <w:bCs/>
-          <w:sz w:val="36"/>
-          <w:szCs w:val="36"/>
-        </w:rPr>
-        <w:t>Make Chat Publicly Available</w:t>
-      </w:r>
-      <w:r>
-        <w:rPr>
-          <w:sz w:val="36"/>
-          <w:szCs w:val="36"/>
-        </w:rPr>
-        <w:t xml:space="preserve"> Copy the link by just tapping on it.</w:t>
-      </w:r>
-    </w:p>
-    <w:p>
-      <w:pPr>
-        <w:jc w:val="both"/>
-        <w:rPr>
-          <w:sz w:val="36"/>
-          <w:szCs w:val="36"/>
-        </w:rPr>
-      </w:pPr>
-      <w:r>
-        <w:rPr>
-          <w:sz w:val="36"/>
-          <w:szCs w:val="36"/>
-        </w:rPr>
-        <w:t># Then finally in workspace on the very top right side, hit Publish. Our chat bot is public now. Go to the copied link in a browser and talk to it</w:t>
-      </w:r>
-    </w:p>
-    <w:p>
-      <w:pPr>
-        <w:jc w:val="both"/>
-        <w:rPr>
-          <w:sz w:val="36"/>
-          <w:szCs w:val="36"/>
-        </w:rPr>
-      </w:pPr>
-      <w:r>
-        <w:rPr>
-          <w:sz w:val="36"/>
-          <w:szCs w:val="36"/>
-        </w:rPr>
-        <w:t># Unpublish by clicking on the side down arrow of publish</w:t>
-      </w:r>
-    </w:p>
-    <w:p>
-      <w:pPr>
-        <w:jc w:val="both"/>
-        <w:rPr>
-          <w:sz w:val="36"/>
-          <w:szCs w:val="36"/>
-        </w:rPr>
-      </w:pPr>
-    </w:p>
-    <w:p>
-      <w:pPr>
-        <w:jc w:val="both"/>
-        <w:rPr>
-          <w:sz w:val="36"/>
-          <w:szCs w:val="36"/>
-        </w:rPr>
-      </w:pPr>
-      <w:r>
-        <w:rPr>
-          <w:sz w:val="36"/>
-          <w:szCs w:val="36"/>
-        </w:rPr>
-        <w:t>Downloading Workflow:</w:t>
-      </w:r>
-    </w:p>
-    <w:p>
-      <w:pPr>
-        <w:jc w:val="both"/>
-        <w:rPr>
-          <w:sz w:val="36"/>
-          <w:szCs w:val="36"/>
-        </w:rPr>
-      </w:pPr>
-      <w:r>
-        <w:rPr>
-          <w:sz w:val="36"/>
-          <w:szCs w:val="36"/>
-        </w:rPr>
-        <w:lastRenderedPageBreak/>
-        <w:t xml:space="preserve"># Just go to work space of the workflow and on </w:t>
-      </w:r>
-      <w:proofErr w:type="spellStart"/>
-      <w:r>
-        <w:rPr>
-          <w:sz w:val="36"/>
-          <w:szCs w:val="36"/>
-        </w:rPr>
-        <w:t>then</w:t>
-      </w:r>
-      <w:proofErr w:type="spellEnd"/>
-      <w:r>
-        <w:rPr>
-          <w:sz w:val="36"/>
-          <w:szCs w:val="36"/>
-        </w:rPr>
-        <w:t xml:space="preserve"> very top-right side, click on three dots and hit </w:t>
-      </w:r>
-      <w:r>
-        <w:rPr>
-          <w:b/>
-          <w:bCs/>
-          <w:sz w:val="36"/>
-          <w:szCs w:val="36"/>
-        </w:rPr>
-        <w:t>Download</w:t>
-      </w:r>
-      <w:r>
-        <w:rPr>
-          <w:sz w:val="36"/>
-          <w:szCs w:val="36"/>
-        </w:rPr>
-        <w:t xml:space="preserve">. It will be downloaded as a JSON file (like </w:t>
-      </w:r>
-      <w:proofErr w:type="spellStart"/>
-      <w:r>
-        <w:rPr>
-          <w:b/>
-          <w:bCs/>
-          <w:sz w:val="36"/>
-          <w:szCs w:val="36"/>
-        </w:rPr>
-        <w:t>Fire.json</w:t>
-      </w:r>
-      <w:proofErr w:type="spellEnd"/>
-      <w:r>
-        <w:rPr>
-          <w:sz w:val="36"/>
-          <w:szCs w:val="36"/>
+          <w:rFonts w:ascii="Carlito" w:hAnsi="Carlito" w:cs="Carlito"/>
+          <w:sz w:val="32"/>
+          <w:szCs w:val="32"/>
         </w:rPr>
         <w:t>)</w:t>
       </w:r>
@@ -1817,39 +1982,44 @@
       <w:pPr>
         <w:jc w:val="both"/>
         <w:rPr>
-          <w:sz w:val="36"/>
-          <w:szCs w:val="36"/>
-        </w:rPr>
-      </w:pPr>
-      <w:r>
-        <w:rPr>
-          <w:sz w:val="36"/>
-          <w:szCs w:val="36"/>
+          <w:rFonts w:ascii="Carlito" w:hAnsi="Carlito" w:cs="Carlito"/>
+          <w:sz w:val="32"/>
+          <w:szCs w:val="32"/>
+        </w:rPr>
+      </w:pPr>
+      <w:r>
+        <w:rPr>
+          <w:rFonts w:ascii="Carlito" w:hAnsi="Carlito" w:cs="Carlito"/>
+          <w:sz w:val="32"/>
+          <w:szCs w:val="32"/>
         </w:rPr>
         <w:t xml:space="preserve"># If we want to delete a workflow just </w:t>
       </w:r>
       <w:r>
         <w:rPr>
-          <w:b/>
-          <w:bCs/>
-          <w:sz w:val="36"/>
-          <w:szCs w:val="36"/>
+          <w:rFonts w:ascii="Carlito" w:hAnsi="Carlito" w:cs="Carlito"/>
+          <w:b/>
+          <w:bCs/>
+          <w:sz w:val="32"/>
+          <w:szCs w:val="32"/>
         </w:rPr>
         <w:t>Archive</w:t>
       </w:r>
       <w:r>
         <w:rPr>
-          <w:sz w:val="36"/>
-          <w:szCs w:val="36"/>
+          <w:rFonts w:ascii="Carlito" w:hAnsi="Carlito" w:cs="Carlito"/>
+          <w:sz w:val="32"/>
+          <w:szCs w:val="32"/>
         </w:rPr>
         <w:t xml:space="preserve"> it and, on the pop, up message </w:t>
       </w:r>
       <w:r>
         <w:rPr>
-          <w:b/>
-          <w:bCs/>
-          <w:sz w:val="36"/>
-          <w:szCs w:val="36"/>
+          <w:rFonts w:ascii="Carlito" w:hAnsi="Carlito" w:cs="Carlito"/>
+          <w:b/>
+          <w:bCs/>
+          <w:sz w:val="32"/>
+          <w:szCs w:val="32"/>
         </w:rPr>
         <w:t>Delete Permanently</w:t>
       </w:r>
@@ -1858,23 +2028,26 @@
       <w:pPr>
         <w:jc w:val="both"/>
         <w:rPr>
-          <w:sz w:val="36"/>
-          <w:szCs w:val="36"/>
-        </w:rPr>
-      </w:pPr>
-    </w:p>
-    <w:p>
-      <w:pPr>
-        <w:jc w:val="both"/>
-        <w:rPr>
-          <w:sz w:val="36"/>
-          <w:szCs w:val="36"/>
-        </w:rPr>
-      </w:pPr>
-      <w:r>
-        <w:rPr>
-          <w:sz w:val="36"/>
-          <w:szCs w:val="36"/>
+          <w:rFonts w:ascii="Carlito" w:hAnsi="Carlito" w:cs="Carlito"/>
+          <w:sz w:val="32"/>
+          <w:szCs w:val="32"/>
+        </w:rPr>
+      </w:pPr>
+    </w:p>
+    <w:p>
+      <w:pPr>
+        <w:jc w:val="both"/>
+        <w:rPr>
+          <w:rFonts w:ascii="Carlito" w:hAnsi="Carlito" w:cs="Carlito"/>
+          <w:sz w:val="32"/>
+          <w:szCs w:val="32"/>
+        </w:rPr>
+      </w:pPr>
+      <w:r>
+        <w:rPr>
+          <w:rFonts w:ascii="Carlito" w:hAnsi="Carlito" w:cs="Carlito"/>
+          <w:sz w:val="32"/>
+          <w:szCs w:val="32"/>
         </w:rPr>
         <w:t>Advanced, Add Memory to Chat Bot:</w:t>
       </w:r>
@@ -1883,14 +2056,16 @@
       <w:pPr>
         <w:jc w:val="both"/>
         <w:rPr>
-          <w:sz w:val="36"/>
-          <w:szCs w:val="36"/>
-        </w:rPr>
-      </w:pPr>
-      <w:r>
-        <w:rPr>
-          <w:sz w:val="36"/>
-          <w:szCs w:val="36"/>
+          <w:rFonts w:ascii="Carlito" w:hAnsi="Carlito" w:cs="Carlito"/>
+          <w:sz w:val="32"/>
+          <w:szCs w:val="32"/>
+        </w:rPr>
+      </w:pPr>
+      <w:r>
+        <w:rPr>
+          <w:rFonts w:ascii="Carlito" w:hAnsi="Carlito" w:cs="Carlito"/>
+          <w:sz w:val="32"/>
+          <w:szCs w:val="32"/>
         </w:rPr>
         <w:t># If send a message to the chat specifying our name and then ask it again what’s my name it won’t be able to tell our name because it doesn’t have memory.</w:t>
       </w:r>
@@ -1899,46 +2074,52 @@
       <w:pPr>
         <w:jc w:val="both"/>
         <w:rPr>
-          <w:sz w:val="36"/>
-          <w:szCs w:val="36"/>
-        </w:rPr>
-      </w:pPr>
-      <w:r>
-        <w:rPr>
-          <w:sz w:val="36"/>
-          <w:szCs w:val="36"/>
+          <w:rFonts w:ascii="Carlito" w:hAnsi="Carlito" w:cs="Carlito"/>
+          <w:sz w:val="32"/>
+          <w:szCs w:val="32"/>
+        </w:rPr>
+      </w:pPr>
+      <w:r>
+        <w:rPr>
+          <w:rFonts w:ascii="Carlito" w:hAnsi="Carlito" w:cs="Carlito"/>
+          <w:sz w:val="32"/>
+          <w:szCs w:val="32"/>
         </w:rPr>
         <w:t># To add memory just simply click on “</w:t>
       </w:r>
       <w:r>
         <w:rPr>
-          <w:b/>
-          <w:bCs/>
-          <w:sz w:val="36"/>
-          <w:szCs w:val="36"/>
+          <w:rFonts w:ascii="Carlito" w:hAnsi="Carlito" w:cs="Carlito"/>
+          <w:b/>
+          <w:bCs/>
+          <w:sz w:val="32"/>
+          <w:szCs w:val="32"/>
         </w:rPr>
         <w:t>+</w:t>
       </w:r>
       <w:r>
         <w:rPr>
-          <w:sz w:val="36"/>
-          <w:szCs w:val="36"/>
+          <w:rFonts w:ascii="Carlito" w:hAnsi="Carlito" w:cs="Carlito"/>
+          <w:sz w:val="32"/>
+          <w:szCs w:val="32"/>
         </w:rPr>
         <w:t xml:space="preserve">” memory icon of </w:t>
       </w:r>
       <w:r>
         <w:rPr>
-          <w:b/>
-          <w:bCs/>
-          <w:sz w:val="36"/>
-          <w:szCs w:val="36"/>
+          <w:rFonts w:ascii="Carlito" w:hAnsi="Carlito" w:cs="Carlito"/>
+          <w:b/>
+          <w:bCs/>
+          <w:sz w:val="32"/>
+          <w:szCs w:val="32"/>
         </w:rPr>
         <w:t>AI-Agent</w:t>
       </w:r>
       <w:r>
         <w:rPr>
-          <w:sz w:val="36"/>
-          <w:szCs w:val="36"/>
+          <w:rFonts w:ascii="Carlito" w:hAnsi="Carlito" w:cs="Carlito"/>
+          <w:sz w:val="32"/>
+          <w:szCs w:val="32"/>
         </w:rPr>
         <w:t>. We have multiple options for memory like databases:</w:t>
       </w:r>
@@ -1952,14 +2133,16 @@
         </w:numPr>
         <w:jc w:val="both"/>
         <w:rPr>
-          <w:sz w:val="36"/>
-          <w:szCs w:val="36"/>
-        </w:rPr>
-      </w:pPr>
-      <w:r>
-        <w:rPr>
-          <w:sz w:val="36"/>
-          <w:szCs w:val="36"/>
+          <w:rFonts w:ascii="Carlito" w:hAnsi="Carlito" w:cs="Carlito"/>
+          <w:sz w:val="32"/>
+          <w:szCs w:val="32"/>
+        </w:rPr>
+      </w:pPr>
+      <w:r>
+        <w:rPr>
+          <w:rFonts w:ascii="Carlito" w:hAnsi="Carlito" w:cs="Carlito"/>
+          <w:sz w:val="32"/>
+          <w:szCs w:val="32"/>
         </w:rPr>
         <w:t>MongoDB</w:t>
       </w:r>
@@ -1973,14 +2156,16 @@
         </w:numPr>
         <w:jc w:val="both"/>
         <w:rPr>
-          <w:sz w:val="36"/>
-          <w:szCs w:val="36"/>
-        </w:rPr>
-      </w:pPr>
-      <w:r>
-        <w:rPr>
-          <w:sz w:val="36"/>
-          <w:szCs w:val="36"/>
+          <w:rFonts w:ascii="Carlito" w:hAnsi="Carlito" w:cs="Carlito"/>
+          <w:sz w:val="32"/>
+          <w:szCs w:val="32"/>
+        </w:rPr>
+      </w:pPr>
+      <w:r>
+        <w:rPr>
+          <w:rFonts w:ascii="Carlito" w:hAnsi="Carlito" w:cs="Carlito"/>
+          <w:sz w:val="32"/>
+          <w:szCs w:val="32"/>
         </w:rPr>
         <w:t>Postgres</w:t>
       </w:r>
@@ -1994,14 +2179,16 @@
         </w:numPr>
         <w:jc w:val="both"/>
         <w:rPr>
-          <w:sz w:val="36"/>
-          <w:szCs w:val="36"/>
-        </w:rPr>
-      </w:pPr>
-      <w:r>
-        <w:rPr>
-          <w:sz w:val="36"/>
-          <w:szCs w:val="36"/>
+          <w:rFonts w:ascii="Carlito" w:hAnsi="Carlito" w:cs="Carlito"/>
+          <w:sz w:val="32"/>
+          <w:szCs w:val="32"/>
+        </w:rPr>
+      </w:pPr>
+      <w:r>
+        <w:rPr>
+          <w:rFonts w:ascii="Carlito" w:hAnsi="Carlito" w:cs="Carlito"/>
+          <w:sz w:val="32"/>
+          <w:szCs w:val="32"/>
         </w:rPr>
         <w:t>Redis</w:t>
       </w:r>
@@ -2015,15 +2202,17 @@
         </w:numPr>
         <w:jc w:val="both"/>
         <w:rPr>
-          <w:sz w:val="36"/>
-          <w:szCs w:val="36"/>
+          <w:rFonts w:ascii="Carlito" w:hAnsi="Carlito" w:cs="Carlito"/>
+          <w:sz w:val="32"/>
+          <w:szCs w:val="32"/>
         </w:rPr>
       </w:pPr>
       <w:proofErr w:type="spellStart"/>
       <w:r>
         <w:rPr>
-          <w:sz w:val="36"/>
-          <w:szCs w:val="36"/>
+          <w:rFonts w:ascii="Carlito" w:hAnsi="Carlito" w:cs="Carlito"/>
+          <w:sz w:val="32"/>
+          <w:szCs w:val="32"/>
         </w:rPr>
         <w:t>Xata</w:t>
       </w:r>
@@ -2033,30 +2222,34 @@
       <w:pPr>
         <w:jc w:val="both"/>
         <w:rPr>
-          <w:sz w:val="36"/>
-          <w:szCs w:val="36"/>
-        </w:rPr>
-      </w:pPr>
-      <w:r>
-        <w:rPr>
-          <w:sz w:val="36"/>
-          <w:szCs w:val="36"/>
+          <w:rFonts w:ascii="Carlito" w:hAnsi="Carlito" w:cs="Carlito"/>
+          <w:sz w:val="32"/>
+          <w:szCs w:val="32"/>
+        </w:rPr>
+      </w:pPr>
+      <w:r>
+        <w:rPr>
+          <w:rFonts w:ascii="Carlito" w:hAnsi="Carlito" w:cs="Carlito"/>
+          <w:sz w:val="32"/>
+          <w:szCs w:val="32"/>
         </w:rPr>
         <w:t xml:space="preserve"># But we’ll select </w:t>
       </w:r>
       <w:r>
         <w:rPr>
-          <w:b/>
-          <w:bCs/>
-          <w:sz w:val="36"/>
-          <w:szCs w:val="36"/>
+          <w:rFonts w:ascii="Carlito" w:hAnsi="Carlito" w:cs="Carlito"/>
+          <w:b/>
+          <w:bCs/>
+          <w:sz w:val="32"/>
+          <w:szCs w:val="32"/>
         </w:rPr>
         <w:t>Simple Memory</w:t>
       </w:r>
       <w:r>
         <w:rPr>
-          <w:sz w:val="36"/>
-          <w:szCs w:val="36"/>
+          <w:rFonts w:ascii="Carlito" w:hAnsi="Carlito" w:cs="Carlito"/>
+          <w:sz w:val="32"/>
+          <w:szCs w:val="32"/>
         </w:rPr>
         <w:t xml:space="preserve"> (stores in n8n memory, so no credential required)</w:t>
       </w:r>
@@ -2065,14 +2258,16 @@
       <w:pPr>
         <w:jc w:val="both"/>
         <w:rPr>
-          <w:sz w:val="36"/>
-          <w:szCs w:val="36"/>
-        </w:rPr>
-      </w:pPr>
-      <w:r>
-        <w:rPr>
-          <w:sz w:val="36"/>
-          <w:szCs w:val="36"/>
+          <w:rFonts w:ascii="Carlito" w:hAnsi="Carlito" w:cs="Carlito"/>
+          <w:sz w:val="32"/>
+          <w:szCs w:val="32"/>
+        </w:rPr>
+      </w:pPr>
+      <w:r>
+        <w:rPr>
+          <w:rFonts w:ascii="Carlito" w:hAnsi="Carlito" w:cs="Carlito"/>
+          <w:sz w:val="32"/>
+          <w:szCs w:val="32"/>
         </w:rPr>
         <w:t># After connecting it. Set context window length to 5 or 10 (number of past messages to store). Now it can remember our name</w:t>
       </w:r>
@@ -2081,38 +2276,41 @@
       <w:pPr>
         <w:jc w:val="both"/>
         <w:rPr>
-          <w:sz w:val="36"/>
-          <w:szCs w:val="36"/>
-        </w:rPr>
-      </w:pPr>
-    </w:p>
-    <w:p>
-      <w:pPr>
-        <w:jc w:val="both"/>
-        <w:rPr>
-          <w:sz w:val="36"/>
-          <w:szCs w:val="36"/>
-        </w:rPr>
-      </w:pPr>
-    </w:p>
-    <w:p>
-      <w:pPr>
-        <w:jc w:val="both"/>
-        <w:rPr>
-          <w:b/>
-          <w:bCs/>
-          <w:sz w:val="36"/>
-          <w:szCs w:val="36"/>
-        </w:rPr>
-      </w:pPr>
-      <w:r>
-        <w:rPr>
-          <w:b/>
-          <w:bCs/>
-          <w:sz w:val="36"/>
-          <w:szCs w:val="36"/>
-        </w:rPr>
-        <w:lastRenderedPageBreak/>
+          <w:rFonts w:ascii="Carlito" w:hAnsi="Carlito" w:cs="Carlito"/>
+          <w:sz w:val="32"/>
+          <w:szCs w:val="32"/>
+        </w:rPr>
+      </w:pPr>
+    </w:p>
+    <w:p>
+      <w:pPr>
+        <w:jc w:val="both"/>
+        <w:rPr>
+          <w:rFonts w:ascii="Carlito" w:hAnsi="Carlito" w:cs="Carlito"/>
+          <w:sz w:val="32"/>
+          <w:szCs w:val="32"/>
+        </w:rPr>
+      </w:pPr>
+    </w:p>
+    <w:p>
+      <w:pPr>
+        <w:jc w:val="both"/>
+        <w:rPr>
+          <w:rFonts w:ascii="Carlito" w:hAnsi="Carlito" w:cs="Carlito"/>
+          <w:b/>
+          <w:bCs/>
+          <w:sz w:val="32"/>
+          <w:szCs w:val="32"/>
+        </w:rPr>
+      </w:pPr>
+      <w:r>
+        <w:rPr>
+          <w:rFonts w:ascii="Carlito" w:hAnsi="Carlito" w:cs="Carlito"/>
+          <w:b/>
+          <w:bCs/>
+          <w:sz w:val="32"/>
+          <w:szCs w:val="32"/>
+        </w:rPr>
         <w:t>Creating An Email Agent:</w:t>
       </w:r>
     </w:p>
@@ -2120,42 +2318,48 @@
       <w:pPr>
         <w:jc w:val="both"/>
         <w:rPr>
-          <w:sz w:val="36"/>
-          <w:szCs w:val="36"/>
-        </w:rPr>
-      </w:pPr>
-      <w:r>
-        <w:rPr>
-          <w:sz w:val="36"/>
-          <w:szCs w:val="36"/>
+          <w:rFonts w:ascii="Carlito" w:hAnsi="Carlito" w:cs="Carlito"/>
+          <w:sz w:val="32"/>
+          <w:szCs w:val="32"/>
+        </w:rPr>
+      </w:pPr>
+      <w:r>
+        <w:rPr>
+          <w:rFonts w:ascii="Carlito" w:hAnsi="Carlito" w:cs="Carlito"/>
+          <w:sz w:val="32"/>
+          <w:szCs w:val="32"/>
         </w:rPr>
         <w:t xml:space="preserve"># Copy </w:t>
       </w:r>
       <w:r>
         <w:rPr>
-          <w:sz w:val="36"/>
-          <w:szCs w:val="36"/>
+          <w:rFonts w:ascii="Carlito" w:hAnsi="Carlito" w:cs="Carlito"/>
+          <w:sz w:val="32"/>
+          <w:szCs w:val="32"/>
         </w:rPr>
         <w:t>pastes</w:t>
       </w:r>
       <w:r>
         <w:rPr>
-          <w:sz w:val="36"/>
-          <w:szCs w:val="36"/>
+          <w:rFonts w:ascii="Carlito" w:hAnsi="Carlito" w:cs="Carlito"/>
+          <w:sz w:val="32"/>
+          <w:szCs w:val="32"/>
         </w:rPr>
         <w:t xml:space="preserve"> the same thing in Email Agent. The</w:t>
       </w:r>
       <w:r>
         <w:rPr>
-          <w:sz w:val="36"/>
-          <w:szCs w:val="36"/>
+          <w:rFonts w:ascii="Carlito" w:hAnsi="Carlito" w:cs="Carlito"/>
+          <w:sz w:val="32"/>
+          <w:szCs w:val="32"/>
         </w:rPr>
         <w:t xml:space="preserve"> same</w:t>
       </w:r>
       <w:r>
         <w:rPr>
-          <w:sz w:val="36"/>
-          <w:szCs w:val="36"/>
+          <w:rFonts w:ascii="Carlito" w:hAnsi="Carlito" w:cs="Carlito"/>
+          <w:sz w:val="32"/>
+          <w:szCs w:val="32"/>
         </w:rPr>
         <w:t>:</w:t>
       </w:r>
@@ -2169,14 +2373,16 @@
         </w:numPr>
         <w:jc w:val="both"/>
         <w:rPr>
-          <w:sz w:val="36"/>
-          <w:szCs w:val="36"/>
-        </w:rPr>
-      </w:pPr>
-      <w:r>
-        <w:rPr>
-          <w:sz w:val="36"/>
-          <w:szCs w:val="36"/>
+          <w:rFonts w:ascii="Carlito" w:hAnsi="Carlito" w:cs="Carlito"/>
+          <w:sz w:val="32"/>
+          <w:szCs w:val="32"/>
+        </w:rPr>
+      </w:pPr>
+      <w:r>
+        <w:rPr>
+          <w:rFonts w:ascii="Carlito" w:hAnsi="Carlito" w:cs="Carlito"/>
+          <w:sz w:val="32"/>
+          <w:szCs w:val="32"/>
         </w:rPr>
         <w:t>AI-Agent</w:t>
       </w:r>
@@ -2190,82 +2396,92 @@
         </w:numPr>
         <w:jc w:val="both"/>
         <w:rPr>
-          <w:sz w:val="36"/>
-          <w:szCs w:val="36"/>
-        </w:rPr>
-      </w:pPr>
-      <w:r>
-        <w:rPr>
-          <w:sz w:val="36"/>
-          <w:szCs w:val="36"/>
+          <w:rFonts w:ascii="Carlito" w:hAnsi="Carlito" w:cs="Carlito"/>
+          <w:sz w:val="32"/>
+          <w:szCs w:val="32"/>
+        </w:rPr>
+      </w:pPr>
+      <w:r>
+        <w:rPr>
+          <w:rFonts w:ascii="Carlito" w:hAnsi="Carlito" w:cs="Carlito"/>
+          <w:sz w:val="32"/>
+          <w:szCs w:val="32"/>
         </w:rPr>
         <w:t>Chat Model (</w:t>
       </w:r>
       <w:proofErr w:type="spellStart"/>
       <w:r>
         <w:rPr>
-          <w:b/>
-          <w:bCs/>
-          <w:sz w:val="36"/>
-          <w:szCs w:val="36"/>
+          <w:rFonts w:ascii="Carlito" w:hAnsi="Carlito" w:cs="Carlito"/>
+          <w:b/>
+          <w:bCs/>
+          <w:sz w:val="32"/>
+          <w:szCs w:val="32"/>
         </w:rPr>
         <w:t>Groq</w:t>
       </w:r>
       <w:r>
         <w:rPr>
-          <w:sz w:val="36"/>
-          <w:szCs w:val="36"/>
+          <w:rFonts w:ascii="Carlito" w:hAnsi="Carlito" w:cs="Carlito"/>
+          <w:sz w:val="32"/>
+          <w:szCs w:val="32"/>
         </w:rPr>
         <w:t>’s</w:t>
       </w:r>
       <w:proofErr w:type="spellEnd"/>
       <w:r>
         <w:rPr>
-          <w:sz w:val="36"/>
-          <w:szCs w:val="36"/>
+          <w:rFonts w:ascii="Carlito" w:hAnsi="Carlito" w:cs="Carlito"/>
+          <w:sz w:val="32"/>
+          <w:szCs w:val="32"/>
         </w:rPr>
         <w:t xml:space="preserve"> model,</w:t>
       </w:r>
       <w:r>
         <w:rPr>
-          <w:sz w:val="36"/>
-          <w:szCs w:val="36"/>
+          <w:rFonts w:ascii="Carlito" w:hAnsi="Carlito" w:cs="Carlito"/>
+          <w:sz w:val="32"/>
+          <w:szCs w:val="32"/>
         </w:rPr>
         <w:t xml:space="preserve"> </w:t>
       </w:r>
       <w:r>
         <w:rPr>
-          <w:b/>
-          <w:bCs/>
-          <w:sz w:val="36"/>
-          <w:szCs w:val="36"/>
+          <w:rFonts w:ascii="Carlito" w:hAnsi="Carlito" w:cs="Carlito"/>
+          <w:b/>
+          <w:bCs/>
+          <w:sz w:val="32"/>
+          <w:szCs w:val="32"/>
         </w:rPr>
         <w:t>meta-llama</w:t>
       </w:r>
       <w:proofErr w:type="gramStart"/>
       <w:r>
         <w:rPr>
-          <w:b/>
-          <w:bCs/>
-          <w:sz w:val="36"/>
-          <w:szCs w:val="36"/>
+          <w:rFonts w:ascii="Carlito" w:hAnsi="Carlito" w:cs="Carlito"/>
+          <w:b/>
+          <w:bCs/>
+          <w:sz w:val="32"/>
+          <w:szCs w:val="32"/>
         </w:rPr>
         <w:t>/..</w:t>
       </w:r>
       <w:proofErr w:type="gramEnd"/>
       <w:r>
         <w:rPr>
-          <w:b/>
-          <w:bCs/>
-          <w:sz w:val="36"/>
-          <w:szCs w:val="36"/>
+          <w:rFonts w:ascii="Carlito" w:hAnsi="Carlito" w:cs="Carlito"/>
+          <w:b/>
+          <w:bCs/>
+          <w:sz w:val="32"/>
+          <w:szCs w:val="32"/>
         </w:rPr>
         <w:t>17b-16e-instruct</w:t>
       </w:r>
       <w:r>
         <w:rPr>
-          <w:sz w:val="36"/>
-          <w:szCs w:val="36"/>
+          <w:rFonts w:ascii="Carlito" w:hAnsi="Carlito" w:cs="Carlito"/>
+          <w:sz w:val="32"/>
+          <w:szCs w:val="32"/>
         </w:rPr>
         <w:t>)</w:t>
       </w:r>
@@ -2279,14 +2495,16 @@
         </w:numPr>
         <w:jc w:val="both"/>
         <w:rPr>
-          <w:sz w:val="36"/>
-          <w:szCs w:val="36"/>
-        </w:rPr>
-      </w:pPr>
-      <w:r>
-        <w:rPr>
-          <w:sz w:val="36"/>
-          <w:szCs w:val="36"/>
+          <w:rFonts w:ascii="Carlito" w:hAnsi="Carlito" w:cs="Carlito"/>
+          <w:sz w:val="32"/>
+          <w:szCs w:val="32"/>
+        </w:rPr>
+      </w:pPr>
+      <w:r>
+        <w:rPr>
+          <w:rFonts w:ascii="Carlito" w:hAnsi="Carlito" w:cs="Carlito"/>
+          <w:sz w:val="32"/>
+          <w:szCs w:val="32"/>
         </w:rPr>
         <w:t>Simple Memory</w:t>
       </w:r>
@@ -2295,14 +2513,16 @@
       <w:pPr>
         <w:jc w:val="both"/>
         <w:rPr>
-          <w:sz w:val="36"/>
-          <w:szCs w:val="36"/>
-        </w:rPr>
-      </w:pPr>
-      <w:r>
-        <w:rPr>
-          <w:sz w:val="36"/>
-          <w:szCs w:val="36"/>
+          <w:rFonts w:ascii="Carlito" w:hAnsi="Carlito" w:cs="Carlito"/>
+          <w:sz w:val="32"/>
+          <w:szCs w:val="32"/>
+        </w:rPr>
+      </w:pPr>
+      <w:r>
+        <w:rPr>
+          <w:rFonts w:ascii="Carlito" w:hAnsi="Carlito" w:cs="Carlito"/>
+          <w:sz w:val="32"/>
+          <w:szCs w:val="32"/>
         </w:rPr>
         <w:t># But trigger is different. Instead of On Chat Received we use Gmail Trigger</w:t>
       </w:r>
@@ -2311,23 +2531,26 @@
       <w:pPr>
         <w:jc w:val="both"/>
         <w:rPr>
-          <w:sz w:val="36"/>
-          <w:szCs w:val="36"/>
-        </w:rPr>
-      </w:pPr>
-    </w:p>
-    <w:p>
-      <w:pPr>
-        <w:jc w:val="both"/>
-        <w:rPr>
-          <w:sz w:val="36"/>
-          <w:szCs w:val="36"/>
-        </w:rPr>
-      </w:pPr>
-      <w:r>
-        <w:rPr>
-          <w:sz w:val="36"/>
-          <w:szCs w:val="36"/>
+          <w:rFonts w:ascii="Carlito" w:hAnsi="Carlito" w:cs="Carlito"/>
+          <w:sz w:val="32"/>
+          <w:szCs w:val="32"/>
+        </w:rPr>
+      </w:pPr>
+    </w:p>
+    <w:p>
+      <w:pPr>
+        <w:jc w:val="both"/>
+        <w:rPr>
+          <w:rFonts w:ascii="Carlito" w:hAnsi="Carlito" w:cs="Carlito"/>
+          <w:sz w:val="32"/>
+          <w:szCs w:val="32"/>
+        </w:rPr>
+      </w:pPr>
+      <w:r>
+        <w:rPr>
+          <w:rFonts w:ascii="Carlito" w:hAnsi="Carlito" w:cs="Carlito"/>
+          <w:sz w:val="32"/>
+          <w:szCs w:val="32"/>
         </w:rPr>
         <w:t>Step-1 Set Gmail:</w:t>
       </w:r>
@@ -2336,30 +2559,34 @@
       <w:pPr>
         <w:jc w:val="both"/>
         <w:rPr>
-          <w:sz w:val="36"/>
-          <w:szCs w:val="36"/>
-        </w:rPr>
-      </w:pPr>
-      <w:r>
-        <w:rPr>
-          <w:sz w:val="36"/>
-          <w:szCs w:val="36"/>
+          <w:rFonts w:ascii="Carlito" w:hAnsi="Carlito" w:cs="Carlito"/>
+          <w:sz w:val="32"/>
+          <w:szCs w:val="32"/>
+        </w:rPr>
+      </w:pPr>
+      <w:r>
+        <w:rPr>
+          <w:rFonts w:ascii="Carlito" w:hAnsi="Carlito" w:cs="Carlito"/>
+          <w:sz w:val="32"/>
+          <w:szCs w:val="32"/>
         </w:rPr>
         <w:t xml:space="preserve"># Search for Gmail Trigger and connect it to left side of </w:t>
       </w:r>
       <w:r>
         <w:rPr>
-          <w:b/>
-          <w:bCs/>
-          <w:sz w:val="36"/>
-          <w:szCs w:val="36"/>
+          <w:rFonts w:ascii="Carlito" w:hAnsi="Carlito" w:cs="Carlito"/>
+          <w:b/>
+          <w:bCs/>
+          <w:sz w:val="32"/>
+          <w:szCs w:val="32"/>
         </w:rPr>
         <w:t>AI-Agent</w:t>
       </w:r>
       <w:r>
         <w:rPr>
-          <w:sz w:val="36"/>
-          <w:szCs w:val="36"/>
+          <w:rFonts w:ascii="Carlito" w:hAnsi="Carlito" w:cs="Carlito"/>
+          <w:sz w:val="32"/>
+          <w:szCs w:val="32"/>
         </w:rPr>
         <w:t>. Then in credential sign in to Gmail account</w:t>
       </w:r>
@@ -2368,30 +2595,34 @@
       <w:pPr>
         <w:jc w:val="both"/>
         <w:rPr>
-          <w:sz w:val="36"/>
-          <w:szCs w:val="36"/>
-        </w:rPr>
-      </w:pPr>
-      <w:r>
-        <w:rPr>
-          <w:sz w:val="36"/>
-          <w:szCs w:val="36"/>
+          <w:rFonts w:ascii="Carlito" w:hAnsi="Carlito" w:cs="Carlito"/>
+          <w:sz w:val="32"/>
+          <w:szCs w:val="32"/>
+        </w:rPr>
+      </w:pPr>
+      <w:r>
+        <w:rPr>
+          <w:rFonts w:ascii="Carlito" w:hAnsi="Carlito" w:cs="Carlito"/>
+          <w:sz w:val="32"/>
+          <w:szCs w:val="32"/>
         </w:rPr>
         <w:t># We can select mode and max emails per Poll. Then send an email to our account and click on</w:t>
       </w:r>
       <w:r>
         <w:rPr>
-          <w:b/>
-          <w:bCs/>
-          <w:sz w:val="36"/>
-          <w:szCs w:val="36"/>
+          <w:rFonts w:ascii="Carlito" w:hAnsi="Carlito" w:cs="Carlito"/>
+          <w:b/>
+          <w:bCs/>
+          <w:sz w:val="32"/>
+          <w:szCs w:val="32"/>
         </w:rPr>
         <w:t xml:space="preserve"> Fetch Test Event</w:t>
       </w:r>
       <w:r>
         <w:rPr>
-          <w:sz w:val="36"/>
-          <w:szCs w:val="36"/>
+          <w:rFonts w:ascii="Carlito" w:hAnsi="Carlito" w:cs="Carlito"/>
+          <w:sz w:val="32"/>
+          <w:szCs w:val="32"/>
         </w:rPr>
         <w:t>. Our sent email will be fetched on the trigger</w:t>
       </w:r>
@@ -2400,46 +2631,52 @@
       <w:pPr>
         <w:jc w:val="both"/>
         <w:rPr>
-          <w:sz w:val="36"/>
-          <w:szCs w:val="36"/>
-        </w:rPr>
-      </w:pPr>
-      <w:r>
-        <w:rPr>
-          <w:sz w:val="36"/>
-          <w:szCs w:val="36"/>
+          <w:rFonts w:ascii="Carlito" w:hAnsi="Carlito" w:cs="Carlito"/>
+          <w:sz w:val="32"/>
+          <w:szCs w:val="32"/>
+        </w:rPr>
+      </w:pPr>
+      <w:r>
+        <w:rPr>
+          <w:rFonts w:ascii="Carlito" w:hAnsi="Carlito" w:cs="Carlito"/>
+          <w:sz w:val="32"/>
+          <w:szCs w:val="32"/>
         </w:rPr>
         <w:t xml:space="preserve"># In the </w:t>
       </w:r>
       <w:r>
         <w:rPr>
-          <w:b/>
-          <w:bCs/>
-          <w:sz w:val="36"/>
-          <w:szCs w:val="36"/>
+          <w:rFonts w:ascii="Carlito" w:hAnsi="Carlito" w:cs="Carlito"/>
+          <w:b/>
+          <w:bCs/>
+          <w:sz w:val="32"/>
+          <w:szCs w:val="32"/>
         </w:rPr>
         <w:t>Filters</w:t>
       </w:r>
       <w:r>
         <w:rPr>
-          <w:sz w:val="36"/>
-          <w:szCs w:val="36"/>
+          <w:rFonts w:ascii="Carlito" w:hAnsi="Carlito" w:cs="Carlito"/>
+          <w:sz w:val="32"/>
+          <w:szCs w:val="32"/>
         </w:rPr>
         <w:t xml:space="preserve"> section, we can add filters like </w:t>
       </w:r>
       <w:r>
         <w:rPr>
-          <w:b/>
-          <w:bCs/>
-          <w:sz w:val="36"/>
-          <w:szCs w:val="36"/>
+          <w:rFonts w:ascii="Carlito" w:hAnsi="Carlito" w:cs="Carlito"/>
+          <w:b/>
+          <w:bCs/>
+          <w:sz w:val="32"/>
+          <w:szCs w:val="32"/>
         </w:rPr>
         <w:t>Read Status</w:t>
       </w:r>
       <w:r>
         <w:rPr>
-          <w:sz w:val="36"/>
-          <w:szCs w:val="36"/>
+          <w:rFonts w:ascii="Carlito" w:hAnsi="Carlito" w:cs="Carlito"/>
+          <w:sz w:val="32"/>
+          <w:szCs w:val="32"/>
         </w:rPr>
         <w:t xml:space="preserve"> to fetch unread emails only (which will be replied to)</w:t>
       </w:r>
@@ -2448,23 +2685,26 @@
       <w:pPr>
         <w:jc w:val="both"/>
         <w:rPr>
-          <w:sz w:val="36"/>
-          <w:szCs w:val="36"/>
-        </w:rPr>
-      </w:pPr>
-    </w:p>
-    <w:p>
-      <w:pPr>
-        <w:jc w:val="both"/>
-        <w:rPr>
-          <w:sz w:val="36"/>
-          <w:szCs w:val="36"/>
-        </w:rPr>
-      </w:pPr>
-      <w:r>
-        <w:rPr>
-          <w:sz w:val="36"/>
-          <w:szCs w:val="36"/>
+          <w:rFonts w:ascii="Carlito" w:hAnsi="Carlito" w:cs="Carlito"/>
+          <w:sz w:val="32"/>
+          <w:szCs w:val="32"/>
+        </w:rPr>
+      </w:pPr>
+    </w:p>
+    <w:p>
+      <w:pPr>
+        <w:jc w:val="both"/>
+        <w:rPr>
+          <w:rFonts w:ascii="Carlito" w:hAnsi="Carlito" w:cs="Carlito"/>
+          <w:sz w:val="32"/>
+          <w:szCs w:val="32"/>
+        </w:rPr>
+      </w:pPr>
+      <w:r>
+        <w:rPr>
+          <w:rFonts w:ascii="Carlito" w:hAnsi="Carlito" w:cs="Carlito"/>
+          <w:sz w:val="32"/>
+          <w:szCs w:val="32"/>
         </w:rPr>
         <w:t>Step-2, Set prompt in AI-Agent:</w:t>
       </w:r>
@@ -2473,353 +2713,379 @@
       <w:pPr>
         <w:jc w:val="both"/>
         <w:rPr>
-          <w:sz w:val="36"/>
-          <w:szCs w:val="36"/>
-        </w:rPr>
-      </w:pPr>
-      <w:r>
-        <w:rPr>
-          <w:sz w:val="36"/>
-          <w:szCs w:val="36"/>
+          <w:rFonts w:ascii="Carlito" w:hAnsi="Carlito" w:cs="Carlito"/>
+          <w:sz w:val="32"/>
+          <w:szCs w:val="32"/>
+        </w:rPr>
+      </w:pPr>
+      <w:r>
+        <w:rPr>
+          <w:rFonts w:ascii="Carlito" w:hAnsi="Carlito" w:cs="Carlito"/>
+          <w:sz w:val="32"/>
+          <w:szCs w:val="32"/>
         </w:rPr>
         <w:t xml:space="preserve"># In </w:t>
       </w:r>
       <w:r>
         <w:rPr>
-          <w:b/>
-          <w:bCs/>
-          <w:sz w:val="36"/>
-          <w:szCs w:val="36"/>
+          <w:rFonts w:ascii="Carlito" w:hAnsi="Carlito" w:cs="Carlito"/>
+          <w:b/>
+          <w:bCs/>
+          <w:sz w:val="32"/>
+          <w:szCs w:val="32"/>
         </w:rPr>
         <w:t>Source for Prompt</w:t>
       </w:r>
       <w:r>
         <w:rPr>
-          <w:sz w:val="36"/>
-          <w:szCs w:val="36"/>
-        </w:rPr>
-        <w:t>,</w:t>
-      </w:r>
-      <w:r>
-        <w:rPr>
-          <w:sz w:val="36"/>
-          <w:szCs w:val="36"/>
-        </w:rPr>
-        <w:t xml:space="preserve"> select </w:t>
-      </w:r>
-      <w:r>
-        <w:rPr>
-          <w:b/>
-          <w:bCs/>
-          <w:sz w:val="36"/>
-          <w:szCs w:val="36"/>
+          <w:rFonts w:ascii="Carlito" w:hAnsi="Carlito" w:cs="Carlito"/>
+          <w:sz w:val="32"/>
+          <w:szCs w:val="32"/>
+        </w:rPr>
+        <w:t xml:space="preserve">, select </w:t>
+      </w:r>
+      <w:r>
+        <w:rPr>
+          <w:rFonts w:ascii="Carlito" w:hAnsi="Carlito" w:cs="Carlito"/>
+          <w:b/>
+          <w:bCs/>
+          <w:sz w:val="32"/>
+          <w:szCs w:val="32"/>
         </w:rPr>
         <w:t>define below</w:t>
       </w:r>
       <w:r>
         <w:rPr>
-          <w:sz w:val="36"/>
-          <w:szCs w:val="36"/>
+          <w:rFonts w:ascii="Carlito" w:hAnsi="Carlito" w:cs="Carlito"/>
+          <w:sz w:val="32"/>
+          <w:szCs w:val="32"/>
         </w:rPr>
         <w:t xml:space="preserve">. Then specify our prompt and also from the left side drag and drop </w:t>
       </w:r>
       <w:r>
         <w:rPr>
-          <w:sz w:val="36"/>
-          <w:szCs w:val="36"/>
+          <w:rFonts w:ascii="Carlito" w:hAnsi="Carlito" w:cs="Carlito"/>
+          <w:sz w:val="32"/>
+          <w:szCs w:val="32"/>
         </w:rPr>
         <w:t xml:space="preserve">email </w:t>
       </w:r>
       <w:r>
         <w:rPr>
-          <w:b/>
-          <w:bCs/>
-          <w:sz w:val="36"/>
-          <w:szCs w:val="36"/>
+          <w:rFonts w:ascii="Carlito" w:hAnsi="Carlito" w:cs="Carlito"/>
+          <w:b/>
+          <w:bCs/>
+          <w:sz w:val="32"/>
+          <w:szCs w:val="32"/>
+        </w:rPr>
+        <w:t xml:space="preserve">id </w:t>
+      </w:r>
+      <w:r>
+        <w:rPr>
+          <w:rFonts w:ascii="Carlito" w:hAnsi="Carlito" w:cs="Carlito"/>
+          <w:sz w:val="32"/>
+          <w:szCs w:val="32"/>
+        </w:rPr>
+        <w:t>at the end (we can also drop from, to, subject and payload or body of email)</w:t>
+      </w:r>
+    </w:p>
+    <w:p>
+      <w:pPr>
+        <w:jc w:val="both"/>
+        <w:rPr>
+          <w:rFonts w:ascii="Carlito" w:hAnsi="Carlito" w:cs="Carlito"/>
+          <w:sz w:val="32"/>
+          <w:szCs w:val="32"/>
+        </w:rPr>
+      </w:pPr>
+      <w:r>
+        <w:rPr>
+          <w:rFonts w:ascii="Carlito" w:hAnsi="Carlito" w:cs="Carlito"/>
+          <w:sz w:val="32"/>
+          <w:szCs w:val="32"/>
+        </w:rPr>
+        <w:t xml:space="preserve"># Then click </w:t>
+      </w:r>
+      <w:r>
+        <w:rPr>
+          <w:rFonts w:ascii="Carlito" w:hAnsi="Carlito" w:cs="Carlito"/>
+          <w:b/>
+          <w:bCs/>
+          <w:sz w:val="32"/>
+          <w:szCs w:val="32"/>
+        </w:rPr>
+        <w:t xml:space="preserve">Execute Step </w:t>
+      </w:r>
+      <w:r>
+        <w:rPr>
+          <w:rFonts w:ascii="Carlito" w:hAnsi="Carlito" w:cs="Carlito"/>
+          <w:sz w:val="32"/>
+          <w:szCs w:val="32"/>
+        </w:rPr>
+        <w:t>and we will get output on the right side</w:t>
+      </w:r>
+    </w:p>
+    <w:p>
+      <w:pPr>
+        <w:jc w:val="both"/>
+        <w:rPr>
+          <w:rFonts w:ascii="Carlito" w:hAnsi="Carlito" w:cs="Carlito"/>
+          <w:sz w:val="32"/>
+          <w:szCs w:val="32"/>
+        </w:rPr>
+      </w:pPr>
+    </w:p>
+    <w:p>
+      <w:pPr>
+        <w:jc w:val="both"/>
+        <w:rPr>
+          <w:rFonts w:ascii="Carlito" w:hAnsi="Carlito" w:cs="Carlito"/>
+          <w:sz w:val="32"/>
+          <w:szCs w:val="32"/>
+        </w:rPr>
+      </w:pPr>
+      <w:r>
+        <w:rPr>
+          <w:rFonts w:ascii="Carlito" w:hAnsi="Carlito" w:cs="Carlito"/>
+          <w:sz w:val="32"/>
+          <w:szCs w:val="32"/>
+        </w:rPr>
+        <w:t>Step-3, Reply to Mail:</w:t>
+      </w:r>
+    </w:p>
+    <w:p>
+      <w:pPr>
+        <w:jc w:val="both"/>
+        <w:rPr>
+          <w:rFonts w:ascii="Carlito" w:hAnsi="Carlito" w:cs="Carlito"/>
+          <w:sz w:val="32"/>
+          <w:szCs w:val="32"/>
+        </w:rPr>
+      </w:pPr>
+      <w:r>
+        <w:rPr>
+          <w:rFonts w:ascii="Carlito" w:hAnsi="Carlito" w:cs="Carlito"/>
+          <w:sz w:val="32"/>
+          <w:szCs w:val="32"/>
+        </w:rPr>
+        <w:lastRenderedPageBreak/>
+        <w:t xml:space="preserve"># Search Reply to a message (Gmail) and connect it to the right side of the </w:t>
+      </w:r>
+      <w:r>
+        <w:rPr>
+          <w:rFonts w:ascii="Carlito" w:hAnsi="Carlito" w:cs="Carlito"/>
+          <w:b/>
+          <w:bCs/>
+          <w:sz w:val="32"/>
+          <w:szCs w:val="32"/>
+        </w:rPr>
+        <w:t>AI-Agent</w:t>
+      </w:r>
+    </w:p>
+    <w:p>
+      <w:pPr>
+        <w:jc w:val="both"/>
+        <w:rPr>
+          <w:rFonts w:ascii="Carlito" w:hAnsi="Carlito" w:cs="Carlito"/>
+          <w:sz w:val="32"/>
+          <w:szCs w:val="32"/>
+        </w:rPr>
+      </w:pPr>
+      <w:r>
+        <w:rPr>
+          <w:rFonts w:ascii="Carlito" w:hAnsi="Carlito" w:cs="Carlito"/>
+          <w:sz w:val="32"/>
+          <w:szCs w:val="32"/>
+        </w:rPr>
+        <w:t xml:space="preserve"># Sing in here, in the credential section. Then select </w:t>
+      </w:r>
+      <w:r>
+        <w:rPr>
+          <w:rFonts w:ascii="Carlito" w:hAnsi="Carlito" w:cs="Carlito"/>
+          <w:b/>
+          <w:bCs/>
+          <w:sz w:val="32"/>
+          <w:szCs w:val="32"/>
+        </w:rPr>
+        <w:t xml:space="preserve">Resource </w:t>
+      </w:r>
+      <w:r>
+        <w:rPr>
+          <w:rFonts w:ascii="Carlito" w:hAnsi="Carlito" w:cs="Carlito"/>
+          <w:sz w:val="32"/>
+          <w:szCs w:val="32"/>
+        </w:rPr>
+        <w:t>to</w:t>
+      </w:r>
+      <w:r>
+        <w:rPr>
+          <w:rFonts w:ascii="Carlito" w:hAnsi="Carlito" w:cs="Carlito"/>
+          <w:b/>
+          <w:bCs/>
+          <w:sz w:val="32"/>
+          <w:szCs w:val="32"/>
+        </w:rPr>
+        <w:t xml:space="preserve"> message</w:t>
+      </w:r>
+      <w:r>
+        <w:rPr>
+          <w:rFonts w:ascii="Carlito" w:hAnsi="Carlito" w:cs="Carlito"/>
+          <w:sz w:val="32"/>
+          <w:szCs w:val="32"/>
+        </w:rPr>
+        <w:t xml:space="preserve"> and </w:t>
+      </w:r>
+      <w:r>
+        <w:rPr>
+          <w:rFonts w:ascii="Carlito" w:hAnsi="Carlito" w:cs="Carlito"/>
+          <w:b/>
+          <w:bCs/>
+          <w:sz w:val="32"/>
+          <w:szCs w:val="32"/>
+        </w:rPr>
+        <w:t>Operation</w:t>
+      </w:r>
+      <w:r>
+        <w:rPr>
+          <w:rFonts w:ascii="Carlito" w:hAnsi="Carlito" w:cs="Carlito"/>
+          <w:sz w:val="32"/>
+          <w:szCs w:val="32"/>
+        </w:rPr>
+        <w:t xml:space="preserve"> to</w:t>
+      </w:r>
+      <w:r>
+        <w:rPr>
+          <w:rFonts w:ascii="Carlito" w:hAnsi="Carlito" w:cs="Carlito"/>
+          <w:b/>
+          <w:bCs/>
+          <w:sz w:val="32"/>
+          <w:szCs w:val="32"/>
+        </w:rPr>
+        <w:t xml:space="preserve"> reply</w:t>
+      </w:r>
+      <w:r>
+        <w:rPr>
+          <w:rFonts w:ascii="Carlito" w:hAnsi="Carlito" w:cs="Carlito"/>
+          <w:b/>
+          <w:bCs/>
+          <w:sz w:val="32"/>
+          <w:szCs w:val="32"/>
+        </w:rPr>
+        <w:t xml:space="preserve"> </w:t>
+      </w:r>
+      <w:r>
+        <w:rPr>
+          <w:rFonts w:ascii="Carlito" w:hAnsi="Carlito" w:cs="Carlito"/>
+          <w:sz w:val="32"/>
+          <w:szCs w:val="32"/>
+        </w:rPr>
+        <w:t>(we can also set a bunch of things here like send and wait for response)</w:t>
+      </w:r>
+    </w:p>
+    <w:p>
+      <w:pPr>
+        <w:jc w:val="both"/>
+        <w:rPr>
+          <w:rFonts w:ascii="Carlito" w:hAnsi="Carlito" w:cs="Carlito"/>
+          <w:sz w:val="32"/>
+          <w:szCs w:val="32"/>
+        </w:rPr>
+      </w:pPr>
+      <w:r>
+        <w:rPr>
+          <w:rFonts w:ascii="Carlito" w:hAnsi="Carlito" w:cs="Carlito"/>
+          <w:sz w:val="32"/>
+          <w:szCs w:val="32"/>
+        </w:rPr>
+        <w:t xml:space="preserve"># In the </w:t>
+      </w:r>
+      <w:r>
+        <w:rPr>
+          <w:rFonts w:ascii="Carlito" w:hAnsi="Carlito" w:cs="Carlito"/>
+          <w:b/>
+          <w:bCs/>
+          <w:sz w:val="32"/>
+          <w:szCs w:val="32"/>
+        </w:rPr>
+        <w:t>message</w:t>
+      </w:r>
+      <w:r>
+        <w:rPr>
+          <w:rFonts w:ascii="Carlito" w:hAnsi="Carlito" w:cs="Carlito"/>
+          <w:sz w:val="32"/>
+          <w:szCs w:val="32"/>
+        </w:rPr>
+        <w:t xml:space="preserve"> </w:t>
+      </w:r>
+      <w:r>
+        <w:rPr>
+          <w:rFonts w:ascii="Carlito" w:hAnsi="Carlito" w:cs="Carlito"/>
+          <w:b/>
+          <w:bCs/>
+          <w:sz w:val="32"/>
+          <w:szCs w:val="32"/>
         </w:rPr>
         <w:t>id</w:t>
       </w:r>
       <w:r>
         <w:rPr>
-          <w:b/>
-          <w:bCs/>
-          <w:sz w:val="36"/>
-          <w:szCs w:val="36"/>
-        </w:rPr>
-        <w:t xml:space="preserve"> </w:t>
-      </w:r>
-      <w:r>
-        <w:rPr>
-          <w:sz w:val="36"/>
-          <w:szCs w:val="36"/>
-        </w:rPr>
-        <w:t>at the end (we can also drop from, to, subject and payload or body of email)</w:t>
-      </w:r>
-    </w:p>
-    <w:p>
-      <w:pPr>
-        <w:jc w:val="both"/>
-        <w:rPr>
-          <w:sz w:val="36"/>
-          <w:szCs w:val="36"/>
-        </w:rPr>
-      </w:pPr>
-      <w:r>
-        <w:rPr>
-          <w:sz w:val="36"/>
-          <w:szCs w:val="36"/>
-        </w:rPr>
-        <w:lastRenderedPageBreak/>
-        <w:t xml:space="preserve"># Then click </w:t>
-      </w:r>
-      <w:r>
-        <w:rPr>
-          <w:b/>
-          <w:bCs/>
-          <w:sz w:val="36"/>
-          <w:szCs w:val="36"/>
-        </w:rPr>
-        <w:t xml:space="preserve">Execute Step </w:t>
-      </w:r>
-      <w:r>
-        <w:rPr>
-          <w:sz w:val="36"/>
-          <w:szCs w:val="36"/>
-        </w:rPr>
-        <w:t>and we will get output on the right side</w:t>
-      </w:r>
-    </w:p>
-    <w:p>
-      <w:pPr>
-        <w:jc w:val="both"/>
-        <w:rPr>
-          <w:sz w:val="36"/>
-          <w:szCs w:val="36"/>
-        </w:rPr>
-      </w:pPr>
-    </w:p>
-    <w:p>
-      <w:pPr>
-        <w:jc w:val="both"/>
-        <w:rPr>
-          <w:sz w:val="36"/>
-          <w:szCs w:val="36"/>
-        </w:rPr>
-      </w:pPr>
-      <w:r>
-        <w:rPr>
-          <w:sz w:val="36"/>
-          <w:szCs w:val="36"/>
-        </w:rPr>
-        <w:t>Step-3, Reply to Mail:</w:t>
-      </w:r>
-    </w:p>
-    <w:p>
-      <w:pPr>
-        <w:jc w:val="both"/>
-        <w:rPr>
-          <w:sz w:val="36"/>
-          <w:szCs w:val="36"/>
-        </w:rPr>
-      </w:pPr>
-      <w:r>
-        <w:rPr>
-          <w:sz w:val="36"/>
-          <w:szCs w:val="36"/>
-        </w:rPr>
-        <w:t xml:space="preserve"># Search Reply to a message (Gmail) and connect it to the right side of the </w:t>
-      </w:r>
-      <w:r>
-        <w:rPr>
-          <w:b/>
-          <w:bCs/>
-          <w:sz w:val="36"/>
-          <w:szCs w:val="36"/>
-        </w:rPr>
-        <w:t>AI-Agent</w:t>
-      </w:r>
-    </w:p>
-    <w:p>
-      <w:pPr>
-        <w:jc w:val="both"/>
-        <w:rPr>
-          <w:sz w:val="36"/>
-          <w:szCs w:val="36"/>
-        </w:rPr>
-      </w:pPr>
-      <w:r>
-        <w:rPr>
-          <w:sz w:val="36"/>
-          <w:szCs w:val="36"/>
-        </w:rPr>
-        <w:t xml:space="preserve"># Sing in here, in the credential section. Then select </w:t>
-      </w:r>
-      <w:r>
-        <w:rPr>
-          <w:b/>
-          <w:bCs/>
-          <w:sz w:val="36"/>
-          <w:szCs w:val="36"/>
-        </w:rPr>
-        <w:t xml:space="preserve">Resource </w:t>
-      </w:r>
-      <w:r>
-        <w:rPr>
-          <w:sz w:val="36"/>
-          <w:szCs w:val="36"/>
-        </w:rPr>
-        <w:t>to</w:t>
-      </w:r>
-      <w:r>
-        <w:rPr>
-          <w:b/>
-          <w:bCs/>
-          <w:sz w:val="36"/>
-          <w:szCs w:val="36"/>
-        </w:rPr>
-        <w:t xml:space="preserve"> message</w:t>
-      </w:r>
-      <w:r>
-        <w:rPr>
-          <w:sz w:val="36"/>
-          <w:szCs w:val="36"/>
-        </w:rPr>
-        <w:t xml:space="preserve"> and </w:t>
-      </w:r>
-      <w:r>
-        <w:rPr>
-          <w:b/>
-          <w:bCs/>
-          <w:sz w:val="36"/>
-          <w:szCs w:val="36"/>
-        </w:rPr>
-        <w:t>Operation</w:t>
-      </w:r>
-      <w:r>
-        <w:rPr>
-          <w:sz w:val="36"/>
-          <w:szCs w:val="36"/>
-        </w:rPr>
-        <w:t xml:space="preserve"> to</w:t>
-      </w:r>
-      <w:r>
-        <w:rPr>
-          <w:b/>
-          <w:bCs/>
-          <w:sz w:val="36"/>
-          <w:szCs w:val="36"/>
-        </w:rPr>
-        <w:t xml:space="preserve"> reply</w:t>
-      </w:r>
-      <w:r>
-        <w:rPr>
-          <w:b/>
-          <w:bCs/>
-          <w:sz w:val="36"/>
-          <w:szCs w:val="36"/>
-        </w:rPr>
-        <w:t xml:space="preserve"> </w:t>
-      </w:r>
-      <w:r>
-        <w:rPr>
-          <w:sz w:val="36"/>
-          <w:szCs w:val="36"/>
-        </w:rPr>
-        <w:t>(we can also set a bunch of things here like send and wait for response)</w:t>
-      </w:r>
-    </w:p>
-    <w:p>
-      <w:pPr>
-        <w:jc w:val="both"/>
-        <w:rPr>
-          <w:sz w:val="36"/>
-          <w:szCs w:val="36"/>
-        </w:rPr>
-      </w:pPr>
-      <w:r>
-        <w:rPr>
-          <w:sz w:val="36"/>
-          <w:szCs w:val="36"/>
-        </w:rPr>
-        <w:t xml:space="preserve"># In the </w:t>
-      </w:r>
-      <w:r>
-        <w:rPr>
-          <w:b/>
-          <w:bCs/>
-          <w:sz w:val="36"/>
-          <w:szCs w:val="36"/>
+          <w:rFonts w:ascii="Carlito" w:hAnsi="Carlito" w:cs="Carlito"/>
+          <w:sz w:val="32"/>
+          <w:szCs w:val="32"/>
+        </w:rPr>
+        <w:t>, drag-and-drop Gmail triggers id</w:t>
+      </w:r>
+    </w:p>
+    <w:p>
+      <w:pPr>
+        <w:jc w:val="both"/>
+        <w:rPr>
+          <w:rFonts w:ascii="Carlito" w:hAnsi="Carlito" w:cs="Carlito"/>
+          <w:sz w:val="32"/>
+          <w:szCs w:val="32"/>
+        </w:rPr>
+      </w:pPr>
+      <w:r>
+        <w:rPr>
+          <w:rFonts w:ascii="Carlito" w:hAnsi="Carlito" w:cs="Carlito"/>
+          <w:sz w:val="32"/>
+          <w:szCs w:val="32"/>
+        </w:rPr>
+        <w:t xml:space="preserve"># Then in the </w:t>
+      </w:r>
+      <w:r>
+        <w:rPr>
+          <w:rFonts w:ascii="Carlito" w:hAnsi="Carlito" w:cs="Carlito"/>
+          <w:b/>
+          <w:bCs/>
+          <w:sz w:val="32"/>
+          <w:szCs w:val="32"/>
         </w:rPr>
         <w:t>message</w:t>
       </w:r>
       <w:r>
         <w:rPr>
-          <w:sz w:val="36"/>
-          <w:szCs w:val="36"/>
-        </w:rPr>
-        <w:t xml:space="preserve"> </w:t>
-      </w:r>
-      <w:r>
-        <w:rPr>
-          <w:b/>
-          <w:bCs/>
-          <w:sz w:val="36"/>
-          <w:szCs w:val="36"/>
-        </w:rPr>
-        <w:t>id</w:t>
-      </w:r>
-      <w:r>
-        <w:rPr>
-          <w:sz w:val="36"/>
-          <w:szCs w:val="36"/>
-        </w:rPr>
-        <w:t>, drag-and-drop Gmail triggers id</w:t>
-      </w:r>
-    </w:p>
-    <w:p>
-      <w:pPr>
-        <w:jc w:val="both"/>
-        <w:rPr>
-          <w:sz w:val="36"/>
-          <w:szCs w:val="36"/>
-        </w:rPr>
-      </w:pPr>
-      <w:r>
-        <w:rPr>
-          <w:sz w:val="36"/>
-          <w:szCs w:val="36"/>
-        </w:rPr>
-        <w:t xml:space="preserve"># Then in the </w:t>
-      </w:r>
-      <w:r>
-        <w:rPr>
-          <w:b/>
-          <w:bCs/>
-          <w:sz w:val="36"/>
-          <w:szCs w:val="36"/>
-        </w:rPr>
-        <w:t>message</w:t>
-      </w:r>
-      <w:r>
-        <w:rPr>
-          <w:sz w:val="36"/>
-          <w:szCs w:val="36"/>
+          <w:rFonts w:ascii="Carlito" w:hAnsi="Carlito" w:cs="Carlito"/>
+          <w:sz w:val="32"/>
+          <w:szCs w:val="32"/>
         </w:rPr>
         <w:t>, drag-and-drop</w:t>
       </w:r>
       <w:r>
         <w:rPr>
-          <w:b/>
-          <w:bCs/>
-          <w:sz w:val="36"/>
-          <w:szCs w:val="36"/>
+          <w:rFonts w:ascii="Carlito" w:hAnsi="Carlito" w:cs="Carlito"/>
+          <w:b/>
+          <w:bCs/>
+          <w:sz w:val="32"/>
+          <w:szCs w:val="32"/>
         </w:rPr>
         <w:t xml:space="preserve"> AI-Agent</w:t>
       </w:r>
       <w:r>
         <w:rPr>
-          <w:sz w:val="36"/>
-          <w:szCs w:val="36"/>
+          <w:rFonts w:ascii="Carlito" w:hAnsi="Carlito" w:cs="Carlito"/>
+          <w:sz w:val="32"/>
+          <w:szCs w:val="32"/>
         </w:rPr>
         <w:t>’s output (we can also add some custom things here)</w:t>
       </w:r>
@@ -2828,71 +3094,80 @@
       <w:pPr>
         <w:jc w:val="both"/>
         <w:rPr>
-          <w:sz w:val="36"/>
-          <w:szCs w:val="36"/>
-        </w:rPr>
-      </w:pPr>
-      <w:r>
-        <w:rPr>
-          <w:sz w:val="36"/>
-          <w:szCs w:val="36"/>
+          <w:rFonts w:ascii="Carlito" w:hAnsi="Carlito" w:cs="Carlito"/>
+          <w:sz w:val="32"/>
+          <w:szCs w:val="32"/>
+        </w:rPr>
+      </w:pPr>
+      <w:r>
+        <w:rPr>
+          <w:rFonts w:ascii="Carlito" w:hAnsi="Carlito" w:cs="Carlito"/>
+          <w:sz w:val="32"/>
+          <w:szCs w:val="32"/>
         </w:rPr>
         <w:t xml:space="preserve"># Finally, we have </w:t>
       </w:r>
       <w:r>
         <w:rPr>
-          <w:b/>
-          <w:bCs/>
-          <w:sz w:val="36"/>
-          <w:szCs w:val="36"/>
+          <w:rFonts w:ascii="Carlito" w:hAnsi="Carlito" w:cs="Carlito"/>
+          <w:b/>
+          <w:bCs/>
+          <w:sz w:val="32"/>
+          <w:szCs w:val="32"/>
         </w:rPr>
         <w:t>Options</w:t>
       </w:r>
       <w:r>
         <w:rPr>
-          <w:sz w:val="36"/>
-          <w:szCs w:val="36"/>
+          <w:rFonts w:ascii="Carlito" w:hAnsi="Carlito" w:cs="Carlito"/>
+          <w:sz w:val="32"/>
+          <w:szCs w:val="32"/>
         </w:rPr>
         <w:t xml:space="preserve">, click on </w:t>
       </w:r>
       <w:r>
         <w:rPr>
-          <w:b/>
-          <w:bCs/>
-          <w:sz w:val="36"/>
-          <w:szCs w:val="36"/>
+          <w:rFonts w:ascii="Carlito" w:hAnsi="Carlito" w:cs="Carlito"/>
+          <w:b/>
+          <w:bCs/>
+          <w:sz w:val="32"/>
+          <w:szCs w:val="32"/>
         </w:rPr>
         <w:t>add option</w:t>
       </w:r>
       <w:r>
         <w:rPr>
-          <w:sz w:val="36"/>
-          <w:szCs w:val="36"/>
+          <w:rFonts w:ascii="Carlito" w:hAnsi="Carlito" w:cs="Carlito"/>
+          <w:sz w:val="32"/>
+          <w:szCs w:val="32"/>
         </w:rPr>
         <w:t xml:space="preserve"> and select </w:t>
       </w:r>
       <w:r>
         <w:rPr>
-          <w:b/>
-          <w:bCs/>
-          <w:sz w:val="36"/>
-          <w:szCs w:val="36"/>
+          <w:rFonts w:ascii="Carlito" w:hAnsi="Carlito" w:cs="Carlito"/>
+          <w:b/>
+          <w:bCs/>
+          <w:sz w:val="32"/>
+          <w:szCs w:val="32"/>
         </w:rPr>
         <w:t>append n8n attribution</w:t>
       </w:r>
       <w:r>
         <w:rPr>
-          <w:sz w:val="36"/>
-          <w:szCs w:val="36"/>
+          <w:rFonts w:ascii="Carlito" w:hAnsi="Carlito" w:cs="Carlito"/>
+          <w:sz w:val="32"/>
+          <w:szCs w:val="32"/>
         </w:rPr>
         <w:t xml:space="preserve"> and disable it. In this way no n8n labels will be showed. Then click on </w:t>
       </w:r>
       <w:r>
         <w:rPr>
-          <w:b/>
-          <w:bCs/>
-          <w:sz w:val="36"/>
-          <w:szCs w:val="36"/>
+          <w:rFonts w:ascii="Carlito" w:hAnsi="Carlito" w:cs="Carlito"/>
+          <w:b/>
+          <w:bCs/>
+          <w:sz w:val="32"/>
+          <w:szCs w:val="32"/>
         </w:rPr>
         <w:t>execute step</w:t>
       </w:r>
@@ -2901,23 +3176,26 @@
       <w:pPr>
         <w:jc w:val="both"/>
         <w:rPr>
-          <w:sz w:val="36"/>
-          <w:szCs w:val="36"/>
-        </w:rPr>
-      </w:pPr>
-    </w:p>
-    <w:p>
-      <w:pPr>
-        <w:jc w:val="both"/>
-        <w:rPr>
-          <w:sz w:val="36"/>
-          <w:szCs w:val="36"/>
-        </w:rPr>
-      </w:pPr>
-      <w:r>
-        <w:rPr>
-          <w:sz w:val="36"/>
-          <w:szCs w:val="36"/>
+          <w:rFonts w:ascii="Carlito" w:hAnsi="Carlito" w:cs="Carlito"/>
+          <w:sz w:val="32"/>
+          <w:szCs w:val="32"/>
+        </w:rPr>
+      </w:pPr>
+    </w:p>
+    <w:p>
+      <w:pPr>
+        <w:jc w:val="both"/>
+        <w:rPr>
+          <w:rFonts w:ascii="Carlito" w:hAnsi="Carlito" w:cs="Carlito"/>
+          <w:sz w:val="32"/>
+          <w:szCs w:val="32"/>
+        </w:rPr>
+      </w:pPr>
+      <w:r>
+        <w:rPr>
+          <w:rFonts w:ascii="Carlito" w:hAnsi="Carlito" w:cs="Carlito"/>
+          <w:sz w:val="32"/>
+          <w:szCs w:val="32"/>
         </w:rPr>
         <w:t>Publishing:</w:t>
       </w:r>
@@ -2926,35 +3204,40 @@
       <w:pPr>
         <w:jc w:val="both"/>
         <w:rPr>
-          <w:sz w:val="36"/>
-          <w:szCs w:val="36"/>
-        </w:rPr>
-      </w:pPr>
-      <w:r>
-        <w:rPr>
-          <w:sz w:val="36"/>
-          <w:szCs w:val="36"/>
+          <w:rFonts w:ascii="Carlito" w:hAnsi="Carlito" w:cs="Carlito"/>
+          <w:sz w:val="32"/>
+          <w:szCs w:val="32"/>
+        </w:rPr>
+      </w:pPr>
+      <w:r>
+        <w:rPr>
+          <w:rFonts w:ascii="Carlito" w:hAnsi="Carlito" w:cs="Carlito"/>
+          <w:sz w:val="32"/>
+          <w:szCs w:val="32"/>
         </w:rPr>
         <w:t># Then we can publish it and set when to check for emails like</w:t>
       </w:r>
       <w:r>
         <w:rPr>
-          <w:sz w:val="36"/>
-          <w:szCs w:val="36"/>
+          <w:rFonts w:ascii="Carlito" w:hAnsi="Carlito" w:cs="Carlito"/>
+          <w:sz w:val="32"/>
+          <w:szCs w:val="32"/>
         </w:rPr>
         <w:t xml:space="preserve"> hour</w:t>
       </w:r>
       <w:r>
         <w:rPr>
-          <w:sz w:val="36"/>
-          <w:szCs w:val="36"/>
+          <w:rFonts w:ascii="Carlito" w:hAnsi="Carlito" w:cs="Carlito"/>
+          <w:sz w:val="32"/>
+          <w:szCs w:val="32"/>
         </w:rPr>
         <w:t xml:space="preserve"> or </w:t>
       </w:r>
       <w:r>
         <w:rPr>
-          <w:sz w:val="36"/>
-          <w:szCs w:val="36"/>
+          <w:rFonts w:ascii="Carlito" w:hAnsi="Carlito" w:cs="Carlito"/>
+          <w:sz w:val="32"/>
+          <w:szCs w:val="32"/>
         </w:rPr>
         <w:t>day</w:t>
       </w:r>
@@ -2963,44 +3246,49 @@
       <w:pPr>
         <w:jc w:val="both"/>
         <w:rPr>
-          <w:sz w:val="36"/>
-          <w:szCs w:val="36"/>
-        </w:rPr>
-      </w:pPr>
-    </w:p>
-    <w:p>
-      <w:pPr>
-        <w:jc w:val="both"/>
-        <w:rPr>
-          <w:sz w:val="36"/>
-          <w:szCs w:val="36"/>
-        </w:rPr>
-      </w:pPr>
-    </w:p>
-    <w:p>
-      <w:pPr>
-        <w:jc w:val="both"/>
-        <w:rPr>
-          <w:sz w:val="36"/>
-          <w:szCs w:val="36"/>
-        </w:rPr>
-      </w:pPr>
-    </w:p>
-    <w:p>
-      <w:pPr>
-        <w:jc w:val="both"/>
-        <w:rPr>
-          <w:sz w:val="36"/>
-          <w:szCs w:val="36"/>
-        </w:rPr>
-      </w:pPr>
-    </w:p>
-    <w:p>
-      <w:pPr>
-        <w:jc w:val="both"/>
-        <w:rPr>
-          <w:sz w:val="36"/>
-          <w:szCs w:val="36"/>
+          <w:rFonts w:ascii="Carlito" w:hAnsi="Carlito" w:cs="Carlito"/>
+          <w:sz w:val="32"/>
+          <w:szCs w:val="32"/>
+        </w:rPr>
+      </w:pPr>
+    </w:p>
+    <w:p>
+      <w:pPr>
+        <w:jc w:val="both"/>
+        <w:rPr>
+          <w:rFonts w:ascii="Carlito" w:hAnsi="Carlito" w:cs="Carlito"/>
+          <w:sz w:val="32"/>
+          <w:szCs w:val="32"/>
+        </w:rPr>
+      </w:pPr>
+    </w:p>
+    <w:p>
+      <w:pPr>
+        <w:jc w:val="both"/>
+        <w:rPr>
+          <w:rFonts w:ascii="Carlito" w:hAnsi="Carlito" w:cs="Carlito"/>
+          <w:sz w:val="32"/>
+          <w:szCs w:val="32"/>
+        </w:rPr>
+      </w:pPr>
+    </w:p>
+    <w:p>
+      <w:pPr>
+        <w:jc w:val="both"/>
+        <w:rPr>
+          <w:rFonts w:ascii="Carlito" w:hAnsi="Carlito" w:cs="Carlito"/>
+          <w:sz w:val="32"/>
+          <w:szCs w:val="32"/>
+        </w:rPr>
+      </w:pPr>
+    </w:p>
+    <w:p>
+      <w:pPr>
+        <w:jc w:val="both"/>
+        <w:rPr>
+          <w:rFonts w:ascii="Carlito" w:hAnsi="Carlito" w:cs="Carlito"/>
+          <w:sz w:val="32"/>
+          <w:szCs w:val="32"/>
         </w:rPr>
       </w:pPr>
     </w:p>

--- a/ai_automation/a1_automation_using_n8n.docx
+++ b/ai_automation/a1_automation_using_n8n.docx
@@ -6,27 +6,37 @@
       <w:pPr>
         <w:jc w:val="center"/>
         <w:rPr>
-          <w:rFonts w:ascii="Carlito" w:hAnsi="Carlito" w:cs="Carlito"/>
+          <w:rFonts w:ascii="Calibri" w:hAnsi="Calibri" w:cs="Calibri"/>
+          <w:sz w:val="36"/>
+          <w:szCs w:val="36"/>
+        </w:rPr>
+      </w:pPr>
+      <w:r>
+        <w:rPr>
+          <w:rFonts w:ascii="Calibri" w:hAnsi="Calibri" w:cs="Calibri"/>
+          <w:b/>
+          <w:bCs/>
+          <w:sz w:val="44"/>
+          <w:szCs w:val="44"/>
+        </w:rPr>
+        <w:t>INDEX</w:t>
+      </w:r>
+    </w:p>
+    <w:p>
+      <w:pPr>
+        <w:jc w:val="both"/>
+        <w:rPr>
+          <w:rFonts w:ascii="Calibri" w:hAnsi="Calibri" w:cs="Calibri"/>
           <w:sz w:val="32"/>
           <w:szCs w:val="32"/>
         </w:rPr>
       </w:pPr>
-      <w:r>
-        <w:rPr>
-          <w:rFonts w:ascii="Carlito" w:hAnsi="Carlito" w:cs="Carlito"/>
-          <w:b/>
-          <w:bCs/>
-          <w:sz w:val="40"/>
-          <w:szCs w:val="40"/>
-        </w:rPr>
-        <w:t>INDEX</w:t>
-      </w:r>
-    </w:p>
-    <w:p>
-      <w:pPr>
-        <w:jc w:val="both"/>
-        <w:rPr>
-          <w:rFonts w:ascii="Carlito" w:hAnsi="Carlito" w:cs="Carlito"/>
+    </w:p>
+    <w:p>
+      <w:pPr>
+        <w:jc w:val="both"/>
+        <w:rPr>
+          <w:rFonts w:ascii="Calibri" w:hAnsi="Calibri" w:cs="Calibri"/>
           <w:sz w:val="32"/>
           <w:szCs w:val="32"/>
         </w:rPr>
@@ -34,28 +44,18 @@
     </w:p>
     <w:p>
       <w:pPr>
-        <w:jc w:val="both"/>
-        <w:rPr>
-          <w:rFonts w:ascii="Carlito" w:hAnsi="Carlito" w:cs="Carlito"/>
+        <w:rPr>
+          <w:rFonts w:ascii="Calibri" w:hAnsi="Calibri" w:cs="Calibri"/>
           <w:sz w:val="32"/>
           <w:szCs w:val="32"/>
         </w:rPr>
       </w:pPr>
-    </w:p>
-    <w:p>
-      <w:pPr>
-        <w:rPr>
-          <w:rFonts w:ascii="Carlito" w:hAnsi="Carlito" w:cs="Carlito"/>
+      <w:r>
+        <w:rPr>
+          <w:rFonts w:ascii="Calibri" w:hAnsi="Calibri" w:cs="Calibri"/>
           <w:sz w:val="32"/>
           <w:szCs w:val="32"/>
         </w:rPr>
-      </w:pPr>
-      <w:r>
-        <w:rPr>
-          <w:rFonts w:ascii="Carlito" w:hAnsi="Carlito" w:cs="Carlito"/>
-          <w:sz w:val="32"/>
-          <w:szCs w:val="32"/>
-        </w:rPr>
         <w:br w:type="page"/>
       </w:r>
     </w:p>
@@ -63,20 +63,20 @@
       <w:pPr>
         <w:jc w:val="both"/>
         <w:rPr>
-          <w:rFonts w:ascii="Carlito" w:hAnsi="Carlito" w:cs="Carlito"/>
-          <w:b/>
-          <w:bCs/>
-          <w:sz w:val="32"/>
-          <w:szCs w:val="32"/>
-        </w:rPr>
-      </w:pPr>
-      <w:r>
-        <w:rPr>
-          <w:rFonts w:ascii="Carlito" w:hAnsi="Carlito" w:cs="Carlito"/>
-          <w:b/>
-          <w:bCs/>
-          <w:sz w:val="32"/>
-          <w:szCs w:val="32"/>
+          <w:rFonts w:ascii="Calibri" w:hAnsi="Calibri" w:cs="Calibri"/>
+          <w:b/>
+          <w:bCs/>
+          <w:sz w:val="36"/>
+          <w:szCs w:val="36"/>
+        </w:rPr>
+      </w:pPr>
+      <w:r>
+        <w:rPr>
+          <w:rFonts w:ascii="Calibri" w:hAnsi="Calibri" w:cs="Calibri"/>
+          <w:b/>
+          <w:bCs/>
+          <w:sz w:val="36"/>
+          <w:szCs w:val="36"/>
         </w:rPr>
         <w:lastRenderedPageBreak/>
         <w:t>Prompt Engineering Template:</w:t>
@@ -86,42 +86,42 @@
       <w:pPr>
         <w:jc w:val="both"/>
         <w:rPr>
-          <w:rFonts w:ascii="Carlito" w:hAnsi="Carlito" w:cs="Carlito"/>
-          <w:sz w:val="32"/>
-          <w:szCs w:val="32"/>
-        </w:rPr>
-      </w:pPr>
-      <w:r>
-        <w:rPr>
-          <w:rFonts w:ascii="Carlito" w:hAnsi="Carlito" w:cs="Carlito"/>
-          <w:sz w:val="32"/>
-          <w:szCs w:val="32"/>
+          <w:rFonts w:ascii="Calibri" w:hAnsi="Calibri" w:cs="Calibri"/>
+          <w:sz w:val="36"/>
+          <w:szCs w:val="36"/>
+        </w:rPr>
+      </w:pPr>
+      <w:r>
+        <w:rPr>
+          <w:rFonts w:ascii="Calibri" w:hAnsi="Calibri" w:cs="Calibri"/>
+          <w:sz w:val="36"/>
+          <w:szCs w:val="36"/>
         </w:rPr>
         <w:t xml:space="preserve"># </w:t>
       </w:r>
       <w:r>
         <w:rPr>
-          <w:rFonts w:ascii="Carlito" w:hAnsi="Carlito" w:cs="Carlito"/>
-          <w:sz w:val="32"/>
-          <w:szCs w:val="32"/>
+          <w:rFonts w:ascii="Calibri" w:hAnsi="Calibri" w:cs="Calibri"/>
+          <w:sz w:val="36"/>
+          <w:szCs w:val="36"/>
         </w:rPr>
         <w:t xml:space="preserve">One of the common templates is </w:t>
       </w:r>
       <w:r>
         <w:rPr>
-          <w:rFonts w:ascii="Carlito" w:hAnsi="Carlito" w:cs="Carlito"/>
-          <w:b/>
-          <w:bCs/>
-          <w:sz w:val="32"/>
-          <w:szCs w:val="32"/>
+          <w:rFonts w:ascii="Calibri" w:hAnsi="Calibri" w:cs="Calibri"/>
+          <w:b/>
+          <w:bCs/>
+          <w:sz w:val="36"/>
+          <w:szCs w:val="36"/>
         </w:rPr>
         <w:t>RTCROSQ</w:t>
       </w:r>
       <w:r>
         <w:rPr>
-          <w:rFonts w:ascii="Carlito" w:hAnsi="Carlito" w:cs="Carlito"/>
-          <w:sz w:val="32"/>
-          <w:szCs w:val="32"/>
+          <w:rFonts w:ascii="Calibri" w:hAnsi="Calibri" w:cs="Calibri"/>
+          <w:sz w:val="36"/>
+          <w:szCs w:val="36"/>
         </w:rPr>
         <w:t>. Meaning:</w:t>
       </w:r>
@@ -135,26 +135,26 @@
         </w:numPr>
         <w:jc w:val="both"/>
         <w:rPr>
-          <w:rFonts w:ascii="Carlito" w:hAnsi="Carlito" w:cs="Carlito"/>
-          <w:sz w:val="32"/>
-          <w:szCs w:val="32"/>
-        </w:rPr>
-      </w:pPr>
-      <w:r>
-        <w:rPr>
-          <w:rFonts w:ascii="Carlito" w:hAnsi="Carlito" w:cs="Carlito"/>
-          <w:b/>
-          <w:bCs/>
-          <w:sz w:val="32"/>
-          <w:szCs w:val="32"/>
+          <w:rFonts w:ascii="Calibri" w:hAnsi="Calibri" w:cs="Calibri"/>
+          <w:sz w:val="36"/>
+          <w:szCs w:val="36"/>
+        </w:rPr>
+      </w:pPr>
+      <w:r>
+        <w:rPr>
+          <w:rFonts w:ascii="Calibri" w:hAnsi="Calibri" w:cs="Calibri"/>
+          <w:b/>
+          <w:bCs/>
+          <w:sz w:val="36"/>
+          <w:szCs w:val="36"/>
         </w:rPr>
         <w:t>R</w:t>
       </w:r>
       <w:r>
         <w:rPr>
-          <w:rFonts w:ascii="Carlito" w:hAnsi="Carlito" w:cs="Carlito"/>
-          <w:sz w:val="32"/>
-          <w:szCs w:val="32"/>
+          <w:rFonts w:ascii="Calibri" w:hAnsi="Calibri" w:cs="Calibri"/>
+          <w:sz w:val="36"/>
+          <w:szCs w:val="36"/>
         </w:rPr>
         <w:t xml:space="preserve"> - Role Assign:</w:t>
       </w:r>
@@ -168,26 +168,26 @@
         </w:numPr>
         <w:jc w:val="both"/>
         <w:rPr>
-          <w:rFonts w:ascii="Carlito" w:hAnsi="Carlito" w:cs="Carlito"/>
-          <w:sz w:val="32"/>
-          <w:szCs w:val="32"/>
-        </w:rPr>
-      </w:pPr>
-      <w:r>
-        <w:rPr>
-          <w:rFonts w:ascii="Carlito" w:hAnsi="Carlito" w:cs="Carlito"/>
-          <w:b/>
-          <w:bCs/>
-          <w:sz w:val="32"/>
-          <w:szCs w:val="32"/>
+          <w:rFonts w:ascii="Calibri" w:hAnsi="Calibri" w:cs="Calibri"/>
+          <w:sz w:val="36"/>
+          <w:szCs w:val="36"/>
+        </w:rPr>
+      </w:pPr>
+      <w:r>
+        <w:rPr>
+          <w:rFonts w:ascii="Calibri" w:hAnsi="Calibri" w:cs="Calibri"/>
+          <w:b/>
+          <w:bCs/>
+          <w:sz w:val="36"/>
+          <w:szCs w:val="36"/>
         </w:rPr>
         <w:t xml:space="preserve">T </w:t>
       </w:r>
       <w:r>
         <w:rPr>
-          <w:rFonts w:ascii="Carlito" w:hAnsi="Carlito" w:cs="Carlito"/>
-          <w:sz w:val="32"/>
-          <w:szCs w:val="32"/>
+          <w:rFonts w:ascii="Calibri" w:hAnsi="Calibri" w:cs="Calibri"/>
+          <w:sz w:val="36"/>
+          <w:szCs w:val="36"/>
         </w:rPr>
         <w:t>- Task:</w:t>
       </w:r>
@@ -201,26 +201,26 @@
         </w:numPr>
         <w:jc w:val="both"/>
         <w:rPr>
-          <w:rFonts w:ascii="Carlito" w:hAnsi="Carlito" w:cs="Carlito"/>
-          <w:sz w:val="32"/>
-          <w:szCs w:val="32"/>
-        </w:rPr>
-      </w:pPr>
-      <w:r>
-        <w:rPr>
-          <w:rFonts w:ascii="Carlito" w:hAnsi="Carlito" w:cs="Carlito"/>
-          <w:b/>
-          <w:bCs/>
-          <w:sz w:val="32"/>
-          <w:szCs w:val="32"/>
+          <w:rFonts w:ascii="Calibri" w:hAnsi="Calibri" w:cs="Calibri"/>
+          <w:sz w:val="36"/>
+          <w:szCs w:val="36"/>
+        </w:rPr>
+      </w:pPr>
+      <w:r>
+        <w:rPr>
+          <w:rFonts w:ascii="Calibri" w:hAnsi="Calibri" w:cs="Calibri"/>
+          <w:b/>
+          <w:bCs/>
+          <w:sz w:val="36"/>
+          <w:szCs w:val="36"/>
         </w:rPr>
         <w:t>C</w:t>
       </w:r>
       <w:r>
         <w:rPr>
-          <w:rFonts w:ascii="Carlito" w:hAnsi="Carlito" w:cs="Carlito"/>
-          <w:sz w:val="32"/>
-          <w:szCs w:val="32"/>
+          <w:rFonts w:ascii="Calibri" w:hAnsi="Calibri" w:cs="Calibri"/>
+          <w:sz w:val="36"/>
+          <w:szCs w:val="36"/>
         </w:rPr>
         <w:t xml:space="preserve"> - Context:</w:t>
       </w:r>
@@ -234,26 +234,26 @@
         </w:numPr>
         <w:jc w:val="both"/>
         <w:rPr>
-          <w:rFonts w:ascii="Carlito" w:hAnsi="Carlito" w:cs="Carlito"/>
-          <w:sz w:val="32"/>
-          <w:szCs w:val="32"/>
-        </w:rPr>
-      </w:pPr>
-      <w:r>
-        <w:rPr>
-          <w:rFonts w:ascii="Carlito" w:hAnsi="Carlito" w:cs="Carlito"/>
-          <w:b/>
-          <w:bCs/>
-          <w:sz w:val="32"/>
-          <w:szCs w:val="32"/>
+          <w:rFonts w:ascii="Calibri" w:hAnsi="Calibri" w:cs="Calibri"/>
+          <w:sz w:val="36"/>
+          <w:szCs w:val="36"/>
+        </w:rPr>
+      </w:pPr>
+      <w:r>
+        <w:rPr>
+          <w:rFonts w:ascii="Calibri" w:hAnsi="Calibri" w:cs="Calibri"/>
+          <w:b/>
+          <w:bCs/>
+          <w:sz w:val="36"/>
+          <w:szCs w:val="36"/>
         </w:rPr>
         <w:t>R</w:t>
       </w:r>
       <w:r>
         <w:rPr>
-          <w:rFonts w:ascii="Carlito" w:hAnsi="Carlito" w:cs="Carlito"/>
-          <w:sz w:val="32"/>
-          <w:szCs w:val="32"/>
+          <w:rFonts w:ascii="Calibri" w:hAnsi="Calibri" w:cs="Calibri"/>
+          <w:sz w:val="36"/>
+          <w:szCs w:val="36"/>
         </w:rPr>
         <w:t xml:space="preserve"> - Reasoning:</w:t>
       </w:r>
@@ -267,26 +267,26 @@
         </w:numPr>
         <w:jc w:val="both"/>
         <w:rPr>
-          <w:rFonts w:ascii="Carlito" w:hAnsi="Carlito" w:cs="Carlito"/>
-          <w:sz w:val="32"/>
-          <w:szCs w:val="32"/>
-        </w:rPr>
-      </w:pPr>
-      <w:r>
-        <w:rPr>
-          <w:rFonts w:ascii="Carlito" w:hAnsi="Carlito" w:cs="Carlito"/>
-          <w:b/>
-          <w:bCs/>
-          <w:sz w:val="32"/>
-          <w:szCs w:val="32"/>
+          <w:rFonts w:ascii="Calibri" w:hAnsi="Calibri" w:cs="Calibri"/>
+          <w:sz w:val="36"/>
+          <w:szCs w:val="36"/>
+        </w:rPr>
+      </w:pPr>
+      <w:r>
+        <w:rPr>
+          <w:rFonts w:ascii="Calibri" w:hAnsi="Calibri" w:cs="Calibri"/>
+          <w:b/>
+          <w:bCs/>
+          <w:sz w:val="36"/>
+          <w:szCs w:val="36"/>
         </w:rPr>
         <w:t>O</w:t>
       </w:r>
       <w:r>
         <w:rPr>
-          <w:rFonts w:ascii="Carlito" w:hAnsi="Carlito" w:cs="Carlito"/>
-          <w:sz w:val="32"/>
-          <w:szCs w:val="32"/>
+          <w:rFonts w:ascii="Calibri" w:hAnsi="Calibri" w:cs="Calibri"/>
+          <w:sz w:val="36"/>
+          <w:szCs w:val="36"/>
         </w:rPr>
         <w:t xml:space="preserve"> - Output format:</w:t>
       </w:r>
@@ -300,26 +300,26 @@
         </w:numPr>
         <w:jc w:val="both"/>
         <w:rPr>
-          <w:rFonts w:ascii="Carlito" w:hAnsi="Carlito" w:cs="Carlito"/>
-          <w:sz w:val="32"/>
-          <w:szCs w:val="32"/>
-        </w:rPr>
-      </w:pPr>
-      <w:r>
-        <w:rPr>
-          <w:rFonts w:ascii="Carlito" w:hAnsi="Carlito" w:cs="Carlito"/>
-          <w:b/>
-          <w:bCs/>
-          <w:sz w:val="32"/>
-          <w:szCs w:val="32"/>
+          <w:rFonts w:ascii="Calibri" w:hAnsi="Calibri" w:cs="Calibri"/>
+          <w:sz w:val="36"/>
+          <w:szCs w:val="36"/>
+        </w:rPr>
+      </w:pPr>
+      <w:r>
+        <w:rPr>
+          <w:rFonts w:ascii="Calibri" w:hAnsi="Calibri" w:cs="Calibri"/>
+          <w:b/>
+          <w:bCs/>
+          <w:sz w:val="36"/>
+          <w:szCs w:val="36"/>
         </w:rPr>
         <w:t xml:space="preserve">S </w:t>
       </w:r>
       <w:r>
         <w:rPr>
-          <w:rFonts w:ascii="Carlito" w:hAnsi="Carlito" w:cs="Carlito"/>
-          <w:sz w:val="32"/>
-          <w:szCs w:val="32"/>
+          <w:rFonts w:ascii="Calibri" w:hAnsi="Calibri" w:cs="Calibri"/>
+          <w:sz w:val="36"/>
+          <w:szCs w:val="36"/>
         </w:rPr>
         <w:t>- Stopping Condition:</w:t>
       </w:r>
@@ -333,26 +333,26 @@
         </w:numPr>
         <w:jc w:val="both"/>
         <w:rPr>
-          <w:rFonts w:ascii="Carlito" w:hAnsi="Carlito" w:cs="Carlito"/>
-          <w:sz w:val="32"/>
-          <w:szCs w:val="32"/>
-        </w:rPr>
-      </w:pPr>
-      <w:r>
-        <w:rPr>
-          <w:rFonts w:ascii="Carlito" w:hAnsi="Carlito" w:cs="Carlito"/>
-          <w:b/>
-          <w:bCs/>
-          <w:sz w:val="32"/>
-          <w:szCs w:val="32"/>
+          <w:rFonts w:ascii="Calibri" w:hAnsi="Calibri" w:cs="Calibri"/>
+          <w:sz w:val="36"/>
+          <w:szCs w:val="36"/>
+        </w:rPr>
+      </w:pPr>
+      <w:r>
+        <w:rPr>
+          <w:rFonts w:ascii="Calibri" w:hAnsi="Calibri" w:cs="Calibri"/>
+          <w:b/>
+          <w:bCs/>
+          <w:sz w:val="36"/>
+          <w:szCs w:val="36"/>
         </w:rPr>
         <w:t>Q</w:t>
       </w:r>
       <w:r>
         <w:rPr>
-          <w:rFonts w:ascii="Carlito" w:hAnsi="Carlito" w:cs="Carlito"/>
-          <w:sz w:val="32"/>
-          <w:szCs w:val="32"/>
+          <w:rFonts w:ascii="Calibri" w:hAnsi="Calibri" w:cs="Calibri"/>
+          <w:sz w:val="36"/>
+          <w:szCs w:val="36"/>
         </w:rPr>
         <w:t xml:space="preserve"> - Questions:</w:t>
       </w:r>
@@ -363,16 +363,16 @@
         <w:ind w:left="0"/>
         <w:jc w:val="both"/>
         <w:rPr>
-          <w:rFonts w:ascii="Carlito" w:hAnsi="Carlito" w:cs="Carlito"/>
-          <w:sz w:val="32"/>
-          <w:szCs w:val="32"/>
-        </w:rPr>
-      </w:pPr>
-      <w:r>
-        <w:rPr>
-          <w:rFonts w:ascii="Carlito" w:hAnsi="Carlito" w:cs="Carlito"/>
-          <w:sz w:val="32"/>
-          <w:szCs w:val="32"/>
+          <w:rFonts w:ascii="Calibri" w:hAnsi="Calibri" w:cs="Calibri"/>
+          <w:sz w:val="36"/>
+          <w:szCs w:val="36"/>
+        </w:rPr>
+      </w:pPr>
+      <w:r>
+        <w:rPr>
+          <w:rFonts w:ascii="Calibri" w:hAnsi="Calibri" w:cs="Calibri"/>
+          <w:sz w:val="36"/>
+          <w:szCs w:val="36"/>
         </w:rPr>
         <w:t># Ready-made copy-paste:</w:t>
       </w:r>
@@ -383,16 +383,16 @@
         <w:ind w:left="0"/>
         <w:jc w:val="both"/>
         <w:rPr>
-          <w:rFonts w:ascii="Carlito" w:hAnsi="Carlito" w:cs="Carlito"/>
-          <w:sz w:val="32"/>
-          <w:szCs w:val="32"/>
-        </w:rPr>
-      </w:pPr>
-      <w:r>
-        <w:rPr>
-          <w:rFonts w:ascii="Carlito" w:hAnsi="Carlito" w:cs="Carlito"/>
-          <w:sz w:val="32"/>
-          <w:szCs w:val="32"/>
+          <w:rFonts w:ascii="Calibri" w:hAnsi="Calibri" w:cs="Calibri"/>
+          <w:sz w:val="36"/>
+          <w:szCs w:val="36"/>
+        </w:rPr>
+      </w:pPr>
+      <w:r>
+        <w:rPr>
+          <w:rFonts w:ascii="Calibri" w:hAnsi="Calibri" w:cs="Calibri"/>
+          <w:sz w:val="36"/>
+          <w:szCs w:val="36"/>
         </w:rPr>
         <w:t>Role Assign:</w:t>
       </w:r>
@@ -403,16 +403,16 @@
         <w:ind w:left="0"/>
         <w:jc w:val="both"/>
         <w:rPr>
-          <w:rFonts w:ascii="Carlito" w:hAnsi="Carlito" w:cs="Carlito"/>
-          <w:sz w:val="32"/>
-          <w:szCs w:val="32"/>
-        </w:rPr>
-      </w:pPr>
-      <w:r>
-        <w:rPr>
-          <w:rFonts w:ascii="Carlito" w:hAnsi="Carlito" w:cs="Carlito"/>
-          <w:sz w:val="32"/>
-          <w:szCs w:val="32"/>
+          <w:rFonts w:ascii="Calibri" w:hAnsi="Calibri" w:cs="Calibri"/>
+          <w:sz w:val="36"/>
+          <w:szCs w:val="36"/>
+        </w:rPr>
+      </w:pPr>
+      <w:r>
+        <w:rPr>
+          <w:rFonts w:ascii="Calibri" w:hAnsi="Calibri" w:cs="Calibri"/>
+          <w:sz w:val="36"/>
+          <w:szCs w:val="36"/>
         </w:rPr>
         <w:t>Task:</w:t>
       </w:r>
@@ -423,16 +423,16 @@
         <w:ind w:left="0"/>
         <w:jc w:val="both"/>
         <w:rPr>
-          <w:rFonts w:ascii="Carlito" w:hAnsi="Carlito" w:cs="Carlito"/>
-          <w:sz w:val="32"/>
-          <w:szCs w:val="32"/>
-        </w:rPr>
-      </w:pPr>
-      <w:r>
-        <w:rPr>
-          <w:rFonts w:ascii="Carlito" w:hAnsi="Carlito" w:cs="Carlito"/>
-          <w:sz w:val="32"/>
-          <w:szCs w:val="32"/>
+          <w:rFonts w:ascii="Calibri" w:hAnsi="Calibri" w:cs="Calibri"/>
+          <w:sz w:val="36"/>
+          <w:szCs w:val="36"/>
+        </w:rPr>
+      </w:pPr>
+      <w:r>
+        <w:rPr>
+          <w:rFonts w:ascii="Calibri" w:hAnsi="Calibri" w:cs="Calibri"/>
+          <w:sz w:val="36"/>
+          <w:szCs w:val="36"/>
         </w:rPr>
         <w:t>Context:</w:t>
       </w:r>
@@ -443,16 +443,16 @@
         <w:ind w:left="0"/>
         <w:jc w:val="both"/>
         <w:rPr>
-          <w:rFonts w:ascii="Carlito" w:hAnsi="Carlito" w:cs="Carlito"/>
-          <w:sz w:val="32"/>
-          <w:szCs w:val="32"/>
-        </w:rPr>
-      </w:pPr>
-      <w:r>
-        <w:rPr>
-          <w:rFonts w:ascii="Carlito" w:hAnsi="Carlito" w:cs="Carlito"/>
-          <w:sz w:val="32"/>
-          <w:szCs w:val="32"/>
+          <w:rFonts w:ascii="Calibri" w:hAnsi="Calibri" w:cs="Calibri"/>
+          <w:sz w:val="36"/>
+          <w:szCs w:val="36"/>
+        </w:rPr>
+      </w:pPr>
+      <w:r>
+        <w:rPr>
+          <w:rFonts w:ascii="Calibri" w:hAnsi="Calibri" w:cs="Calibri"/>
+          <w:sz w:val="36"/>
+          <w:szCs w:val="36"/>
         </w:rPr>
         <w:t>Reasoning:</w:t>
       </w:r>
@@ -463,16 +463,16 @@
         <w:ind w:left="0"/>
         <w:jc w:val="both"/>
         <w:rPr>
-          <w:rFonts w:ascii="Carlito" w:hAnsi="Carlito" w:cs="Carlito"/>
-          <w:sz w:val="32"/>
-          <w:szCs w:val="32"/>
-        </w:rPr>
-      </w:pPr>
-      <w:r>
-        <w:rPr>
-          <w:rFonts w:ascii="Carlito" w:hAnsi="Carlito" w:cs="Carlito"/>
-          <w:sz w:val="32"/>
-          <w:szCs w:val="32"/>
+          <w:rFonts w:ascii="Calibri" w:hAnsi="Calibri" w:cs="Calibri"/>
+          <w:sz w:val="36"/>
+          <w:szCs w:val="36"/>
+        </w:rPr>
+      </w:pPr>
+      <w:r>
+        <w:rPr>
+          <w:rFonts w:ascii="Calibri" w:hAnsi="Calibri" w:cs="Calibri"/>
+          <w:sz w:val="36"/>
+          <w:szCs w:val="36"/>
         </w:rPr>
         <w:t>Output format:</w:t>
       </w:r>
@@ -483,16 +483,16 @@
         <w:ind w:left="0"/>
         <w:jc w:val="both"/>
         <w:rPr>
-          <w:rFonts w:ascii="Carlito" w:hAnsi="Carlito" w:cs="Carlito"/>
-          <w:sz w:val="32"/>
-          <w:szCs w:val="32"/>
-        </w:rPr>
-      </w:pPr>
-      <w:r>
-        <w:rPr>
-          <w:rFonts w:ascii="Carlito" w:hAnsi="Carlito" w:cs="Carlito"/>
-          <w:sz w:val="32"/>
-          <w:szCs w:val="32"/>
+          <w:rFonts w:ascii="Calibri" w:hAnsi="Calibri" w:cs="Calibri"/>
+          <w:sz w:val="36"/>
+          <w:szCs w:val="36"/>
+        </w:rPr>
+      </w:pPr>
+      <w:r>
+        <w:rPr>
+          <w:rFonts w:ascii="Calibri" w:hAnsi="Calibri" w:cs="Calibri"/>
+          <w:sz w:val="36"/>
+          <w:szCs w:val="36"/>
         </w:rPr>
         <w:t>Stopping Condition:</w:t>
       </w:r>
@@ -503,16 +503,16 @@
         <w:ind w:left="0"/>
         <w:jc w:val="both"/>
         <w:rPr>
-          <w:rFonts w:ascii="Carlito" w:hAnsi="Carlito" w:cs="Carlito"/>
-          <w:sz w:val="32"/>
-          <w:szCs w:val="32"/>
-        </w:rPr>
-      </w:pPr>
-      <w:r>
-        <w:rPr>
-          <w:rFonts w:ascii="Carlito" w:hAnsi="Carlito" w:cs="Carlito"/>
-          <w:sz w:val="32"/>
-          <w:szCs w:val="32"/>
+          <w:rFonts w:ascii="Calibri" w:hAnsi="Calibri" w:cs="Calibri"/>
+          <w:sz w:val="36"/>
+          <w:szCs w:val="36"/>
+        </w:rPr>
+      </w:pPr>
+      <w:r>
+        <w:rPr>
+          <w:rFonts w:ascii="Calibri" w:hAnsi="Calibri" w:cs="Calibri"/>
+          <w:sz w:val="36"/>
+          <w:szCs w:val="36"/>
         </w:rPr>
         <w:t>Questions:</w:t>
       </w:r>
@@ -523,16 +523,16 @@
         <w:ind w:left="0"/>
         <w:jc w:val="both"/>
         <w:rPr>
-          <w:rFonts w:ascii="Carlito" w:hAnsi="Carlito" w:cs="Carlito"/>
-          <w:sz w:val="32"/>
-          <w:szCs w:val="32"/>
-        </w:rPr>
-      </w:pPr>
-      <w:r>
-        <w:rPr>
-          <w:rFonts w:ascii="Carlito" w:hAnsi="Carlito" w:cs="Carlito"/>
-          <w:sz w:val="32"/>
-          <w:szCs w:val="32"/>
+          <w:rFonts w:ascii="Calibri" w:hAnsi="Calibri" w:cs="Calibri"/>
+          <w:sz w:val="36"/>
+          <w:szCs w:val="36"/>
+        </w:rPr>
+      </w:pPr>
+      <w:r>
+        <w:rPr>
+          <w:rFonts w:ascii="Calibri" w:hAnsi="Calibri" w:cs="Calibri"/>
+          <w:sz w:val="36"/>
+          <w:szCs w:val="36"/>
         </w:rPr>
         <w:t># Example:</w:t>
       </w:r>
@@ -546,26 +546,26 @@
         </w:numPr>
         <w:jc w:val="both"/>
         <w:rPr>
-          <w:rFonts w:ascii="Carlito" w:hAnsi="Carlito" w:cs="Carlito"/>
-          <w:sz w:val="32"/>
-          <w:szCs w:val="32"/>
-        </w:rPr>
-      </w:pPr>
-      <w:r>
-        <w:rPr>
-          <w:rFonts w:ascii="Carlito" w:hAnsi="Carlito" w:cs="Carlito"/>
-          <w:b/>
-          <w:bCs/>
-          <w:sz w:val="32"/>
-          <w:szCs w:val="32"/>
+          <w:rFonts w:ascii="Calibri" w:hAnsi="Calibri" w:cs="Calibri"/>
+          <w:sz w:val="36"/>
+          <w:szCs w:val="36"/>
+        </w:rPr>
+      </w:pPr>
+      <w:r>
+        <w:rPr>
+          <w:rFonts w:ascii="Calibri" w:hAnsi="Calibri" w:cs="Calibri"/>
+          <w:b/>
+          <w:bCs/>
+          <w:sz w:val="36"/>
+          <w:szCs w:val="36"/>
         </w:rPr>
         <w:t>Role Assign:</w:t>
       </w:r>
       <w:r>
         <w:rPr>
-          <w:rFonts w:ascii="Carlito" w:hAnsi="Carlito" w:cs="Carlito"/>
-          <w:sz w:val="32"/>
-          <w:szCs w:val="32"/>
+          <w:rFonts w:ascii="Calibri" w:hAnsi="Calibri" w:cs="Calibri"/>
+          <w:sz w:val="36"/>
+          <w:szCs w:val="36"/>
         </w:rPr>
         <w:t xml:space="preserve"> You are the world's script writer having an experience of 10 years+ in script writing.</w:t>
       </w:r>
@@ -579,46 +579,28 @@
         </w:numPr>
         <w:jc w:val="both"/>
         <w:rPr>
-          <w:rFonts w:ascii="Carlito" w:hAnsi="Carlito" w:cs="Carlito"/>
-          <w:sz w:val="32"/>
-          <w:szCs w:val="32"/>
-        </w:rPr>
-      </w:pPr>
-      <w:r>
-        <w:rPr>
-          <w:rFonts w:ascii="Carlito" w:hAnsi="Carlito" w:cs="Carlito"/>
-          <w:b/>
-          <w:bCs/>
-          <w:sz w:val="32"/>
-          <w:szCs w:val="32"/>
+          <w:rFonts w:ascii="Calibri" w:hAnsi="Calibri" w:cs="Calibri"/>
+          <w:sz w:val="36"/>
+          <w:szCs w:val="36"/>
+        </w:rPr>
+      </w:pPr>
+      <w:r>
+        <w:rPr>
+          <w:rFonts w:ascii="Calibri" w:hAnsi="Calibri" w:cs="Calibri"/>
+          <w:b/>
+          <w:bCs/>
+          <w:sz w:val="36"/>
+          <w:szCs w:val="36"/>
         </w:rPr>
         <w:t>Task:</w:t>
       </w:r>
       <w:r>
         <w:rPr>
-          <w:rFonts w:ascii="Carlito" w:hAnsi="Carlito" w:cs="Carlito"/>
-          <w:sz w:val="32"/>
-          <w:szCs w:val="32"/>
-        </w:rPr>
-        <w:t xml:space="preserve"> I want a 5 </w:t>
-      </w:r>
-      <w:proofErr w:type="spellStart"/>
-      <w:r>
-        <w:rPr>
-          <w:rFonts w:ascii="Carlito" w:hAnsi="Carlito" w:cs="Carlito"/>
-          <w:sz w:val="32"/>
-          <w:szCs w:val="32"/>
-        </w:rPr>
-        <w:t>minit</w:t>
-      </w:r>
-      <w:proofErr w:type="spellEnd"/>
-      <w:r>
-        <w:rPr>
-          <w:rFonts w:ascii="Carlito" w:hAnsi="Carlito" w:cs="Carlito"/>
-          <w:sz w:val="32"/>
-          <w:szCs w:val="32"/>
-        </w:rPr>
-        <w:t xml:space="preserve"> video script for AI will replace me.</w:t>
+          <w:rFonts w:ascii="Calibri" w:hAnsi="Calibri" w:cs="Calibri"/>
+          <w:sz w:val="36"/>
+          <w:szCs w:val="36"/>
+        </w:rPr>
+        <w:t xml:space="preserve"> I want a 5 minit video script for AI will replace me.</w:t>
       </w:r>
     </w:p>
     <w:p>
@@ -630,26 +612,26 @@
         </w:numPr>
         <w:jc w:val="both"/>
         <w:rPr>
-          <w:rFonts w:ascii="Carlito" w:hAnsi="Carlito" w:cs="Carlito"/>
-          <w:sz w:val="32"/>
-          <w:szCs w:val="32"/>
-        </w:rPr>
-      </w:pPr>
-      <w:r>
-        <w:rPr>
-          <w:rFonts w:ascii="Carlito" w:hAnsi="Carlito" w:cs="Carlito"/>
-          <w:b/>
-          <w:bCs/>
-          <w:sz w:val="32"/>
-          <w:szCs w:val="32"/>
+          <w:rFonts w:ascii="Calibri" w:hAnsi="Calibri" w:cs="Calibri"/>
+          <w:sz w:val="36"/>
+          <w:szCs w:val="36"/>
+        </w:rPr>
+      </w:pPr>
+      <w:r>
+        <w:rPr>
+          <w:rFonts w:ascii="Calibri" w:hAnsi="Calibri" w:cs="Calibri"/>
+          <w:b/>
+          <w:bCs/>
+          <w:sz w:val="36"/>
+          <w:szCs w:val="36"/>
         </w:rPr>
         <w:t>Context:</w:t>
       </w:r>
       <w:r>
         <w:rPr>
-          <w:rFonts w:ascii="Carlito" w:hAnsi="Carlito" w:cs="Carlito"/>
-          <w:sz w:val="32"/>
-          <w:szCs w:val="32"/>
+          <w:rFonts w:ascii="Calibri" w:hAnsi="Calibri" w:cs="Calibri"/>
+          <w:sz w:val="36"/>
+          <w:szCs w:val="36"/>
         </w:rPr>
         <w:t xml:space="preserve"> I am a student of the OSTAD platform and Flutter developer.</w:t>
       </w:r>
@@ -663,26 +645,26 @@
         </w:numPr>
         <w:jc w:val="both"/>
         <w:rPr>
-          <w:rFonts w:ascii="Carlito" w:hAnsi="Carlito" w:cs="Carlito"/>
-          <w:sz w:val="32"/>
-          <w:szCs w:val="32"/>
-        </w:rPr>
-      </w:pPr>
-      <w:r>
-        <w:rPr>
-          <w:rFonts w:ascii="Carlito" w:hAnsi="Carlito" w:cs="Carlito"/>
-          <w:b/>
-          <w:bCs/>
-          <w:sz w:val="32"/>
-          <w:szCs w:val="32"/>
+          <w:rFonts w:ascii="Calibri" w:hAnsi="Calibri" w:cs="Calibri"/>
+          <w:sz w:val="36"/>
+          <w:szCs w:val="36"/>
+        </w:rPr>
+      </w:pPr>
+      <w:r>
+        <w:rPr>
+          <w:rFonts w:ascii="Calibri" w:hAnsi="Calibri" w:cs="Calibri"/>
+          <w:b/>
+          <w:bCs/>
+          <w:sz w:val="36"/>
+          <w:szCs w:val="36"/>
         </w:rPr>
         <w:t>Reasoning:</w:t>
       </w:r>
       <w:r>
         <w:rPr>
-          <w:rFonts w:ascii="Carlito" w:hAnsi="Carlito" w:cs="Carlito"/>
-          <w:sz w:val="32"/>
-          <w:szCs w:val="32"/>
+          <w:rFonts w:ascii="Calibri" w:hAnsi="Calibri" w:cs="Calibri"/>
+          <w:sz w:val="36"/>
+          <w:szCs w:val="36"/>
         </w:rPr>
         <w:t xml:space="preserve"> Research and study and include all the topics/information that have gone viral in the last 15 days.</w:t>
       </w:r>
@@ -696,26 +678,26 @@
         </w:numPr>
         <w:jc w:val="both"/>
         <w:rPr>
-          <w:rFonts w:ascii="Carlito" w:hAnsi="Carlito" w:cs="Carlito"/>
-          <w:sz w:val="32"/>
-          <w:szCs w:val="32"/>
-        </w:rPr>
-      </w:pPr>
-      <w:r>
-        <w:rPr>
-          <w:rFonts w:ascii="Carlito" w:hAnsi="Carlito" w:cs="Carlito"/>
-          <w:b/>
-          <w:bCs/>
-          <w:sz w:val="32"/>
-          <w:szCs w:val="32"/>
+          <w:rFonts w:ascii="Calibri" w:hAnsi="Calibri" w:cs="Calibri"/>
+          <w:sz w:val="36"/>
+          <w:szCs w:val="36"/>
+        </w:rPr>
+      </w:pPr>
+      <w:r>
+        <w:rPr>
+          <w:rFonts w:ascii="Calibri" w:hAnsi="Calibri" w:cs="Calibri"/>
+          <w:b/>
+          <w:bCs/>
+          <w:sz w:val="36"/>
+          <w:szCs w:val="36"/>
         </w:rPr>
         <w:t>Output format:</w:t>
       </w:r>
       <w:r>
         <w:rPr>
-          <w:rFonts w:ascii="Carlito" w:hAnsi="Carlito" w:cs="Carlito"/>
-          <w:sz w:val="32"/>
-          <w:szCs w:val="32"/>
+          <w:rFonts w:ascii="Calibri" w:hAnsi="Calibri" w:cs="Calibri"/>
+          <w:sz w:val="36"/>
+          <w:szCs w:val="36"/>
         </w:rPr>
         <w:t xml:space="preserve"> Bengali language and in doc format. </w:t>
       </w:r>
@@ -729,26 +711,27 @@
         </w:numPr>
         <w:jc w:val="both"/>
         <w:rPr>
-          <w:rFonts w:ascii="Carlito" w:hAnsi="Carlito" w:cs="Carlito"/>
-          <w:sz w:val="32"/>
-          <w:szCs w:val="32"/>
-        </w:rPr>
-      </w:pPr>
-      <w:r>
-        <w:rPr>
-          <w:rFonts w:ascii="Carlito" w:hAnsi="Carlito" w:cs="Carlito"/>
-          <w:b/>
-          <w:bCs/>
-          <w:sz w:val="32"/>
-          <w:szCs w:val="32"/>
-        </w:rPr>
+          <w:rFonts w:ascii="Calibri" w:hAnsi="Calibri" w:cs="Calibri"/>
+          <w:sz w:val="36"/>
+          <w:szCs w:val="36"/>
+        </w:rPr>
+      </w:pPr>
+      <w:r>
+        <w:rPr>
+          <w:rFonts w:ascii="Calibri" w:hAnsi="Calibri" w:cs="Calibri"/>
+          <w:b/>
+          <w:bCs/>
+          <w:sz w:val="36"/>
+          <w:szCs w:val="36"/>
+        </w:rPr>
+        <w:lastRenderedPageBreak/>
         <w:t xml:space="preserve">Stopping Condition: </w:t>
       </w:r>
       <w:r>
         <w:rPr>
-          <w:rFonts w:ascii="Carlito" w:hAnsi="Carlito" w:cs="Carlito"/>
-          <w:sz w:val="32"/>
-          <w:szCs w:val="32"/>
+          <w:rFonts w:ascii="Calibri" w:hAnsi="Calibri" w:cs="Calibri"/>
+          <w:sz w:val="36"/>
+          <w:szCs w:val="36"/>
         </w:rPr>
         <w:t>The script will not be more than 2000 words and there should any mention of dollar or money in the script.</w:t>
       </w:r>
@@ -762,26 +745,26 @@
         </w:numPr>
         <w:jc w:val="both"/>
         <w:rPr>
-          <w:rFonts w:ascii="Carlito" w:hAnsi="Carlito" w:cs="Carlito"/>
-          <w:sz w:val="32"/>
-          <w:szCs w:val="32"/>
-        </w:rPr>
-      </w:pPr>
-      <w:r>
-        <w:rPr>
-          <w:rFonts w:ascii="Carlito" w:hAnsi="Carlito" w:cs="Carlito"/>
-          <w:b/>
-          <w:bCs/>
-          <w:sz w:val="32"/>
-          <w:szCs w:val="32"/>
+          <w:rFonts w:ascii="Calibri" w:hAnsi="Calibri" w:cs="Calibri"/>
+          <w:sz w:val="36"/>
+          <w:szCs w:val="36"/>
+        </w:rPr>
+      </w:pPr>
+      <w:r>
+        <w:rPr>
+          <w:rFonts w:ascii="Calibri" w:hAnsi="Calibri" w:cs="Calibri"/>
+          <w:b/>
+          <w:bCs/>
+          <w:sz w:val="36"/>
+          <w:szCs w:val="36"/>
         </w:rPr>
         <w:t>Questions:</w:t>
       </w:r>
       <w:r>
         <w:rPr>
-          <w:rFonts w:ascii="Carlito" w:hAnsi="Carlito" w:cs="Carlito"/>
-          <w:sz w:val="32"/>
-          <w:szCs w:val="32"/>
+          <w:rFonts w:ascii="Calibri" w:hAnsi="Calibri" w:cs="Calibri"/>
+          <w:sz w:val="36"/>
+          <w:szCs w:val="36"/>
         </w:rPr>
         <w:t xml:space="preserve"> Ask me any questions for creating this</w:t>
       </w:r>
@@ -790,30 +773,30 @@
       <w:pPr>
         <w:jc w:val="both"/>
         <w:rPr>
-          <w:rFonts w:ascii="Carlito" w:hAnsi="Carlito" w:cs="Carlito"/>
-          <w:sz w:val="32"/>
-          <w:szCs w:val="32"/>
-        </w:rPr>
-      </w:pPr>
-    </w:p>
-    <w:p>
-      <w:pPr>
-        <w:jc w:val="both"/>
-        <w:rPr>
-          <w:rFonts w:ascii="Carlito" w:hAnsi="Carlito" w:cs="Carlito"/>
-          <w:b/>
-          <w:bCs/>
-          <w:sz w:val="32"/>
-          <w:szCs w:val="32"/>
-        </w:rPr>
-      </w:pPr>
-      <w:r>
-        <w:rPr>
-          <w:rFonts w:ascii="Carlito" w:hAnsi="Carlito" w:cs="Carlito"/>
-          <w:b/>
-          <w:bCs/>
-          <w:sz w:val="32"/>
-          <w:szCs w:val="32"/>
+          <w:rFonts w:ascii="Calibri" w:hAnsi="Calibri" w:cs="Calibri"/>
+          <w:sz w:val="36"/>
+          <w:szCs w:val="36"/>
+        </w:rPr>
+      </w:pPr>
+    </w:p>
+    <w:p>
+      <w:pPr>
+        <w:jc w:val="both"/>
+        <w:rPr>
+          <w:rFonts w:ascii="Calibri" w:hAnsi="Calibri" w:cs="Calibri"/>
+          <w:b/>
+          <w:bCs/>
+          <w:sz w:val="36"/>
+          <w:szCs w:val="36"/>
+        </w:rPr>
+      </w:pPr>
+      <w:r>
+        <w:rPr>
+          <w:rFonts w:ascii="Calibri" w:hAnsi="Calibri" w:cs="Calibri"/>
+          <w:b/>
+          <w:bCs/>
+          <w:sz w:val="36"/>
+          <w:szCs w:val="36"/>
         </w:rPr>
         <w:t>Opening An Account in n8n:</w:t>
       </w:r>
@@ -822,16 +805,16 @@
       <w:pPr>
         <w:jc w:val="both"/>
         <w:rPr>
-          <w:rFonts w:ascii="Carlito" w:hAnsi="Carlito" w:cs="Carlito"/>
-          <w:sz w:val="32"/>
-          <w:szCs w:val="32"/>
-        </w:rPr>
-      </w:pPr>
-      <w:r>
-        <w:rPr>
-          <w:rFonts w:ascii="Carlito" w:hAnsi="Carlito" w:cs="Carlito"/>
-          <w:sz w:val="32"/>
-          <w:szCs w:val="32"/>
+          <w:rFonts w:ascii="Calibri" w:hAnsi="Calibri" w:cs="Calibri"/>
+          <w:sz w:val="36"/>
+          <w:szCs w:val="36"/>
+        </w:rPr>
+      </w:pPr>
+      <w:r>
+        <w:rPr>
+          <w:rFonts w:ascii="Calibri" w:hAnsi="Calibri" w:cs="Calibri"/>
+          <w:sz w:val="36"/>
+          <w:szCs w:val="36"/>
         </w:rPr>
         <w:t># When opening a new account, n8n gives 14-days free trial after that free is over. So, we have to save our workflow.</w:t>
       </w:r>
@@ -840,16 +823,16 @@
       <w:pPr>
         <w:jc w:val="both"/>
         <w:rPr>
-          <w:rFonts w:ascii="Carlito" w:hAnsi="Carlito" w:cs="Carlito"/>
-          <w:sz w:val="32"/>
-          <w:szCs w:val="32"/>
-        </w:rPr>
-      </w:pPr>
-      <w:r>
-        <w:rPr>
-          <w:rFonts w:ascii="Carlito" w:hAnsi="Carlito" w:cs="Carlito"/>
-          <w:sz w:val="32"/>
-          <w:szCs w:val="32"/>
+          <w:rFonts w:ascii="Calibri" w:hAnsi="Calibri" w:cs="Calibri"/>
+          <w:sz w:val="36"/>
+          <w:szCs w:val="36"/>
+        </w:rPr>
+      </w:pPr>
+      <w:r>
+        <w:rPr>
+          <w:rFonts w:ascii="Calibri" w:hAnsi="Calibri" w:cs="Calibri"/>
+          <w:sz w:val="36"/>
+          <w:szCs w:val="36"/>
         </w:rPr>
         <w:t># But it is open source so we can host it locally on our local machine</w:t>
       </w:r>
@@ -858,30 +841,30 @@
       <w:pPr>
         <w:jc w:val="both"/>
         <w:rPr>
-          <w:rFonts w:ascii="Carlito" w:hAnsi="Carlito" w:cs="Carlito"/>
-          <w:sz w:val="32"/>
-          <w:szCs w:val="32"/>
-        </w:rPr>
-      </w:pPr>
-    </w:p>
-    <w:p>
-      <w:pPr>
-        <w:jc w:val="both"/>
-        <w:rPr>
-          <w:rFonts w:ascii="Carlito" w:hAnsi="Carlito" w:cs="Carlito"/>
-          <w:b/>
-          <w:bCs/>
-          <w:sz w:val="32"/>
-          <w:szCs w:val="32"/>
-        </w:rPr>
-      </w:pPr>
-      <w:r>
-        <w:rPr>
-          <w:rFonts w:ascii="Carlito" w:hAnsi="Carlito" w:cs="Carlito"/>
-          <w:b/>
-          <w:bCs/>
-          <w:sz w:val="32"/>
-          <w:szCs w:val="32"/>
+          <w:rFonts w:ascii="Calibri" w:hAnsi="Calibri" w:cs="Calibri"/>
+          <w:sz w:val="36"/>
+          <w:szCs w:val="36"/>
+        </w:rPr>
+      </w:pPr>
+    </w:p>
+    <w:p>
+      <w:pPr>
+        <w:jc w:val="both"/>
+        <w:rPr>
+          <w:rFonts w:ascii="Calibri" w:hAnsi="Calibri" w:cs="Calibri"/>
+          <w:b/>
+          <w:bCs/>
+          <w:sz w:val="36"/>
+          <w:szCs w:val="36"/>
+        </w:rPr>
+      </w:pPr>
+      <w:r>
+        <w:rPr>
+          <w:rFonts w:ascii="Calibri" w:hAnsi="Calibri" w:cs="Calibri"/>
+          <w:b/>
+          <w:bCs/>
+          <w:sz w:val="36"/>
+          <w:szCs w:val="36"/>
         </w:rPr>
         <w:t>Creating a Chat-bot in n8n:</w:t>
       </w:r>
@@ -890,60 +873,60 @@
       <w:pPr>
         <w:jc w:val="both"/>
         <w:rPr>
-          <w:rFonts w:ascii="Carlito" w:hAnsi="Carlito" w:cs="Carlito"/>
-          <w:sz w:val="32"/>
-          <w:szCs w:val="32"/>
-        </w:rPr>
-      </w:pPr>
-      <w:r>
-        <w:rPr>
-          <w:rFonts w:ascii="Carlito" w:hAnsi="Carlito" w:cs="Carlito"/>
-          <w:sz w:val="32"/>
-          <w:szCs w:val="32"/>
+          <w:rFonts w:ascii="Calibri" w:hAnsi="Calibri" w:cs="Calibri"/>
+          <w:sz w:val="36"/>
+          <w:szCs w:val="36"/>
+        </w:rPr>
+      </w:pPr>
+      <w:r>
+        <w:rPr>
+          <w:rFonts w:ascii="Calibri" w:hAnsi="Calibri" w:cs="Calibri"/>
+          <w:sz w:val="36"/>
+          <w:szCs w:val="36"/>
         </w:rPr>
         <w:t xml:space="preserve"># </w:t>
       </w:r>
       <w:r>
         <w:rPr>
-          <w:rFonts w:ascii="Carlito" w:hAnsi="Carlito" w:cs="Carlito"/>
-          <w:sz w:val="32"/>
-          <w:szCs w:val="32"/>
+          <w:rFonts w:ascii="Calibri" w:hAnsi="Calibri" w:cs="Calibri"/>
+          <w:sz w:val="36"/>
+          <w:szCs w:val="36"/>
         </w:rPr>
         <w:t xml:space="preserve">First open an account in n8n and then go to overview, click on </w:t>
       </w:r>
       <w:r>
         <w:rPr>
-          <w:rFonts w:ascii="Carlito" w:hAnsi="Carlito" w:cs="Carlito"/>
-          <w:b/>
-          <w:bCs/>
-          <w:sz w:val="32"/>
-          <w:szCs w:val="32"/>
+          <w:rFonts w:ascii="Calibri" w:hAnsi="Calibri" w:cs="Calibri"/>
+          <w:b/>
+          <w:bCs/>
+          <w:sz w:val="36"/>
+          <w:szCs w:val="36"/>
         </w:rPr>
         <w:t>create workflow</w:t>
       </w:r>
       <w:r>
         <w:rPr>
-          <w:rFonts w:ascii="Carlito" w:hAnsi="Carlito" w:cs="Carlito"/>
-          <w:sz w:val="32"/>
-          <w:szCs w:val="32"/>
+          <w:rFonts w:ascii="Calibri" w:hAnsi="Calibri" w:cs="Calibri"/>
+          <w:sz w:val="36"/>
+          <w:szCs w:val="36"/>
         </w:rPr>
         <w:t xml:space="preserve">. Name the workflow from </w:t>
       </w:r>
       <w:r>
         <w:rPr>
-          <w:rFonts w:ascii="Carlito" w:hAnsi="Carlito" w:cs="Carlito"/>
-          <w:b/>
-          <w:bCs/>
-          <w:sz w:val="32"/>
-          <w:szCs w:val="32"/>
+          <w:rFonts w:ascii="Calibri" w:hAnsi="Calibri" w:cs="Calibri"/>
+          <w:b/>
+          <w:bCs/>
+          <w:sz w:val="36"/>
+          <w:szCs w:val="36"/>
         </w:rPr>
         <w:t>my workflow</w:t>
       </w:r>
       <w:r>
         <w:rPr>
-          <w:rFonts w:ascii="Carlito" w:hAnsi="Carlito" w:cs="Carlito"/>
-          <w:sz w:val="32"/>
-          <w:szCs w:val="32"/>
+          <w:rFonts w:ascii="Calibri" w:hAnsi="Calibri" w:cs="Calibri"/>
+          <w:sz w:val="36"/>
+          <w:szCs w:val="36"/>
         </w:rPr>
         <w:t xml:space="preserve"> to a different name</w:t>
       </w:r>
@@ -952,26 +935,26 @@
       <w:pPr>
         <w:jc w:val="both"/>
         <w:rPr>
-          <w:rFonts w:ascii="Carlito" w:hAnsi="Carlito" w:cs="Carlito"/>
-          <w:sz w:val="32"/>
-          <w:szCs w:val="32"/>
-        </w:rPr>
-      </w:pPr>
-    </w:p>
-    <w:p>
-      <w:pPr>
-        <w:jc w:val="both"/>
-        <w:rPr>
-          <w:rFonts w:ascii="Carlito" w:hAnsi="Carlito" w:cs="Carlito"/>
-          <w:sz w:val="32"/>
-          <w:szCs w:val="32"/>
-        </w:rPr>
-      </w:pPr>
-      <w:r>
-        <w:rPr>
-          <w:rFonts w:ascii="Carlito" w:hAnsi="Carlito" w:cs="Carlito"/>
-          <w:sz w:val="32"/>
-          <w:szCs w:val="32"/>
+          <w:rFonts w:ascii="Calibri" w:hAnsi="Calibri" w:cs="Calibri"/>
+          <w:sz w:val="36"/>
+          <w:szCs w:val="36"/>
+        </w:rPr>
+      </w:pPr>
+    </w:p>
+    <w:p>
+      <w:pPr>
+        <w:jc w:val="both"/>
+        <w:rPr>
+          <w:rFonts w:ascii="Calibri" w:hAnsi="Calibri" w:cs="Calibri"/>
+          <w:sz w:val="36"/>
+          <w:szCs w:val="36"/>
+        </w:rPr>
+      </w:pPr>
+      <w:r>
+        <w:rPr>
+          <w:rFonts w:ascii="Calibri" w:hAnsi="Calibri" w:cs="Calibri"/>
+          <w:sz w:val="36"/>
+          <w:szCs w:val="36"/>
         </w:rPr>
         <w:t>Step-1:</w:t>
       </w:r>
@@ -980,88 +963,88 @@
       <w:pPr>
         <w:jc w:val="both"/>
         <w:rPr>
-          <w:rFonts w:ascii="Carlito" w:hAnsi="Carlito" w:cs="Carlito"/>
-          <w:sz w:val="32"/>
-          <w:szCs w:val="32"/>
-        </w:rPr>
-      </w:pPr>
-      <w:r>
-        <w:rPr>
-          <w:rFonts w:ascii="Carlito" w:hAnsi="Carlito" w:cs="Carlito"/>
-          <w:sz w:val="32"/>
-          <w:szCs w:val="32"/>
+          <w:rFonts w:ascii="Calibri" w:hAnsi="Calibri" w:cs="Calibri"/>
+          <w:sz w:val="36"/>
+          <w:szCs w:val="36"/>
+        </w:rPr>
+      </w:pPr>
+      <w:r>
+        <w:rPr>
+          <w:rFonts w:ascii="Calibri" w:hAnsi="Calibri" w:cs="Calibri"/>
+          <w:sz w:val="36"/>
+          <w:szCs w:val="36"/>
         </w:rPr>
         <w:t># Open the workspace and click on add (</w:t>
       </w:r>
       <w:r>
         <w:rPr>
-          <w:rFonts w:ascii="Carlito" w:hAnsi="Carlito" w:cs="Carlito"/>
-          <w:b/>
-          <w:bCs/>
-          <w:sz w:val="32"/>
-          <w:szCs w:val="32"/>
+          <w:rFonts w:ascii="Calibri" w:hAnsi="Calibri" w:cs="Calibri"/>
+          <w:b/>
+          <w:bCs/>
+          <w:sz w:val="36"/>
+          <w:szCs w:val="36"/>
         </w:rPr>
         <w:t>+</w:t>
       </w:r>
       <w:r>
         <w:rPr>
-          <w:rFonts w:ascii="Carlito" w:hAnsi="Carlito" w:cs="Carlito"/>
-          <w:sz w:val="32"/>
-          <w:szCs w:val="32"/>
+          <w:rFonts w:ascii="Calibri" w:hAnsi="Calibri" w:cs="Calibri"/>
+          <w:sz w:val="36"/>
+          <w:szCs w:val="36"/>
         </w:rPr>
         <w:t xml:space="preserve"> icon). Then search for </w:t>
       </w:r>
       <w:r>
         <w:rPr>
-          <w:rFonts w:ascii="Carlito" w:hAnsi="Carlito" w:cs="Carlito"/>
-          <w:b/>
-          <w:bCs/>
-          <w:sz w:val="32"/>
-          <w:szCs w:val="32"/>
+          <w:rFonts w:ascii="Calibri" w:hAnsi="Calibri" w:cs="Calibri"/>
+          <w:b/>
+          <w:bCs/>
+          <w:sz w:val="36"/>
+          <w:szCs w:val="36"/>
         </w:rPr>
         <w:t>chat</w:t>
       </w:r>
       <w:r>
         <w:rPr>
-          <w:rFonts w:ascii="Carlito" w:hAnsi="Carlito" w:cs="Carlito"/>
-          <w:sz w:val="32"/>
-          <w:szCs w:val="32"/>
+          <w:rFonts w:ascii="Calibri" w:hAnsi="Calibri" w:cs="Calibri"/>
+          <w:sz w:val="36"/>
+          <w:szCs w:val="36"/>
         </w:rPr>
         <w:t xml:space="preserve">. From </w:t>
       </w:r>
       <w:r>
         <w:rPr>
-          <w:rFonts w:ascii="Carlito" w:hAnsi="Carlito" w:cs="Carlito"/>
-          <w:b/>
-          <w:bCs/>
-          <w:sz w:val="32"/>
-          <w:szCs w:val="32"/>
+          <w:rFonts w:ascii="Calibri" w:hAnsi="Calibri" w:cs="Calibri"/>
+          <w:b/>
+          <w:bCs/>
+          <w:sz w:val="36"/>
+          <w:szCs w:val="36"/>
         </w:rPr>
         <w:t>triggers</w:t>
       </w:r>
       <w:r>
         <w:rPr>
-          <w:rFonts w:ascii="Carlito" w:hAnsi="Carlito" w:cs="Carlito"/>
-          <w:sz w:val="32"/>
-          <w:szCs w:val="32"/>
+          <w:rFonts w:ascii="Calibri" w:hAnsi="Calibri" w:cs="Calibri"/>
+          <w:sz w:val="36"/>
+          <w:szCs w:val="36"/>
         </w:rPr>
         <w:t xml:space="preserve"> section (trigger means an event is happening like sending a message to chat bot), select </w:t>
       </w:r>
       <w:r>
         <w:rPr>
-          <w:rFonts w:ascii="Carlito" w:hAnsi="Carlito" w:cs="Carlito"/>
-          <w:b/>
-          <w:bCs/>
-          <w:sz w:val="32"/>
-          <w:szCs w:val="32"/>
+          <w:rFonts w:ascii="Calibri" w:hAnsi="Calibri" w:cs="Calibri"/>
+          <w:b/>
+          <w:bCs/>
+          <w:sz w:val="36"/>
+          <w:szCs w:val="36"/>
         </w:rPr>
         <w:t>on new Chat event</w:t>
       </w:r>
       <w:r>
         <w:rPr>
-          <w:rFonts w:ascii="Carlito" w:hAnsi="Carlito" w:cs="Carlito"/>
-          <w:sz w:val="32"/>
-          <w:szCs w:val="32"/>
+          <w:rFonts w:ascii="Calibri" w:hAnsi="Calibri" w:cs="Calibri"/>
+          <w:sz w:val="36"/>
+          <w:szCs w:val="36"/>
         </w:rPr>
         <w:t>. Close the menu for now</w:t>
       </w:r>
@@ -1070,26 +1053,26 @@
       <w:pPr>
         <w:jc w:val="both"/>
         <w:rPr>
-          <w:rFonts w:ascii="Carlito" w:hAnsi="Carlito" w:cs="Carlito"/>
-          <w:sz w:val="32"/>
-          <w:szCs w:val="32"/>
-        </w:rPr>
-      </w:pPr>
-    </w:p>
-    <w:p>
-      <w:pPr>
-        <w:jc w:val="both"/>
-        <w:rPr>
-          <w:rFonts w:ascii="Carlito" w:hAnsi="Carlito" w:cs="Carlito"/>
-          <w:sz w:val="32"/>
-          <w:szCs w:val="32"/>
-        </w:rPr>
-      </w:pPr>
-      <w:r>
-        <w:rPr>
-          <w:rFonts w:ascii="Carlito" w:hAnsi="Carlito" w:cs="Carlito"/>
-          <w:sz w:val="32"/>
-          <w:szCs w:val="32"/>
+          <w:rFonts w:ascii="Calibri" w:hAnsi="Calibri" w:cs="Calibri"/>
+          <w:sz w:val="36"/>
+          <w:szCs w:val="36"/>
+        </w:rPr>
+      </w:pPr>
+    </w:p>
+    <w:p>
+      <w:pPr>
+        <w:jc w:val="both"/>
+        <w:rPr>
+          <w:rFonts w:ascii="Calibri" w:hAnsi="Calibri" w:cs="Calibri"/>
+          <w:sz w:val="36"/>
+          <w:szCs w:val="36"/>
+        </w:rPr>
+      </w:pPr>
+      <w:r>
+        <w:rPr>
+          <w:rFonts w:ascii="Calibri" w:hAnsi="Calibri" w:cs="Calibri"/>
+          <w:sz w:val="36"/>
+          <w:szCs w:val="36"/>
         </w:rPr>
         <w:t>Step-2, Test:</w:t>
       </w:r>
@@ -1098,70 +1081,69 @@
       <w:pPr>
         <w:jc w:val="both"/>
         <w:rPr>
-          <w:rFonts w:ascii="Carlito" w:hAnsi="Carlito" w:cs="Carlito"/>
-          <w:sz w:val="32"/>
-          <w:szCs w:val="32"/>
-        </w:rPr>
-      </w:pPr>
-      <w:r>
-        <w:rPr>
-          <w:rFonts w:ascii="Carlito" w:hAnsi="Carlito" w:cs="Carlito"/>
-          <w:sz w:val="32"/>
-          <w:szCs w:val="32"/>
-        </w:rPr>
+          <w:rFonts w:ascii="Calibri" w:hAnsi="Calibri" w:cs="Calibri"/>
+          <w:sz w:val="36"/>
+          <w:szCs w:val="36"/>
+        </w:rPr>
+      </w:pPr>
+      <w:r>
+        <w:rPr>
+          <w:rFonts w:ascii="Calibri" w:hAnsi="Calibri" w:cs="Calibri"/>
+          <w:sz w:val="36"/>
+          <w:szCs w:val="36"/>
+        </w:rPr>
+        <w:lastRenderedPageBreak/>
         <w:t xml:space="preserve"># Test the trigger by clicking on </w:t>
       </w:r>
       <w:r>
         <w:rPr>
-          <w:rFonts w:ascii="Carlito" w:hAnsi="Carlito" w:cs="Carlito"/>
-          <w:b/>
-          <w:bCs/>
-          <w:sz w:val="32"/>
-          <w:szCs w:val="32"/>
+          <w:rFonts w:ascii="Calibri" w:hAnsi="Calibri" w:cs="Calibri"/>
+          <w:b/>
+          <w:bCs/>
+          <w:sz w:val="36"/>
+          <w:szCs w:val="36"/>
         </w:rPr>
         <w:t>open chat</w:t>
       </w:r>
       <w:r>
         <w:rPr>
-          <w:rFonts w:ascii="Carlito" w:hAnsi="Carlito" w:cs="Carlito"/>
-          <w:sz w:val="32"/>
-          <w:szCs w:val="32"/>
+          <w:rFonts w:ascii="Calibri" w:hAnsi="Calibri" w:cs="Calibri"/>
+          <w:sz w:val="36"/>
+          <w:szCs w:val="36"/>
         </w:rPr>
         <w:t xml:space="preserve"> and sending </w:t>
       </w:r>
-      <w:proofErr w:type="spellStart"/>
-      <w:r>
-        <w:rPr>
-          <w:rFonts w:ascii="Carlito" w:hAnsi="Carlito" w:cs="Carlito"/>
-          <w:b/>
-          <w:bCs/>
-          <w:sz w:val="32"/>
-          <w:szCs w:val="32"/>
+      <w:r>
+        <w:rPr>
+          <w:rFonts w:ascii="Calibri" w:hAnsi="Calibri" w:cs="Calibri"/>
+          <w:b/>
+          <w:bCs/>
+          <w:sz w:val="36"/>
+          <w:szCs w:val="36"/>
         </w:rPr>
         <w:t>hi</w:t>
       </w:r>
-      <w:proofErr w:type="spellEnd"/>
-      <w:r>
-        <w:rPr>
-          <w:rFonts w:ascii="Carlito" w:hAnsi="Carlito" w:cs="Carlito"/>
-          <w:sz w:val="32"/>
-          <w:szCs w:val="32"/>
+      <w:r>
+        <w:rPr>
+          <w:rFonts w:ascii="Calibri" w:hAnsi="Calibri" w:cs="Calibri"/>
+          <w:sz w:val="36"/>
+          <w:szCs w:val="36"/>
         </w:rPr>
         <w:t xml:space="preserve">.  Since there’s no AI agent is connected it will return something like this JSON </w:t>
       </w:r>
       <w:r>
         <w:rPr>
-          <w:rFonts w:ascii="Carlito" w:hAnsi="Carlito" w:cs="Carlito"/>
-          <w:sz w:val="32"/>
-          <w:szCs w:val="32"/>
+          <w:rFonts w:ascii="Calibri" w:hAnsi="Calibri" w:cs="Calibri"/>
+          <w:sz w:val="36"/>
+          <w:szCs w:val="36"/>
         </w:rPr>
         <w:t>response</w:t>
       </w:r>
       <w:r>
         <w:rPr>
-          <w:rFonts w:ascii="Carlito" w:hAnsi="Carlito" w:cs="Carlito"/>
-          <w:sz w:val="32"/>
-          <w:szCs w:val="32"/>
+          <w:rFonts w:ascii="Calibri" w:hAnsi="Calibri" w:cs="Calibri"/>
+          <w:sz w:val="36"/>
+          <w:szCs w:val="36"/>
         </w:rPr>
         <w:t>:</w:t>
       </w:r>
@@ -1170,20 +1152,20 @@
       <w:pPr>
         <w:jc w:val="both"/>
         <w:rPr>
-          <w:rFonts w:ascii="Carlito" w:hAnsi="Carlito" w:cs="Carlito"/>
-          <w:b/>
-          <w:bCs/>
-          <w:sz w:val="32"/>
-          <w:szCs w:val="32"/>
-        </w:rPr>
-      </w:pPr>
-      <w:r>
-        <w:rPr>
-          <w:rFonts w:ascii="Carlito" w:hAnsi="Carlito" w:cs="Carlito"/>
-          <w:b/>
-          <w:bCs/>
-          <w:sz w:val="32"/>
-          <w:szCs w:val="32"/>
+          <w:rFonts w:ascii="Calibri" w:hAnsi="Calibri" w:cs="Calibri"/>
+          <w:b/>
+          <w:bCs/>
+          <w:sz w:val="36"/>
+          <w:szCs w:val="36"/>
+        </w:rPr>
+      </w:pPr>
+      <w:r>
+        <w:rPr>
+          <w:rFonts w:ascii="Calibri" w:hAnsi="Calibri" w:cs="Calibri"/>
+          <w:b/>
+          <w:bCs/>
+          <w:sz w:val="36"/>
+          <w:szCs w:val="36"/>
         </w:rPr>
         <w:t xml:space="preserve">{ </w:t>
       </w:r>
@@ -1192,154 +1174,87 @@
       <w:pPr>
         <w:jc w:val="both"/>
         <w:rPr>
-          <w:rFonts w:ascii="Carlito" w:hAnsi="Carlito" w:cs="Carlito"/>
-          <w:b/>
-          <w:bCs/>
-          <w:sz w:val="32"/>
-          <w:szCs w:val="32"/>
-        </w:rPr>
-      </w:pPr>
-      <w:r>
-        <w:rPr>
-          <w:rFonts w:ascii="Carlito" w:hAnsi="Carlito" w:cs="Carlito"/>
-          <w:b/>
-          <w:bCs/>
-          <w:sz w:val="32"/>
-          <w:szCs w:val="32"/>
-        </w:rPr>
-        <w:t>"action": "</w:t>
-      </w:r>
-      <w:proofErr w:type="spellStart"/>
-      <w:r>
-        <w:rPr>
-          <w:rFonts w:ascii="Carlito" w:hAnsi="Carlito" w:cs="Carlito"/>
-          <w:b/>
-          <w:bCs/>
-          <w:sz w:val="32"/>
-          <w:szCs w:val="32"/>
-        </w:rPr>
-        <w:t>sendMessage</w:t>
-      </w:r>
-      <w:proofErr w:type="spellEnd"/>
-      <w:r>
-        <w:rPr>
-          <w:rFonts w:ascii="Carlito" w:hAnsi="Carlito" w:cs="Carlito"/>
-          <w:b/>
-          <w:bCs/>
-          <w:sz w:val="32"/>
-          <w:szCs w:val="32"/>
-        </w:rPr>
-        <w:t>",</w:t>
-      </w:r>
-    </w:p>
-    <w:p>
-      <w:pPr>
-        <w:jc w:val="both"/>
-        <w:rPr>
-          <w:rFonts w:ascii="Carlito" w:hAnsi="Carlito" w:cs="Carlito"/>
-          <w:b/>
-          <w:bCs/>
-          <w:sz w:val="32"/>
-          <w:szCs w:val="32"/>
-        </w:rPr>
-      </w:pPr>
-      <w:r>
-        <w:rPr>
-          <w:rFonts w:ascii="Carlito" w:hAnsi="Carlito" w:cs="Carlito"/>
-          <w:b/>
-          <w:bCs/>
-          <w:sz w:val="32"/>
-          <w:szCs w:val="32"/>
-        </w:rPr>
-        <w:t xml:space="preserve"> "</w:t>
-      </w:r>
-      <w:proofErr w:type="spellStart"/>
-      <w:r>
-        <w:rPr>
-          <w:rFonts w:ascii="Carlito" w:hAnsi="Carlito" w:cs="Carlito"/>
-          <w:b/>
-          <w:bCs/>
-          <w:sz w:val="32"/>
-          <w:szCs w:val="32"/>
-        </w:rPr>
-        <w:t>sessionId</w:t>
-      </w:r>
-      <w:proofErr w:type="spellEnd"/>
-      <w:r>
-        <w:rPr>
-          <w:rFonts w:ascii="Carlito" w:hAnsi="Carlito" w:cs="Carlito"/>
-          <w:b/>
-          <w:bCs/>
-          <w:sz w:val="32"/>
-          <w:szCs w:val="32"/>
-        </w:rPr>
-        <w:t xml:space="preserve">": "88a9c95fe88b494194249787e888df78", </w:t>
-      </w:r>
-    </w:p>
-    <w:p>
-      <w:pPr>
-        <w:jc w:val="both"/>
-        <w:rPr>
-          <w:rFonts w:ascii="Carlito" w:hAnsi="Carlito" w:cs="Carlito"/>
-          <w:b/>
-          <w:bCs/>
-          <w:sz w:val="32"/>
-          <w:szCs w:val="32"/>
-        </w:rPr>
-      </w:pPr>
-      <w:r>
-        <w:rPr>
-          <w:rFonts w:ascii="Carlito" w:hAnsi="Carlito" w:cs="Carlito"/>
-          <w:b/>
-          <w:bCs/>
-          <w:sz w:val="32"/>
-          <w:szCs w:val="32"/>
-        </w:rPr>
-        <w:t>"</w:t>
-      </w:r>
-      <w:proofErr w:type="spellStart"/>
-      <w:r>
-        <w:rPr>
-          <w:rFonts w:ascii="Carlito" w:hAnsi="Carlito" w:cs="Carlito"/>
-          <w:b/>
-          <w:bCs/>
-          <w:sz w:val="32"/>
-          <w:szCs w:val="32"/>
-        </w:rPr>
-        <w:t>chatInput</w:t>
-      </w:r>
-      <w:proofErr w:type="spellEnd"/>
-      <w:r>
-        <w:rPr>
-          <w:rFonts w:ascii="Carlito" w:hAnsi="Carlito" w:cs="Carlito"/>
-          <w:b/>
-          <w:bCs/>
-          <w:sz w:val="32"/>
-          <w:szCs w:val="32"/>
-        </w:rPr>
-        <w:t xml:space="preserve">": "hi" </w:t>
-      </w:r>
-    </w:p>
-    <w:p>
-      <w:pPr>
-        <w:jc w:val="both"/>
-        <w:rPr>
-          <w:rFonts w:ascii="Carlito" w:hAnsi="Carlito" w:cs="Carlito"/>
-          <w:b/>
-          <w:bCs/>
-          <w:sz w:val="32"/>
-          <w:szCs w:val="32"/>
-        </w:rPr>
-      </w:pPr>
-      <w:r>
-        <w:rPr>
-          <w:rFonts w:ascii="Carlito" w:hAnsi="Carlito" w:cs="Carlito"/>
-          <w:b/>
-          <w:bCs/>
-          <w:sz w:val="32"/>
-          <w:szCs w:val="32"/>
-        </w:rPr>
-        <w:lastRenderedPageBreak/>
+          <w:rFonts w:ascii="Calibri" w:hAnsi="Calibri" w:cs="Calibri"/>
+          <w:b/>
+          <w:bCs/>
+          <w:sz w:val="36"/>
+          <w:szCs w:val="36"/>
+        </w:rPr>
+      </w:pPr>
+      <w:r>
+        <w:rPr>
+          <w:rFonts w:ascii="Calibri" w:hAnsi="Calibri" w:cs="Calibri"/>
+          <w:b/>
+          <w:bCs/>
+          <w:sz w:val="36"/>
+          <w:szCs w:val="36"/>
+        </w:rPr>
+        <w:t>"action": "sendMessage",</w:t>
+      </w:r>
+    </w:p>
+    <w:p>
+      <w:pPr>
+        <w:jc w:val="both"/>
+        <w:rPr>
+          <w:rFonts w:ascii="Calibri" w:hAnsi="Calibri" w:cs="Calibri"/>
+          <w:b/>
+          <w:bCs/>
+          <w:sz w:val="36"/>
+          <w:szCs w:val="36"/>
+        </w:rPr>
+      </w:pPr>
+      <w:r>
+        <w:rPr>
+          <w:rFonts w:ascii="Calibri" w:hAnsi="Calibri" w:cs="Calibri"/>
+          <w:b/>
+          <w:bCs/>
+          <w:sz w:val="36"/>
+          <w:szCs w:val="36"/>
+        </w:rPr>
+        <w:t xml:space="preserve"> "sessionId": "88a9c95fe88b494194249787e888df78", </w:t>
+      </w:r>
+    </w:p>
+    <w:p>
+      <w:pPr>
+        <w:jc w:val="both"/>
+        <w:rPr>
+          <w:rFonts w:ascii="Calibri" w:hAnsi="Calibri" w:cs="Calibri"/>
+          <w:b/>
+          <w:bCs/>
+          <w:sz w:val="36"/>
+          <w:szCs w:val="36"/>
+        </w:rPr>
+      </w:pPr>
+      <w:r>
+        <w:rPr>
+          <w:rFonts w:ascii="Calibri" w:hAnsi="Calibri" w:cs="Calibri"/>
+          <w:b/>
+          <w:bCs/>
+          <w:sz w:val="36"/>
+          <w:szCs w:val="36"/>
+        </w:rPr>
+        <w:t xml:space="preserve">"chatInput": "hi" </w:t>
+      </w:r>
+    </w:p>
+    <w:p>
+      <w:pPr>
+        <w:jc w:val="both"/>
+        <w:rPr>
+          <w:rFonts w:ascii="Calibri" w:hAnsi="Calibri" w:cs="Calibri"/>
+          <w:b/>
+          <w:bCs/>
+          <w:sz w:val="36"/>
+          <w:szCs w:val="36"/>
+        </w:rPr>
+      </w:pPr>
+      <w:r>
+        <w:rPr>
+          <w:rFonts w:ascii="Calibri" w:hAnsi="Calibri" w:cs="Calibri"/>
+          <w:b/>
+          <w:bCs/>
+          <w:sz w:val="36"/>
+          <w:szCs w:val="36"/>
+        </w:rPr>
         <w:t>}</w:t>
       </w:r>
     </w:p>
@@ -1347,26 +1262,26 @@
       <w:pPr>
         <w:jc w:val="both"/>
         <w:rPr>
-          <w:rFonts w:ascii="Carlito" w:hAnsi="Carlito" w:cs="Carlito"/>
-          <w:sz w:val="32"/>
-          <w:szCs w:val="32"/>
-        </w:rPr>
-      </w:pPr>
-    </w:p>
-    <w:p>
-      <w:pPr>
-        <w:jc w:val="both"/>
-        <w:rPr>
-          <w:rFonts w:ascii="Carlito" w:hAnsi="Carlito" w:cs="Carlito"/>
-          <w:sz w:val="32"/>
-          <w:szCs w:val="32"/>
-        </w:rPr>
-      </w:pPr>
-      <w:r>
-        <w:rPr>
-          <w:rFonts w:ascii="Carlito" w:hAnsi="Carlito" w:cs="Carlito"/>
-          <w:sz w:val="32"/>
-          <w:szCs w:val="32"/>
+          <w:rFonts w:ascii="Calibri" w:hAnsi="Calibri" w:cs="Calibri"/>
+          <w:sz w:val="36"/>
+          <w:szCs w:val="36"/>
+        </w:rPr>
+      </w:pPr>
+    </w:p>
+    <w:p>
+      <w:pPr>
+        <w:jc w:val="both"/>
+        <w:rPr>
+          <w:rFonts w:ascii="Calibri" w:hAnsi="Calibri" w:cs="Calibri"/>
+          <w:sz w:val="36"/>
+          <w:szCs w:val="36"/>
+        </w:rPr>
+      </w:pPr>
+      <w:r>
+        <w:rPr>
+          <w:rFonts w:ascii="Calibri" w:hAnsi="Calibri" w:cs="Calibri"/>
+          <w:sz w:val="36"/>
+          <w:szCs w:val="36"/>
         </w:rPr>
         <w:t>Step-3, Connect AI-Agent:</w:t>
       </w:r>
@@ -1375,34 +1290,34 @@
       <w:pPr>
         <w:jc w:val="both"/>
         <w:rPr>
-          <w:rFonts w:ascii="Carlito" w:hAnsi="Carlito" w:cs="Carlito"/>
-          <w:sz w:val="32"/>
-          <w:szCs w:val="32"/>
-        </w:rPr>
-      </w:pPr>
-      <w:r>
-        <w:rPr>
-          <w:rFonts w:ascii="Carlito" w:hAnsi="Carlito" w:cs="Carlito"/>
-          <w:sz w:val="32"/>
-          <w:szCs w:val="32"/>
+          <w:rFonts w:ascii="Calibri" w:hAnsi="Calibri" w:cs="Calibri"/>
+          <w:sz w:val="36"/>
+          <w:szCs w:val="36"/>
+        </w:rPr>
+      </w:pPr>
+      <w:r>
+        <w:rPr>
+          <w:rFonts w:ascii="Calibri" w:hAnsi="Calibri" w:cs="Calibri"/>
+          <w:sz w:val="36"/>
+          <w:szCs w:val="36"/>
         </w:rPr>
         <w:t xml:space="preserve"># Go to add and search </w:t>
       </w:r>
       <w:r>
         <w:rPr>
-          <w:rFonts w:ascii="Carlito" w:hAnsi="Carlito" w:cs="Carlito"/>
-          <w:b/>
-          <w:bCs/>
-          <w:sz w:val="32"/>
-          <w:szCs w:val="32"/>
+          <w:rFonts w:ascii="Calibri" w:hAnsi="Calibri" w:cs="Calibri"/>
+          <w:b/>
+          <w:bCs/>
+          <w:sz w:val="36"/>
+          <w:szCs w:val="36"/>
         </w:rPr>
         <w:t>AI Agent</w:t>
       </w:r>
       <w:r>
         <w:rPr>
-          <w:rFonts w:ascii="Carlito" w:hAnsi="Carlito" w:cs="Carlito"/>
-          <w:sz w:val="32"/>
-          <w:szCs w:val="32"/>
+          <w:rFonts w:ascii="Calibri" w:hAnsi="Calibri" w:cs="Calibri"/>
+          <w:sz w:val="36"/>
+          <w:szCs w:val="36"/>
         </w:rPr>
         <w:t>. Then select the first one. And for now, close the menu. Connect the chats point with left side of AI agent. Remember, left-side is input and right-side is output</w:t>
       </w:r>
@@ -1411,26 +1326,26 @@
       <w:pPr>
         <w:jc w:val="both"/>
         <w:rPr>
-          <w:rFonts w:ascii="Carlito" w:hAnsi="Carlito" w:cs="Carlito"/>
-          <w:sz w:val="32"/>
-          <w:szCs w:val="32"/>
-        </w:rPr>
-      </w:pPr>
-    </w:p>
-    <w:p>
-      <w:pPr>
-        <w:jc w:val="both"/>
-        <w:rPr>
-          <w:rFonts w:ascii="Carlito" w:hAnsi="Carlito" w:cs="Carlito"/>
-          <w:sz w:val="32"/>
-          <w:szCs w:val="32"/>
-        </w:rPr>
-      </w:pPr>
-      <w:r>
-        <w:rPr>
-          <w:rFonts w:ascii="Carlito" w:hAnsi="Carlito" w:cs="Carlito"/>
-          <w:sz w:val="32"/>
-          <w:szCs w:val="32"/>
+          <w:rFonts w:ascii="Calibri" w:hAnsi="Calibri" w:cs="Calibri"/>
+          <w:sz w:val="36"/>
+          <w:szCs w:val="36"/>
+        </w:rPr>
+      </w:pPr>
+    </w:p>
+    <w:p>
+      <w:pPr>
+        <w:jc w:val="both"/>
+        <w:rPr>
+          <w:rFonts w:ascii="Calibri" w:hAnsi="Calibri" w:cs="Calibri"/>
+          <w:sz w:val="36"/>
+          <w:szCs w:val="36"/>
+        </w:rPr>
+      </w:pPr>
+      <w:r>
+        <w:rPr>
+          <w:rFonts w:ascii="Calibri" w:hAnsi="Calibri" w:cs="Calibri"/>
+          <w:sz w:val="36"/>
+          <w:szCs w:val="36"/>
         </w:rPr>
         <w:t>Step-4, Connect Chat Model to AI-Agent:</w:t>
       </w:r>
@@ -1439,72 +1354,70 @@
       <w:pPr>
         <w:jc w:val="both"/>
         <w:rPr>
-          <w:rFonts w:ascii="Carlito" w:hAnsi="Carlito" w:cs="Carlito"/>
-          <w:sz w:val="32"/>
-          <w:szCs w:val="32"/>
-        </w:rPr>
-      </w:pPr>
-      <w:r>
-        <w:rPr>
-          <w:rFonts w:ascii="Carlito" w:hAnsi="Carlito" w:cs="Carlito"/>
-          <w:sz w:val="32"/>
-          <w:szCs w:val="32"/>
+          <w:rFonts w:ascii="Calibri" w:hAnsi="Calibri" w:cs="Calibri"/>
+          <w:sz w:val="36"/>
+          <w:szCs w:val="36"/>
+        </w:rPr>
+      </w:pPr>
+      <w:r>
+        <w:rPr>
+          <w:rFonts w:ascii="Calibri" w:hAnsi="Calibri" w:cs="Calibri"/>
+          <w:sz w:val="36"/>
+          <w:szCs w:val="36"/>
         </w:rPr>
         <w:t xml:space="preserve"># Click on </w:t>
       </w:r>
       <w:r>
         <w:rPr>
-          <w:rFonts w:ascii="Carlito" w:hAnsi="Carlito" w:cs="Carlito"/>
-          <w:b/>
-          <w:bCs/>
-          <w:sz w:val="32"/>
-          <w:szCs w:val="32"/>
+          <w:rFonts w:ascii="Calibri" w:hAnsi="Calibri" w:cs="Calibri"/>
+          <w:b/>
+          <w:bCs/>
+          <w:sz w:val="36"/>
+          <w:szCs w:val="36"/>
         </w:rPr>
         <w:t>AI Agent</w:t>
       </w:r>
       <w:r>
         <w:rPr>
-          <w:rFonts w:ascii="Carlito" w:hAnsi="Carlito" w:cs="Carlito"/>
-          <w:sz w:val="32"/>
-          <w:szCs w:val="32"/>
+          <w:rFonts w:ascii="Calibri" w:hAnsi="Calibri" w:cs="Calibri"/>
+          <w:sz w:val="36"/>
+          <w:szCs w:val="36"/>
         </w:rPr>
         <w:t xml:space="preserve">’s Chat Model. Search for </w:t>
       </w:r>
-      <w:proofErr w:type="spellStart"/>
-      <w:r>
-        <w:rPr>
-          <w:rFonts w:ascii="Carlito" w:hAnsi="Carlito" w:cs="Carlito"/>
-          <w:b/>
-          <w:bCs/>
-          <w:sz w:val="32"/>
-          <w:szCs w:val="32"/>
+      <w:r>
+        <w:rPr>
+          <w:rFonts w:ascii="Calibri" w:hAnsi="Calibri" w:cs="Calibri"/>
+          <w:b/>
+          <w:bCs/>
+          <w:sz w:val="36"/>
+          <w:szCs w:val="36"/>
         </w:rPr>
         <w:t>Groq</w:t>
       </w:r>
-      <w:proofErr w:type="spellEnd"/>
-      <w:r>
-        <w:rPr>
-          <w:rFonts w:ascii="Carlito" w:hAnsi="Carlito" w:cs="Carlito"/>
-          <w:sz w:val="32"/>
-          <w:szCs w:val="32"/>
+      <w:r>
+        <w:rPr>
+          <w:rFonts w:ascii="Calibri" w:hAnsi="Calibri" w:cs="Calibri"/>
+          <w:sz w:val="36"/>
+          <w:szCs w:val="36"/>
         </w:rPr>
         <w:t xml:space="preserve"> (its free) and select the first one. After that when the menu is open, we have to setup credentials, go to </w:t>
       </w:r>
       <w:r>
         <w:rPr>
-          <w:rFonts w:ascii="Carlito" w:hAnsi="Carlito" w:cs="Carlito"/>
-          <w:b/>
-          <w:bCs/>
-          <w:sz w:val="32"/>
-          <w:szCs w:val="32"/>
+          <w:rFonts w:ascii="Calibri" w:hAnsi="Calibri" w:cs="Calibri"/>
+          <w:b/>
+          <w:bCs/>
+          <w:sz w:val="36"/>
+          <w:szCs w:val="36"/>
         </w:rPr>
         <w:t>Groq.com</w:t>
       </w:r>
       <w:r>
         <w:rPr>
-          <w:rFonts w:ascii="Carlito" w:hAnsi="Carlito" w:cs="Carlito"/>
-          <w:sz w:val="32"/>
-          <w:szCs w:val="32"/>
+          <w:rFonts w:ascii="Calibri" w:hAnsi="Calibri" w:cs="Calibri"/>
+          <w:sz w:val="36"/>
+          <w:szCs w:val="36"/>
         </w:rPr>
         <w:t xml:space="preserve"> and create an account and API key. Paste that API key in credentials</w:t>
       </w:r>
@@ -1513,34 +1426,34 @@
       <w:pPr>
         <w:jc w:val="both"/>
         <w:rPr>
-          <w:rFonts w:ascii="Carlito" w:hAnsi="Carlito" w:cs="Carlito"/>
-          <w:sz w:val="32"/>
-          <w:szCs w:val="32"/>
-        </w:rPr>
-      </w:pPr>
-      <w:r>
-        <w:rPr>
-          <w:rFonts w:ascii="Carlito" w:hAnsi="Carlito" w:cs="Carlito"/>
-          <w:sz w:val="32"/>
-          <w:szCs w:val="32"/>
+          <w:rFonts w:ascii="Calibri" w:hAnsi="Calibri" w:cs="Calibri"/>
+          <w:sz w:val="36"/>
+          <w:szCs w:val="36"/>
+        </w:rPr>
+      </w:pPr>
+      <w:r>
+        <w:rPr>
+          <w:rFonts w:ascii="Calibri" w:hAnsi="Calibri" w:cs="Calibri"/>
+          <w:sz w:val="36"/>
+          <w:szCs w:val="36"/>
         </w:rPr>
         <w:t xml:space="preserve"># Finally, select </w:t>
       </w:r>
       <w:r>
         <w:rPr>
-          <w:rFonts w:ascii="Carlito" w:hAnsi="Carlito" w:cs="Carlito"/>
-          <w:b/>
-          <w:bCs/>
-          <w:sz w:val="32"/>
-          <w:szCs w:val="32"/>
+          <w:rFonts w:ascii="Calibri" w:hAnsi="Calibri" w:cs="Calibri"/>
+          <w:b/>
+          <w:bCs/>
+          <w:sz w:val="36"/>
+          <w:szCs w:val="36"/>
         </w:rPr>
         <w:t>meta-llama/llama-4-scout-17b-16e-instruct</w:t>
       </w:r>
       <w:r>
         <w:rPr>
-          <w:rFonts w:ascii="Carlito" w:hAnsi="Carlito" w:cs="Carlito"/>
-          <w:sz w:val="32"/>
-          <w:szCs w:val="32"/>
+          <w:rFonts w:ascii="Calibri" w:hAnsi="Calibri" w:cs="Calibri"/>
+          <w:sz w:val="36"/>
+          <w:szCs w:val="36"/>
         </w:rPr>
         <w:t xml:space="preserve"> model which is free, powerful and support both English and Bangla</w:t>
       </w:r>
@@ -1549,26 +1462,26 @@
       <w:pPr>
         <w:jc w:val="both"/>
         <w:rPr>
-          <w:rFonts w:ascii="Carlito" w:hAnsi="Carlito" w:cs="Carlito"/>
-          <w:sz w:val="32"/>
-          <w:szCs w:val="32"/>
-        </w:rPr>
-      </w:pPr>
-    </w:p>
-    <w:p>
-      <w:pPr>
-        <w:jc w:val="both"/>
-        <w:rPr>
-          <w:rFonts w:ascii="Carlito" w:hAnsi="Carlito" w:cs="Carlito"/>
-          <w:sz w:val="32"/>
-          <w:szCs w:val="32"/>
-        </w:rPr>
-      </w:pPr>
-      <w:r>
-        <w:rPr>
-          <w:rFonts w:ascii="Carlito" w:hAnsi="Carlito" w:cs="Carlito"/>
-          <w:sz w:val="32"/>
-          <w:szCs w:val="32"/>
+          <w:rFonts w:ascii="Calibri" w:hAnsi="Calibri" w:cs="Calibri"/>
+          <w:sz w:val="36"/>
+          <w:szCs w:val="36"/>
+        </w:rPr>
+      </w:pPr>
+    </w:p>
+    <w:p>
+      <w:pPr>
+        <w:jc w:val="both"/>
+        <w:rPr>
+          <w:rFonts w:ascii="Calibri" w:hAnsi="Calibri" w:cs="Calibri"/>
+          <w:sz w:val="36"/>
+          <w:szCs w:val="36"/>
+        </w:rPr>
+      </w:pPr>
+      <w:r>
+        <w:rPr>
+          <w:rFonts w:ascii="Calibri" w:hAnsi="Calibri" w:cs="Calibri"/>
+          <w:sz w:val="36"/>
+          <w:szCs w:val="36"/>
         </w:rPr>
         <w:t>Step-5, Setup Prompt:</w:t>
       </w:r>
@@ -1577,70 +1490,70 @@
       <w:pPr>
         <w:jc w:val="both"/>
         <w:rPr>
-          <w:rFonts w:ascii="Carlito" w:hAnsi="Carlito" w:cs="Carlito"/>
-          <w:sz w:val="32"/>
-          <w:szCs w:val="32"/>
-        </w:rPr>
-      </w:pPr>
-      <w:r>
-        <w:rPr>
-          <w:rFonts w:ascii="Carlito" w:hAnsi="Carlito" w:cs="Carlito"/>
-          <w:sz w:val="32"/>
-          <w:szCs w:val="32"/>
+          <w:rFonts w:ascii="Calibri" w:hAnsi="Calibri" w:cs="Calibri"/>
+          <w:sz w:val="36"/>
+          <w:szCs w:val="36"/>
+        </w:rPr>
+      </w:pPr>
+      <w:r>
+        <w:rPr>
+          <w:rFonts w:ascii="Calibri" w:hAnsi="Calibri" w:cs="Calibri"/>
+          <w:sz w:val="36"/>
+          <w:szCs w:val="36"/>
         </w:rPr>
         <w:t xml:space="preserve"># Click on </w:t>
       </w:r>
       <w:r>
         <w:rPr>
-          <w:rFonts w:ascii="Carlito" w:hAnsi="Carlito" w:cs="Carlito"/>
-          <w:b/>
-          <w:bCs/>
-          <w:sz w:val="32"/>
-          <w:szCs w:val="32"/>
+          <w:rFonts w:ascii="Calibri" w:hAnsi="Calibri" w:cs="Calibri"/>
+          <w:b/>
+          <w:bCs/>
+          <w:sz w:val="36"/>
+          <w:szCs w:val="36"/>
         </w:rPr>
         <w:t>AI Agent</w:t>
       </w:r>
       <w:r>
         <w:rPr>
-          <w:rFonts w:ascii="Carlito" w:hAnsi="Carlito" w:cs="Carlito"/>
-          <w:sz w:val="32"/>
-          <w:szCs w:val="32"/>
+          <w:rFonts w:ascii="Calibri" w:hAnsi="Calibri" w:cs="Calibri"/>
+          <w:sz w:val="36"/>
+          <w:szCs w:val="36"/>
         </w:rPr>
         <w:t xml:space="preserve"> then in </w:t>
       </w:r>
       <w:r>
         <w:rPr>
-          <w:rFonts w:ascii="Carlito" w:hAnsi="Carlito" w:cs="Carlito"/>
-          <w:b/>
-          <w:bCs/>
-          <w:sz w:val="32"/>
-          <w:szCs w:val="32"/>
+          <w:rFonts w:ascii="Calibri" w:hAnsi="Calibri" w:cs="Calibri"/>
+          <w:b/>
+          <w:bCs/>
+          <w:sz w:val="36"/>
+          <w:szCs w:val="36"/>
         </w:rPr>
         <w:t>Source for Prompt</w:t>
       </w:r>
       <w:r>
         <w:rPr>
-          <w:rFonts w:ascii="Carlito" w:hAnsi="Carlito" w:cs="Carlito"/>
-          <w:sz w:val="32"/>
-          <w:szCs w:val="32"/>
+          <w:rFonts w:ascii="Calibri" w:hAnsi="Calibri" w:cs="Calibri"/>
+          <w:sz w:val="36"/>
+          <w:szCs w:val="36"/>
         </w:rPr>
         <w:t xml:space="preserve"> select </w:t>
       </w:r>
       <w:r>
         <w:rPr>
-          <w:rFonts w:ascii="Carlito" w:hAnsi="Carlito" w:cs="Carlito"/>
-          <w:b/>
-          <w:bCs/>
-          <w:sz w:val="32"/>
-          <w:szCs w:val="32"/>
+          <w:rFonts w:ascii="Calibri" w:hAnsi="Calibri" w:cs="Calibri"/>
+          <w:b/>
+          <w:bCs/>
+          <w:sz w:val="36"/>
+          <w:szCs w:val="36"/>
         </w:rPr>
         <w:t>Define Below</w:t>
       </w:r>
       <w:r>
         <w:rPr>
-          <w:rFonts w:ascii="Carlito" w:hAnsi="Carlito" w:cs="Carlito"/>
-          <w:sz w:val="32"/>
-          <w:szCs w:val="32"/>
+          <w:rFonts w:ascii="Calibri" w:hAnsi="Calibri" w:cs="Calibri"/>
+          <w:sz w:val="36"/>
+          <w:szCs w:val="36"/>
         </w:rPr>
         <w:t xml:space="preserve">. </w:t>
       </w:r>
@@ -1649,110 +1562,98 @@
       <w:pPr>
         <w:jc w:val="both"/>
         <w:rPr>
-          <w:rFonts w:ascii="Carlito" w:hAnsi="Carlito" w:cs="Carlito"/>
-          <w:sz w:val="32"/>
-          <w:szCs w:val="32"/>
-        </w:rPr>
-      </w:pPr>
-      <w:r>
-        <w:rPr>
-          <w:rFonts w:ascii="Carlito" w:hAnsi="Carlito" w:cs="Carlito"/>
-          <w:sz w:val="32"/>
-          <w:szCs w:val="32"/>
+          <w:rFonts w:ascii="Calibri" w:hAnsi="Calibri" w:cs="Calibri"/>
+          <w:sz w:val="36"/>
+          <w:szCs w:val="36"/>
+        </w:rPr>
+      </w:pPr>
+      <w:r>
+        <w:rPr>
+          <w:rFonts w:ascii="Calibri" w:hAnsi="Calibri" w:cs="Calibri"/>
+          <w:sz w:val="36"/>
+          <w:szCs w:val="36"/>
         </w:rPr>
         <w:t xml:space="preserve"># Then in the </w:t>
       </w:r>
       <w:r>
         <w:rPr>
-          <w:rFonts w:ascii="Carlito" w:hAnsi="Carlito" w:cs="Carlito"/>
-          <w:b/>
-          <w:bCs/>
-          <w:sz w:val="32"/>
-          <w:szCs w:val="32"/>
+          <w:rFonts w:ascii="Calibri" w:hAnsi="Calibri" w:cs="Calibri"/>
+          <w:b/>
+          <w:bCs/>
+          <w:sz w:val="36"/>
+          <w:szCs w:val="36"/>
         </w:rPr>
         <w:t>Prompt</w:t>
       </w:r>
       <w:r>
         <w:rPr>
-          <w:rFonts w:ascii="Carlito" w:hAnsi="Carlito" w:cs="Carlito"/>
-          <w:sz w:val="32"/>
-          <w:szCs w:val="32"/>
+          <w:rFonts w:ascii="Calibri" w:hAnsi="Calibri" w:cs="Calibri"/>
+          <w:sz w:val="36"/>
+          <w:szCs w:val="36"/>
         </w:rPr>
         <w:t xml:space="preserve"> section, write our prompt like “</w:t>
       </w:r>
       <w:r>
         <w:rPr>
-          <w:rFonts w:ascii="Carlito" w:hAnsi="Carlito" w:cs="Carlito"/>
-          <w:b/>
-          <w:bCs/>
-          <w:sz w:val="32"/>
-          <w:szCs w:val="32"/>
+          <w:rFonts w:ascii="Calibri" w:hAnsi="Calibri" w:cs="Calibri"/>
+          <w:b/>
+          <w:bCs/>
+          <w:sz w:val="36"/>
+          <w:szCs w:val="36"/>
         </w:rPr>
         <w:t>You are a doctor</w:t>
       </w:r>
       <w:r>
         <w:rPr>
-          <w:rFonts w:ascii="Carlito" w:hAnsi="Carlito" w:cs="Carlito"/>
-          <w:b/>
-          <w:bCs/>
-          <w:sz w:val="32"/>
-          <w:szCs w:val="32"/>
+          <w:rFonts w:ascii="Calibri" w:hAnsi="Calibri" w:cs="Calibri"/>
+          <w:b/>
+          <w:bCs/>
+          <w:sz w:val="36"/>
+          <w:szCs w:val="36"/>
         </w:rPr>
         <w:t xml:space="preserve"> and ….</w:t>
       </w:r>
       <w:r>
         <w:rPr>
-          <w:rFonts w:ascii="Carlito" w:hAnsi="Carlito" w:cs="Carlito"/>
-          <w:sz w:val="32"/>
-          <w:szCs w:val="32"/>
+          <w:rFonts w:ascii="Calibri" w:hAnsi="Calibri" w:cs="Calibri"/>
+          <w:sz w:val="36"/>
+          <w:szCs w:val="36"/>
         </w:rPr>
         <w:t xml:space="preserve">” and then from the left side drag-and-drop </w:t>
       </w:r>
-      <w:proofErr w:type="spellStart"/>
-      <w:r>
-        <w:rPr>
-          <w:rFonts w:ascii="Carlito" w:hAnsi="Carlito" w:cs="Carlito"/>
-          <w:b/>
-          <w:bCs/>
-          <w:sz w:val="32"/>
-          <w:szCs w:val="32"/>
-        </w:rPr>
-        <w:t>chatInput</w:t>
-      </w:r>
-      <w:proofErr w:type="spellEnd"/>
-      <w:r>
-        <w:rPr>
-          <w:rFonts w:ascii="Carlito" w:hAnsi="Carlito" w:cs="Carlito"/>
-          <w:b/>
-          <w:bCs/>
-          <w:sz w:val="32"/>
-          <w:szCs w:val="32"/>
-        </w:rPr>
-        <w:t xml:space="preserve"> </w:t>
-      </w:r>
-      <w:r>
-        <w:rPr>
-          <w:rFonts w:ascii="Carlito" w:hAnsi="Carlito" w:cs="Carlito"/>
-          <w:sz w:val="32"/>
-          <w:szCs w:val="32"/>
+      <w:r>
+        <w:rPr>
+          <w:rFonts w:ascii="Calibri" w:hAnsi="Calibri" w:cs="Calibri"/>
+          <w:b/>
+          <w:bCs/>
+          <w:sz w:val="36"/>
+          <w:szCs w:val="36"/>
+        </w:rPr>
+        <w:t xml:space="preserve">chatInput </w:t>
+      </w:r>
+      <w:r>
+        <w:rPr>
+          <w:rFonts w:ascii="Calibri" w:hAnsi="Calibri" w:cs="Calibri"/>
+          <w:sz w:val="36"/>
+          <w:szCs w:val="36"/>
         </w:rPr>
         <w:t xml:space="preserve">in the Prompt section. Finally click on </w:t>
       </w:r>
       <w:r>
         <w:rPr>
-          <w:rFonts w:ascii="Carlito" w:hAnsi="Carlito" w:cs="Carlito"/>
-          <w:b/>
-          <w:bCs/>
-          <w:sz w:val="32"/>
-          <w:szCs w:val="32"/>
+          <w:rFonts w:ascii="Calibri" w:hAnsi="Calibri" w:cs="Calibri"/>
+          <w:b/>
+          <w:bCs/>
+          <w:sz w:val="36"/>
+          <w:szCs w:val="36"/>
         </w:rPr>
         <w:t>Execute step</w:t>
       </w:r>
       <w:r>
         <w:rPr>
-          <w:rFonts w:ascii="Carlito" w:hAnsi="Carlito" w:cs="Carlito"/>
-          <w:sz w:val="32"/>
-          <w:szCs w:val="32"/>
+          <w:rFonts w:ascii="Calibri" w:hAnsi="Calibri" w:cs="Calibri"/>
+          <w:sz w:val="36"/>
+          <w:szCs w:val="36"/>
         </w:rPr>
         <w:t xml:space="preserve"> (if message not sent it will ask us to send a message)</w:t>
       </w:r>
@@ -1761,26 +1662,26 @@
       <w:pPr>
         <w:jc w:val="both"/>
         <w:rPr>
-          <w:rFonts w:ascii="Carlito" w:hAnsi="Carlito" w:cs="Carlito"/>
-          <w:sz w:val="32"/>
-          <w:szCs w:val="32"/>
-        </w:rPr>
-      </w:pPr>
-    </w:p>
-    <w:p>
-      <w:pPr>
-        <w:jc w:val="both"/>
-        <w:rPr>
-          <w:rFonts w:ascii="Carlito" w:hAnsi="Carlito" w:cs="Carlito"/>
-          <w:sz w:val="32"/>
-          <w:szCs w:val="32"/>
-        </w:rPr>
-      </w:pPr>
-      <w:r>
-        <w:rPr>
-          <w:rFonts w:ascii="Carlito" w:hAnsi="Carlito" w:cs="Carlito"/>
-          <w:sz w:val="32"/>
-          <w:szCs w:val="32"/>
+          <w:rFonts w:ascii="Calibri" w:hAnsi="Calibri" w:cs="Calibri"/>
+          <w:sz w:val="36"/>
+          <w:szCs w:val="36"/>
+        </w:rPr>
+      </w:pPr>
+    </w:p>
+    <w:p>
+      <w:pPr>
+        <w:jc w:val="both"/>
+        <w:rPr>
+          <w:rFonts w:ascii="Calibri" w:hAnsi="Calibri" w:cs="Calibri"/>
+          <w:sz w:val="36"/>
+          <w:szCs w:val="36"/>
+        </w:rPr>
+      </w:pPr>
+      <w:r>
+        <w:rPr>
+          <w:rFonts w:ascii="Calibri" w:hAnsi="Calibri" w:cs="Calibri"/>
+          <w:sz w:val="36"/>
+          <w:szCs w:val="36"/>
         </w:rPr>
         <w:t>Step-6, Publish:</w:t>
       </w:r>
@@ -1789,52 +1690,52 @@
       <w:pPr>
         <w:jc w:val="both"/>
         <w:rPr>
-          <w:rFonts w:ascii="Carlito" w:hAnsi="Carlito" w:cs="Carlito"/>
-          <w:sz w:val="32"/>
-          <w:szCs w:val="32"/>
-        </w:rPr>
-      </w:pPr>
-      <w:r>
-        <w:rPr>
-          <w:rFonts w:ascii="Carlito" w:hAnsi="Carlito" w:cs="Carlito"/>
-          <w:sz w:val="32"/>
-          <w:szCs w:val="32"/>
+          <w:rFonts w:ascii="Calibri" w:hAnsi="Calibri" w:cs="Calibri"/>
+          <w:sz w:val="36"/>
+          <w:szCs w:val="36"/>
+        </w:rPr>
+      </w:pPr>
+      <w:r>
+        <w:rPr>
+          <w:rFonts w:ascii="Calibri" w:hAnsi="Calibri" w:cs="Calibri"/>
+          <w:sz w:val="36"/>
+          <w:szCs w:val="36"/>
         </w:rPr>
         <w:t># Click on</w:t>
       </w:r>
       <w:r>
         <w:rPr>
-          <w:rFonts w:ascii="Carlito" w:hAnsi="Carlito" w:cs="Carlito"/>
-          <w:b/>
-          <w:bCs/>
-          <w:sz w:val="32"/>
-          <w:szCs w:val="32"/>
+          <w:rFonts w:ascii="Calibri" w:hAnsi="Calibri" w:cs="Calibri"/>
+          <w:b/>
+          <w:bCs/>
+          <w:sz w:val="36"/>
+          <w:szCs w:val="36"/>
         </w:rPr>
         <w:t xml:space="preserve"> chat</w:t>
       </w:r>
       <w:r>
         <w:rPr>
-          <w:rFonts w:ascii="Carlito" w:hAnsi="Carlito" w:cs="Carlito"/>
-          <w:sz w:val="32"/>
-          <w:szCs w:val="32"/>
+          <w:rFonts w:ascii="Calibri" w:hAnsi="Calibri" w:cs="Calibri"/>
+          <w:sz w:val="36"/>
+          <w:szCs w:val="36"/>
         </w:rPr>
         <w:t xml:space="preserve"> and enable </w:t>
       </w:r>
       <w:r>
         <w:rPr>
-          <w:rFonts w:ascii="Carlito" w:hAnsi="Carlito" w:cs="Carlito"/>
-          <w:b/>
-          <w:bCs/>
-          <w:sz w:val="32"/>
-          <w:szCs w:val="32"/>
+          <w:rFonts w:ascii="Calibri" w:hAnsi="Calibri" w:cs="Calibri"/>
+          <w:b/>
+          <w:bCs/>
+          <w:sz w:val="36"/>
+          <w:szCs w:val="36"/>
         </w:rPr>
         <w:t>Make Chat Publicly Available</w:t>
       </w:r>
       <w:r>
         <w:rPr>
-          <w:rFonts w:ascii="Carlito" w:hAnsi="Carlito" w:cs="Carlito"/>
-          <w:sz w:val="32"/>
-          <w:szCs w:val="32"/>
+          <w:rFonts w:ascii="Calibri" w:hAnsi="Calibri" w:cs="Calibri"/>
+          <w:sz w:val="36"/>
+          <w:szCs w:val="36"/>
         </w:rPr>
         <w:t xml:space="preserve"> Copy the link by just tapping on it.</w:t>
       </w:r>
@@ -1843,18 +1744,17 @@
       <w:pPr>
         <w:jc w:val="both"/>
         <w:rPr>
-          <w:rFonts w:ascii="Carlito" w:hAnsi="Carlito" w:cs="Carlito"/>
-          <w:sz w:val="32"/>
-          <w:szCs w:val="32"/>
-        </w:rPr>
-      </w:pPr>
-      <w:r>
-        <w:rPr>
-          <w:rFonts w:ascii="Carlito" w:hAnsi="Carlito" w:cs="Carlito"/>
-          <w:sz w:val="32"/>
-          <w:szCs w:val="32"/>
-        </w:rPr>
-        <w:lastRenderedPageBreak/>
+          <w:rFonts w:ascii="Calibri" w:hAnsi="Calibri" w:cs="Calibri"/>
+          <w:sz w:val="36"/>
+          <w:szCs w:val="36"/>
+        </w:rPr>
+      </w:pPr>
+      <w:r>
+        <w:rPr>
+          <w:rFonts w:ascii="Calibri" w:hAnsi="Calibri" w:cs="Calibri"/>
+          <w:sz w:val="36"/>
+          <w:szCs w:val="36"/>
+        </w:rPr>
         <w:t># Then finally in workspace on the very top right side, hit Publish. Our chat bot is public now. Go to the copied link in a browser and talk to it</w:t>
       </w:r>
     </w:p>
@@ -1862,16 +1762,16 @@
       <w:pPr>
         <w:jc w:val="both"/>
         <w:rPr>
-          <w:rFonts w:ascii="Carlito" w:hAnsi="Carlito" w:cs="Carlito"/>
-          <w:sz w:val="32"/>
-          <w:szCs w:val="32"/>
-        </w:rPr>
-      </w:pPr>
-      <w:r>
-        <w:rPr>
-          <w:rFonts w:ascii="Carlito" w:hAnsi="Carlito" w:cs="Carlito"/>
-          <w:sz w:val="32"/>
-          <w:szCs w:val="32"/>
+          <w:rFonts w:ascii="Calibri" w:hAnsi="Calibri" w:cs="Calibri"/>
+          <w:sz w:val="36"/>
+          <w:szCs w:val="36"/>
+        </w:rPr>
+      </w:pPr>
+      <w:r>
+        <w:rPr>
+          <w:rFonts w:ascii="Calibri" w:hAnsi="Calibri" w:cs="Calibri"/>
+          <w:sz w:val="36"/>
+          <w:szCs w:val="36"/>
         </w:rPr>
         <w:t># Unpublish by clicking on the side down arrow of publish</w:t>
       </w:r>
@@ -1880,26 +1780,26 @@
       <w:pPr>
         <w:jc w:val="both"/>
         <w:rPr>
-          <w:rFonts w:ascii="Carlito" w:hAnsi="Carlito" w:cs="Carlito"/>
-          <w:sz w:val="32"/>
-          <w:szCs w:val="32"/>
-        </w:rPr>
-      </w:pPr>
-    </w:p>
-    <w:p>
-      <w:pPr>
-        <w:jc w:val="both"/>
-        <w:rPr>
-          <w:rFonts w:ascii="Carlito" w:hAnsi="Carlito" w:cs="Carlito"/>
-          <w:sz w:val="32"/>
-          <w:szCs w:val="32"/>
-        </w:rPr>
-      </w:pPr>
-      <w:r>
-        <w:rPr>
-          <w:rFonts w:ascii="Carlito" w:hAnsi="Carlito" w:cs="Carlito"/>
-          <w:sz w:val="32"/>
-          <w:szCs w:val="32"/>
+          <w:rFonts w:ascii="Calibri" w:hAnsi="Calibri" w:cs="Calibri"/>
+          <w:sz w:val="36"/>
+          <w:szCs w:val="36"/>
+        </w:rPr>
+      </w:pPr>
+    </w:p>
+    <w:p>
+      <w:pPr>
+        <w:jc w:val="both"/>
+        <w:rPr>
+          <w:rFonts w:ascii="Calibri" w:hAnsi="Calibri" w:cs="Calibri"/>
+          <w:sz w:val="36"/>
+          <w:szCs w:val="36"/>
+        </w:rPr>
+      </w:pPr>
+      <w:r>
+        <w:rPr>
+          <w:rFonts w:ascii="Calibri" w:hAnsi="Calibri" w:cs="Calibri"/>
+          <w:sz w:val="36"/>
+          <w:szCs w:val="36"/>
         </w:rPr>
         <w:t>Downloading Workflow:</w:t>
       </w:r>
@@ -1908,72 +1808,52 @@
       <w:pPr>
         <w:jc w:val="both"/>
         <w:rPr>
-          <w:rFonts w:ascii="Carlito" w:hAnsi="Carlito" w:cs="Carlito"/>
-          <w:sz w:val="32"/>
-          <w:szCs w:val="32"/>
-        </w:rPr>
-      </w:pPr>
-      <w:r>
-        <w:rPr>
-          <w:rFonts w:ascii="Carlito" w:hAnsi="Carlito" w:cs="Carlito"/>
-          <w:sz w:val="32"/>
-          <w:szCs w:val="32"/>
-        </w:rPr>
-        <w:t xml:space="preserve"># Just go to work space of the workflow and on </w:t>
-      </w:r>
-      <w:proofErr w:type="spellStart"/>
-      <w:r>
-        <w:rPr>
-          <w:rFonts w:ascii="Carlito" w:hAnsi="Carlito" w:cs="Carlito"/>
-          <w:sz w:val="32"/>
-          <w:szCs w:val="32"/>
-        </w:rPr>
-        <w:t>then</w:t>
-      </w:r>
-      <w:proofErr w:type="spellEnd"/>
-      <w:r>
-        <w:rPr>
-          <w:rFonts w:ascii="Carlito" w:hAnsi="Carlito" w:cs="Carlito"/>
-          <w:sz w:val="32"/>
-          <w:szCs w:val="32"/>
-        </w:rPr>
-        <w:t xml:space="preserve"> very top-right side, click on three dots and hit </w:t>
-      </w:r>
-      <w:r>
-        <w:rPr>
-          <w:rFonts w:ascii="Carlito" w:hAnsi="Carlito" w:cs="Carlito"/>
-          <w:b/>
-          <w:bCs/>
-          <w:sz w:val="32"/>
-          <w:szCs w:val="32"/>
+          <w:rFonts w:ascii="Calibri" w:hAnsi="Calibri" w:cs="Calibri"/>
+          <w:sz w:val="36"/>
+          <w:szCs w:val="36"/>
+        </w:rPr>
+      </w:pPr>
+      <w:r>
+        <w:rPr>
+          <w:rFonts w:ascii="Calibri" w:hAnsi="Calibri" w:cs="Calibri"/>
+          <w:sz w:val="36"/>
+          <w:szCs w:val="36"/>
+        </w:rPr>
+        <w:t xml:space="preserve"># Just go to work space of the workflow and on then very top-right side, click on three dots and hit </w:t>
+      </w:r>
+      <w:r>
+        <w:rPr>
+          <w:rFonts w:ascii="Calibri" w:hAnsi="Calibri" w:cs="Calibri"/>
+          <w:b/>
+          <w:bCs/>
+          <w:sz w:val="36"/>
+          <w:szCs w:val="36"/>
         </w:rPr>
         <w:t>Download</w:t>
       </w:r>
       <w:r>
         <w:rPr>
-          <w:rFonts w:ascii="Carlito" w:hAnsi="Carlito" w:cs="Carlito"/>
-          <w:sz w:val="32"/>
-          <w:szCs w:val="32"/>
+          <w:rFonts w:ascii="Calibri" w:hAnsi="Calibri" w:cs="Calibri"/>
+          <w:sz w:val="36"/>
+          <w:szCs w:val="36"/>
         </w:rPr>
         <w:t xml:space="preserve">. It will be downloaded as a JSON file (like </w:t>
       </w:r>
-      <w:proofErr w:type="spellStart"/>
-      <w:r>
-        <w:rPr>
-          <w:rFonts w:ascii="Carlito" w:hAnsi="Carlito" w:cs="Carlito"/>
-          <w:b/>
-          <w:bCs/>
-          <w:sz w:val="32"/>
-          <w:szCs w:val="32"/>
+      <w:r>
+        <w:rPr>
+          <w:rFonts w:ascii="Calibri" w:hAnsi="Calibri" w:cs="Calibri"/>
+          <w:b/>
+          <w:bCs/>
+          <w:sz w:val="36"/>
+          <w:szCs w:val="36"/>
         </w:rPr>
         <w:t>Fire.json</w:t>
       </w:r>
-      <w:proofErr w:type="spellEnd"/>
-      <w:r>
-        <w:rPr>
-          <w:rFonts w:ascii="Carlito" w:hAnsi="Carlito" w:cs="Carlito"/>
-          <w:sz w:val="32"/>
-          <w:szCs w:val="32"/>
+      <w:r>
+        <w:rPr>
+          <w:rFonts w:ascii="Calibri" w:hAnsi="Calibri" w:cs="Calibri"/>
+          <w:sz w:val="36"/>
+          <w:szCs w:val="36"/>
         </w:rPr>
         <w:t>)</w:t>
       </w:r>
@@ -1982,44 +1862,44 @@
       <w:pPr>
         <w:jc w:val="both"/>
         <w:rPr>
-          <w:rFonts w:ascii="Carlito" w:hAnsi="Carlito" w:cs="Carlito"/>
-          <w:sz w:val="32"/>
-          <w:szCs w:val="32"/>
-        </w:rPr>
-      </w:pPr>
-      <w:r>
-        <w:rPr>
-          <w:rFonts w:ascii="Carlito" w:hAnsi="Carlito" w:cs="Carlito"/>
-          <w:sz w:val="32"/>
-          <w:szCs w:val="32"/>
+          <w:rFonts w:ascii="Calibri" w:hAnsi="Calibri" w:cs="Calibri"/>
+          <w:sz w:val="36"/>
+          <w:szCs w:val="36"/>
+        </w:rPr>
+      </w:pPr>
+      <w:r>
+        <w:rPr>
+          <w:rFonts w:ascii="Calibri" w:hAnsi="Calibri" w:cs="Calibri"/>
+          <w:sz w:val="36"/>
+          <w:szCs w:val="36"/>
         </w:rPr>
         <w:t xml:space="preserve"># If we want to delete a workflow just </w:t>
       </w:r>
       <w:r>
         <w:rPr>
-          <w:rFonts w:ascii="Carlito" w:hAnsi="Carlito" w:cs="Carlito"/>
-          <w:b/>
-          <w:bCs/>
-          <w:sz w:val="32"/>
-          <w:szCs w:val="32"/>
+          <w:rFonts w:ascii="Calibri" w:hAnsi="Calibri" w:cs="Calibri"/>
+          <w:b/>
+          <w:bCs/>
+          <w:sz w:val="36"/>
+          <w:szCs w:val="36"/>
         </w:rPr>
         <w:t>Archive</w:t>
       </w:r>
       <w:r>
         <w:rPr>
-          <w:rFonts w:ascii="Carlito" w:hAnsi="Carlito" w:cs="Carlito"/>
-          <w:sz w:val="32"/>
-          <w:szCs w:val="32"/>
+          <w:rFonts w:ascii="Calibri" w:hAnsi="Calibri" w:cs="Calibri"/>
+          <w:sz w:val="36"/>
+          <w:szCs w:val="36"/>
         </w:rPr>
         <w:t xml:space="preserve"> it and, on the pop, up message </w:t>
       </w:r>
       <w:r>
         <w:rPr>
-          <w:rFonts w:ascii="Carlito" w:hAnsi="Carlito" w:cs="Carlito"/>
-          <w:b/>
-          <w:bCs/>
-          <w:sz w:val="32"/>
-          <w:szCs w:val="32"/>
+          <w:rFonts w:ascii="Calibri" w:hAnsi="Calibri" w:cs="Calibri"/>
+          <w:b/>
+          <w:bCs/>
+          <w:sz w:val="36"/>
+          <w:szCs w:val="36"/>
         </w:rPr>
         <w:t>Delete Permanently</w:t>
       </w:r>
@@ -2028,26 +1908,26 @@
       <w:pPr>
         <w:jc w:val="both"/>
         <w:rPr>
-          <w:rFonts w:ascii="Carlito" w:hAnsi="Carlito" w:cs="Carlito"/>
-          <w:sz w:val="32"/>
-          <w:szCs w:val="32"/>
-        </w:rPr>
-      </w:pPr>
-    </w:p>
-    <w:p>
-      <w:pPr>
-        <w:jc w:val="both"/>
-        <w:rPr>
-          <w:rFonts w:ascii="Carlito" w:hAnsi="Carlito" w:cs="Carlito"/>
-          <w:sz w:val="32"/>
-          <w:szCs w:val="32"/>
-        </w:rPr>
-      </w:pPr>
-      <w:r>
-        <w:rPr>
-          <w:rFonts w:ascii="Carlito" w:hAnsi="Carlito" w:cs="Carlito"/>
-          <w:sz w:val="32"/>
-          <w:szCs w:val="32"/>
+          <w:rFonts w:ascii="Calibri" w:hAnsi="Calibri" w:cs="Calibri"/>
+          <w:sz w:val="36"/>
+          <w:szCs w:val="36"/>
+        </w:rPr>
+      </w:pPr>
+    </w:p>
+    <w:p>
+      <w:pPr>
+        <w:jc w:val="both"/>
+        <w:rPr>
+          <w:rFonts w:ascii="Calibri" w:hAnsi="Calibri" w:cs="Calibri"/>
+          <w:sz w:val="36"/>
+          <w:szCs w:val="36"/>
+        </w:rPr>
+      </w:pPr>
+      <w:r>
+        <w:rPr>
+          <w:rFonts w:ascii="Calibri" w:hAnsi="Calibri" w:cs="Calibri"/>
+          <w:sz w:val="36"/>
+          <w:szCs w:val="36"/>
         </w:rPr>
         <w:t>Advanced, Add Memory to Chat Bot:</w:t>
       </w:r>
@@ -2056,16 +1936,16 @@
       <w:pPr>
         <w:jc w:val="both"/>
         <w:rPr>
-          <w:rFonts w:ascii="Carlito" w:hAnsi="Carlito" w:cs="Carlito"/>
-          <w:sz w:val="32"/>
-          <w:szCs w:val="32"/>
-        </w:rPr>
-      </w:pPr>
-      <w:r>
-        <w:rPr>
-          <w:rFonts w:ascii="Carlito" w:hAnsi="Carlito" w:cs="Carlito"/>
-          <w:sz w:val="32"/>
-          <w:szCs w:val="32"/>
+          <w:rFonts w:ascii="Calibri" w:hAnsi="Calibri" w:cs="Calibri"/>
+          <w:sz w:val="36"/>
+          <w:szCs w:val="36"/>
+        </w:rPr>
+      </w:pPr>
+      <w:r>
+        <w:rPr>
+          <w:rFonts w:ascii="Calibri" w:hAnsi="Calibri" w:cs="Calibri"/>
+          <w:sz w:val="36"/>
+          <w:szCs w:val="36"/>
         </w:rPr>
         <w:t># If send a message to the chat specifying our name and then ask it again what’s my name it won’t be able to tell our name because it doesn’t have memory.</w:t>
       </w:r>
@@ -2074,52 +1954,52 @@
       <w:pPr>
         <w:jc w:val="both"/>
         <w:rPr>
-          <w:rFonts w:ascii="Carlito" w:hAnsi="Carlito" w:cs="Carlito"/>
-          <w:sz w:val="32"/>
-          <w:szCs w:val="32"/>
-        </w:rPr>
-      </w:pPr>
-      <w:r>
-        <w:rPr>
-          <w:rFonts w:ascii="Carlito" w:hAnsi="Carlito" w:cs="Carlito"/>
-          <w:sz w:val="32"/>
-          <w:szCs w:val="32"/>
+          <w:rFonts w:ascii="Calibri" w:hAnsi="Calibri" w:cs="Calibri"/>
+          <w:sz w:val="36"/>
+          <w:szCs w:val="36"/>
+        </w:rPr>
+      </w:pPr>
+      <w:r>
+        <w:rPr>
+          <w:rFonts w:ascii="Calibri" w:hAnsi="Calibri" w:cs="Calibri"/>
+          <w:sz w:val="36"/>
+          <w:szCs w:val="36"/>
         </w:rPr>
         <w:t># To add memory just simply click on “</w:t>
       </w:r>
       <w:r>
         <w:rPr>
-          <w:rFonts w:ascii="Carlito" w:hAnsi="Carlito" w:cs="Carlito"/>
-          <w:b/>
-          <w:bCs/>
-          <w:sz w:val="32"/>
-          <w:szCs w:val="32"/>
+          <w:rFonts w:ascii="Calibri" w:hAnsi="Calibri" w:cs="Calibri"/>
+          <w:b/>
+          <w:bCs/>
+          <w:sz w:val="36"/>
+          <w:szCs w:val="36"/>
         </w:rPr>
         <w:t>+</w:t>
       </w:r>
       <w:r>
         <w:rPr>
-          <w:rFonts w:ascii="Carlito" w:hAnsi="Carlito" w:cs="Carlito"/>
-          <w:sz w:val="32"/>
-          <w:szCs w:val="32"/>
+          <w:rFonts w:ascii="Calibri" w:hAnsi="Calibri" w:cs="Calibri"/>
+          <w:sz w:val="36"/>
+          <w:szCs w:val="36"/>
         </w:rPr>
         <w:t xml:space="preserve">” memory icon of </w:t>
       </w:r>
       <w:r>
         <w:rPr>
-          <w:rFonts w:ascii="Carlito" w:hAnsi="Carlito" w:cs="Carlito"/>
-          <w:b/>
-          <w:bCs/>
-          <w:sz w:val="32"/>
-          <w:szCs w:val="32"/>
+          <w:rFonts w:ascii="Calibri" w:hAnsi="Calibri" w:cs="Calibri"/>
+          <w:b/>
+          <w:bCs/>
+          <w:sz w:val="36"/>
+          <w:szCs w:val="36"/>
         </w:rPr>
         <w:t>AI-Agent</w:t>
       </w:r>
       <w:r>
         <w:rPr>
-          <w:rFonts w:ascii="Carlito" w:hAnsi="Carlito" w:cs="Carlito"/>
-          <w:sz w:val="32"/>
-          <w:szCs w:val="32"/>
+          <w:rFonts w:ascii="Calibri" w:hAnsi="Calibri" w:cs="Calibri"/>
+          <w:sz w:val="36"/>
+          <w:szCs w:val="36"/>
         </w:rPr>
         <w:t>. We have multiple options for memory like databases:</w:t>
       </w:r>
@@ -2133,16 +2013,16 @@
         </w:numPr>
         <w:jc w:val="both"/>
         <w:rPr>
-          <w:rFonts w:ascii="Carlito" w:hAnsi="Carlito" w:cs="Carlito"/>
-          <w:sz w:val="32"/>
-          <w:szCs w:val="32"/>
-        </w:rPr>
-      </w:pPr>
-      <w:r>
-        <w:rPr>
-          <w:rFonts w:ascii="Carlito" w:hAnsi="Carlito" w:cs="Carlito"/>
-          <w:sz w:val="32"/>
-          <w:szCs w:val="32"/>
+          <w:rFonts w:ascii="Calibri" w:hAnsi="Calibri" w:cs="Calibri"/>
+          <w:sz w:val="36"/>
+          <w:szCs w:val="36"/>
+        </w:rPr>
+      </w:pPr>
+      <w:r>
+        <w:rPr>
+          <w:rFonts w:ascii="Calibri" w:hAnsi="Calibri" w:cs="Calibri"/>
+          <w:sz w:val="36"/>
+          <w:szCs w:val="36"/>
         </w:rPr>
         <w:t>MongoDB</w:t>
       </w:r>
@@ -2156,16 +2036,16 @@
         </w:numPr>
         <w:jc w:val="both"/>
         <w:rPr>
-          <w:rFonts w:ascii="Carlito" w:hAnsi="Carlito" w:cs="Carlito"/>
-          <w:sz w:val="32"/>
-          <w:szCs w:val="32"/>
-        </w:rPr>
-      </w:pPr>
-      <w:r>
-        <w:rPr>
-          <w:rFonts w:ascii="Carlito" w:hAnsi="Carlito" w:cs="Carlito"/>
-          <w:sz w:val="32"/>
-          <w:szCs w:val="32"/>
+          <w:rFonts w:ascii="Calibri" w:hAnsi="Calibri" w:cs="Calibri"/>
+          <w:sz w:val="36"/>
+          <w:szCs w:val="36"/>
+        </w:rPr>
+      </w:pPr>
+      <w:r>
+        <w:rPr>
+          <w:rFonts w:ascii="Calibri" w:hAnsi="Calibri" w:cs="Calibri"/>
+          <w:sz w:val="36"/>
+          <w:szCs w:val="36"/>
         </w:rPr>
         <w:t>Postgres</w:t>
       </w:r>
@@ -2179,16 +2059,16 @@
         </w:numPr>
         <w:jc w:val="both"/>
         <w:rPr>
-          <w:rFonts w:ascii="Carlito" w:hAnsi="Carlito" w:cs="Carlito"/>
-          <w:sz w:val="32"/>
-          <w:szCs w:val="32"/>
-        </w:rPr>
-      </w:pPr>
-      <w:r>
-        <w:rPr>
-          <w:rFonts w:ascii="Carlito" w:hAnsi="Carlito" w:cs="Carlito"/>
-          <w:sz w:val="32"/>
-          <w:szCs w:val="32"/>
+          <w:rFonts w:ascii="Calibri" w:hAnsi="Calibri" w:cs="Calibri"/>
+          <w:sz w:val="36"/>
+          <w:szCs w:val="36"/>
+        </w:rPr>
+      </w:pPr>
+      <w:r>
+        <w:rPr>
+          <w:rFonts w:ascii="Calibri" w:hAnsi="Calibri" w:cs="Calibri"/>
+          <w:sz w:val="36"/>
+          <w:szCs w:val="36"/>
         </w:rPr>
         <w:t>Redis</w:t>
       </w:r>
@@ -2202,54 +2082,52 @@
         </w:numPr>
         <w:jc w:val="both"/>
         <w:rPr>
-          <w:rFonts w:ascii="Carlito" w:hAnsi="Carlito" w:cs="Carlito"/>
-          <w:sz w:val="32"/>
-          <w:szCs w:val="32"/>
-        </w:rPr>
-      </w:pPr>
-      <w:proofErr w:type="spellStart"/>
-      <w:r>
-        <w:rPr>
-          <w:rFonts w:ascii="Carlito" w:hAnsi="Carlito" w:cs="Carlito"/>
-          <w:sz w:val="32"/>
-          <w:szCs w:val="32"/>
+          <w:rFonts w:ascii="Calibri" w:hAnsi="Calibri" w:cs="Calibri"/>
+          <w:sz w:val="36"/>
+          <w:szCs w:val="36"/>
+        </w:rPr>
+      </w:pPr>
+      <w:r>
+        <w:rPr>
+          <w:rFonts w:ascii="Calibri" w:hAnsi="Calibri" w:cs="Calibri"/>
+          <w:sz w:val="36"/>
+          <w:szCs w:val="36"/>
         </w:rPr>
         <w:t>Xata</w:t>
       </w:r>
-      <w:proofErr w:type="spellEnd"/>
-    </w:p>
-    <w:p>
-      <w:pPr>
-        <w:jc w:val="both"/>
-        <w:rPr>
-          <w:rFonts w:ascii="Carlito" w:hAnsi="Carlito" w:cs="Carlito"/>
-          <w:sz w:val="32"/>
-          <w:szCs w:val="32"/>
-        </w:rPr>
-      </w:pPr>
-      <w:r>
-        <w:rPr>
-          <w:rFonts w:ascii="Carlito" w:hAnsi="Carlito" w:cs="Carlito"/>
-          <w:sz w:val="32"/>
-          <w:szCs w:val="32"/>
+    </w:p>
+    <w:p>
+      <w:pPr>
+        <w:jc w:val="both"/>
+        <w:rPr>
+          <w:rFonts w:ascii="Calibri" w:hAnsi="Calibri" w:cs="Calibri"/>
+          <w:sz w:val="36"/>
+          <w:szCs w:val="36"/>
+        </w:rPr>
+      </w:pPr>
+      <w:r>
+        <w:rPr>
+          <w:rFonts w:ascii="Calibri" w:hAnsi="Calibri" w:cs="Calibri"/>
+          <w:sz w:val="36"/>
+          <w:szCs w:val="36"/>
         </w:rPr>
         <w:t xml:space="preserve"># But we’ll select </w:t>
       </w:r>
       <w:r>
         <w:rPr>
-          <w:rFonts w:ascii="Carlito" w:hAnsi="Carlito" w:cs="Carlito"/>
-          <w:b/>
-          <w:bCs/>
-          <w:sz w:val="32"/>
-          <w:szCs w:val="32"/>
+          <w:rFonts w:ascii="Calibri" w:hAnsi="Calibri" w:cs="Calibri"/>
+          <w:b/>
+          <w:bCs/>
+          <w:sz w:val="36"/>
+          <w:szCs w:val="36"/>
         </w:rPr>
         <w:t>Simple Memory</w:t>
       </w:r>
       <w:r>
         <w:rPr>
-          <w:rFonts w:ascii="Carlito" w:hAnsi="Carlito" w:cs="Carlito"/>
-          <w:sz w:val="32"/>
-          <w:szCs w:val="32"/>
+          <w:rFonts w:ascii="Calibri" w:hAnsi="Calibri" w:cs="Calibri"/>
+          <w:sz w:val="36"/>
+          <w:szCs w:val="36"/>
         </w:rPr>
         <w:t xml:space="preserve"> (stores in n8n memory, so no credential required)</w:t>
       </w:r>
@@ -2258,16 +2136,16 @@
       <w:pPr>
         <w:jc w:val="both"/>
         <w:rPr>
-          <w:rFonts w:ascii="Carlito" w:hAnsi="Carlito" w:cs="Carlito"/>
-          <w:sz w:val="32"/>
-          <w:szCs w:val="32"/>
-        </w:rPr>
-      </w:pPr>
-      <w:r>
-        <w:rPr>
-          <w:rFonts w:ascii="Carlito" w:hAnsi="Carlito" w:cs="Carlito"/>
-          <w:sz w:val="32"/>
-          <w:szCs w:val="32"/>
+          <w:rFonts w:ascii="Calibri" w:hAnsi="Calibri" w:cs="Calibri"/>
+          <w:sz w:val="36"/>
+          <w:szCs w:val="36"/>
+        </w:rPr>
+      </w:pPr>
+      <w:r>
+        <w:rPr>
+          <w:rFonts w:ascii="Calibri" w:hAnsi="Calibri" w:cs="Calibri"/>
+          <w:sz w:val="36"/>
+          <w:szCs w:val="36"/>
         </w:rPr>
         <w:t># After connecting it. Set context window length to 5 or 10 (number of past messages to store). Now it can remember our name</w:t>
       </w:r>
@@ -2276,40 +2154,40 @@
       <w:pPr>
         <w:jc w:val="both"/>
         <w:rPr>
-          <w:rFonts w:ascii="Carlito" w:hAnsi="Carlito" w:cs="Carlito"/>
-          <w:sz w:val="32"/>
-          <w:szCs w:val="32"/>
-        </w:rPr>
-      </w:pPr>
-    </w:p>
-    <w:p>
-      <w:pPr>
-        <w:jc w:val="both"/>
-        <w:rPr>
-          <w:rFonts w:ascii="Carlito" w:hAnsi="Carlito" w:cs="Carlito"/>
-          <w:sz w:val="32"/>
-          <w:szCs w:val="32"/>
-        </w:rPr>
-      </w:pPr>
-    </w:p>
-    <w:p>
-      <w:pPr>
-        <w:jc w:val="both"/>
-        <w:rPr>
-          <w:rFonts w:ascii="Carlito" w:hAnsi="Carlito" w:cs="Carlito"/>
-          <w:b/>
-          <w:bCs/>
-          <w:sz w:val="32"/>
-          <w:szCs w:val="32"/>
-        </w:rPr>
-      </w:pPr>
-      <w:r>
-        <w:rPr>
-          <w:rFonts w:ascii="Carlito" w:hAnsi="Carlito" w:cs="Carlito"/>
-          <w:b/>
-          <w:bCs/>
-          <w:sz w:val="32"/>
-          <w:szCs w:val="32"/>
+          <w:rFonts w:ascii="Calibri" w:hAnsi="Calibri" w:cs="Calibri"/>
+          <w:sz w:val="36"/>
+          <w:szCs w:val="36"/>
+        </w:rPr>
+      </w:pPr>
+    </w:p>
+    <w:p>
+      <w:pPr>
+        <w:jc w:val="both"/>
+        <w:rPr>
+          <w:rFonts w:ascii="Calibri" w:hAnsi="Calibri" w:cs="Calibri"/>
+          <w:sz w:val="36"/>
+          <w:szCs w:val="36"/>
+        </w:rPr>
+      </w:pPr>
+    </w:p>
+    <w:p>
+      <w:pPr>
+        <w:jc w:val="both"/>
+        <w:rPr>
+          <w:rFonts w:ascii="Calibri" w:hAnsi="Calibri" w:cs="Calibri"/>
+          <w:b/>
+          <w:bCs/>
+          <w:sz w:val="36"/>
+          <w:szCs w:val="36"/>
+        </w:rPr>
+      </w:pPr>
+      <w:r>
+        <w:rPr>
+          <w:rFonts w:ascii="Calibri" w:hAnsi="Calibri" w:cs="Calibri"/>
+          <w:b/>
+          <w:bCs/>
+          <w:sz w:val="36"/>
+          <w:szCs w:val="36"/>
         </w:rPr>
         <w:t>Creating An Email Agent:</w:t>
       </w:r>
@@ -2318,48 +2196,48 @@
       <w:pPr>
         <w:jc w:val="both"/>
         <w:rPr>
-          <w:rFonts w:ascii="Carlito" w:hAnsi="Carlito" w:cs="Carlito"/>
-          <w:sz w:val="32"/>
-          <w:szCs w:val="32"/>
-        </w:rPr>
-      </w:pPr>
-      <w:r>
-        <w:rPr>
-          <w:rFonts w:ascii="Carlito" w:hAnsi="Carlito" w:cs="Carlito"/>
-          <w:sz w:val="32"/>
-          <w:szCs w:val="32"/>
+          <w:rFonts w:ascii="Calibri" w:hAnsi="Calibri" w:cs="Calibri"/>
+          <w:sz w:val="36"/>
+          <w:szCs w:val="36"/>
+        </w:rPr>
+      </w:pPr>
+      <w:r>
+        <w:rPr>
+          <w:rFonts w:ascii="Calibri" w:hAnsi="Calibri" w:cs="Calibri"/>
+          <w:sz w:val="36"/>
+          <w:szCs w:val="36"/>
         </w:rPr>
         <w:t xml:space="preserve"># Copy </w:t>
       </w:r>
       <w:r>
         <w:rPr>
-          <w:rFonts w:ascii="Carlito" w:hAnsi="Carlito" w:cs="Carlito"/>
-          <w:sz w:val="32"/>
-          <w:szCs w:val="32"/>
+          <w:rFonts w:ascii="Calibri" w:hAnsi="Calibri" w:cs="Calibri"/>
+          <w:sz w:val="36"/>
+          <w:szCs w:val="36"/>
         </w:rPr>
         <w:t>pastes</w:t>
       </w:r>
       <w:r>
         <w:rPr>
-          <w:rFonts w:ascii="Carlito" w:hAnsi="Carlito" w:cs="Carlito"/>
-          <w:sz w:val="32"/>
-          <w:szCs w:val="32"/>
+          <w:rFonts w:ascii="Calibri" w:hAnsi="Calibri" w:cs="Calibri"/>
+          <w:sz w:val="36"/>
+          <w:szCs w:val="36"/>
         </w:rPr>
         <w:t xml:space="preserve"> the same thing in Email Agent. The</w:t>
       </w:r>
       <w:r>
         <w:rPr>
-          <w:rFonts w:ascii="Carlito" w:hAnsi="Carlito" w:cs="Carlito"/>
-          <w:sz w:val="32"/>
-          <w:szCs w:val="32"/>
+          <w:rFonts w:ascii="Calibri" w:hAnsi="Calibri" w:cs="Calibri"/>
+          <w:sz w:val="36"/>
+          <w:szCs w:val="36"/>
         </w:rPr>
         <w:t xml:space="preserve"> same</w:t>
       </w:r>
       <w:r>
         <w:rPr>
-          <w:rFonts w:ascii="Carlito" w:hAnsi="Carlito" w:cs="Carlito"/>
-          <w:sz w:val="32"/>
-          <w:szCs w:val="32"/>
+          <w:rFonts w:ascii="Calibri" w:hAnsi="Calibri" w:cs="Calibri"/>
+          <w:sz w:val="36"/>
+          <w:szCs w:val="36"/>
         </w:rPr>
         <w:t>:</w:t>
       </w:r>
@@ -2373,16 +2251,16 @@
         </w:numPr>
         <w:jc w:val="both"/>
         <w:rPr>
-          <w:rFonts w:ascii="Carlito" w:hAnsi="Carlito" w:cs="Carlito"/>
-          <w:sz w:val="32"/>
-          <w:szCs w:val="32"/>
-        </w:rPr>
-      </w:pPr>
-      <w:r>
-        <w:rPr>
-          <w:rFonts w:ascii="Carlito" w:hAnsi="Carlito" w:cs="Carlito"/>
-          <w:sz w:val="32"/>
-          <w:szCs w:val="32"/>
+          <w:rFonts w:ascii="Calibri" w:hAnsi="Calibri" w:cs="Calibri"/>
+          <w:sz w:val="36"/>
+          <w:szCs w:val="36"/>
+        </w:rPr>
+      </w:pPr>
+      <w:r>
+        <w:rPr>
+          <w:rFonts w:ascii="Calibri" w:hAnsi="Calibri" w:cs="Calibri"/>
+          <w:sz w:val="36"/>
+          <w:szCs w:val="36"/>
         </w:rPr>
         <w:t>AI-Agent</w:t>
       </w:r>
@@ -2396,92 +2274,70 @@
         </w:numPr>
         <w:jc w:val="both"/>
         <w:rPr>
-          <w:rFonts w:ascii="Carlito" w:hAnsi="Carlito" w:cs="Carlito"/>
-          <w:sz w:val="32"/>
-          <w:szCs w:val="32"/>
-        </w:rPr>
-      </w:pPr>
-      <w:r>
-        <w:rPr>
-          <w:rFonts w:ascii="Carlito" w:hAnsi="Carlito" w:cs="Carlito"/>
-          <w:sz w:val="32"/>
-          <w:szCs w:val="32"/>
+          <w:rFonts w:ascii="Calibri" w:hAnsi="Calibri" w:cs="Calibri"/>
+          <w:sz w:val="36"/>
+          <w:szCs w:val="36"/>
+        </w:rPr>
+      </w:pPr>
+      <w:r>
+        <w:rPr>
+          <w:rFonts w:ascii="Calibri" w:hAnsi="Calibri" w:cs="Calibri"/>
+          <w:sz w:val="36"/>
+          <w:szCs w:val="36"/>
         </w:rPr>
         <w:t>Chat Model (</w:t>
       </w:r>
-      <w:proofErr w:type="spellStart"/>
-      <w:r>
-        <w:rPr>
-          <w:rFonts w:ascii="Carlito" w:hAnsi="Carlito" w:cs="Carlito"/>
-          <w:b/>
-          <w:bCs/>
-          <w:sz w:val="32"/>
-          <w:szCs w:val="32"/>
+      <w:r>
+        <w:rPr>
+          <w:rFonts w:ascii="Calibri" w:hAnsi="Calibri" w:cs="Calibri"/>
+          <w:b/>
+          <w:bCs/>
+          <w:sz w:val="36"/>
+          <w:szCs w:val="36"/>
         </w:rPr>
         <w:t>Groq</w:t>
       </w:r>
       <w:r>
         <w:rPr>
-          <w:rFonts w:ascii="Carlito" w:hAnsi="Carlito" w:cs="Carlito"/>
-          <w:sz w:val="32"/>
-          <w:szCs w:val="32"/>
-        </w:rPr>
-        <w:t>’s</w:t>
-      </w:r>
-      <w:proofErr w:type="spellEnd"/>
-      <w:r>
-        <w:rPr>
-          <w:rFonts w:ascii="Carlito" w:hAnsi="Carlito" w:cs="Carlito"/>
-          <w:sz w:val="32"/>
-          <w:szCs w:val="32"/>
-        </w:rPr>
-        <w:t xml:space="preserve"> model,</w:t>
-      </w:r>
-      <w:r>
-        <w:rPr>
-          <w:rFonts w:ascii="Carlito" w:hAnsi="Carlito" w:cs="Carlito"/>
-          <w:sz w:val="32"/>
-          <w:szCs w:val="32"/>
+          <w:rFonts w:ascii="Calibri" w:hAnsi="Calibri" w:cs="Calibri"/>
+          <w:sz w:val="36"/>
+          <w:szCs w:val="36"/>
+        </w:rPr>
+        <w:t>’s model,</w:t>
+      </w:r>
+      <w:r>
+        <w:rPr>
+          <w:rFonts w:ascii="Calibri" w:hAnsi="Calibri" w:cs="Calibri"/>
+          <w:sz w:val="36"/>
+          <w:szCs w:val="36"/>
         </w:rPr>
         <w:t xml:space="preserve"> </w:t>
       </w:r>
       <w:r>
         <w:rPr>
-          <w:rFonts w:ascii="Carlito" w:hAnsi="Carlito" w:cs="Carlito"/>
-          <w:b/>
-          <w:bCs/>
-          <w:sz w:val="32"/>
-          <w:szCs w:val="32"/>
+          <w:rFonts w:ascii="Calibri" w:hAnsi="Calibri" w:cs="Calibri"/>
+          <w:b/>
+          <w:bCs/>
+          <w:sz w:val="36"/>
+          <w:szCs w:val="36"/>
         </w:rPr>
         <w:t>meta-llama</w:t>
       </w:r>
-      <w:proofErr w:type="gramStart"/>
-      <w:r>
-        <w:rPr>
-          <w:rFonts w:ascii="Carlito" w:hAnsi="Carlito" w:cs="Carlito"/>
-          <w:b/>
-          <w:bCs/>
-          <w:sz w:val="32"/>
-          <w:szCs w:val="32"/>
-        </w:rPr>
-        <w:t>/..</w:t>
-      </w:r>
-      <w:proofErr w:type="gramEnd"/>
-      <w:r>
-        <w:rPr>
-          <w:rFonts w:ascii="Carlito" w:hAnsi="Carlito" w:cs="Carlito"/>
-          <w:b/>
-          <w:bCs/>
-          <w:sz w:val="32"/>
-          <w:szCs w:val="32"/>
-        </w:rPr>
-        <w:t>17b-16e-instruct</w:t>
-      </w:r>
-      <w:r>
-        <w:rPr>
-          <w:rFonts w:ascii="Carlito" w:hAnsi="Carlito" w:cs="Carlito"/>
-          <w:sz w:val="32"/>
-          <w:szCs w:val="32"/>
+      <w:r>
+        <w:rPr>
+          <w:rFonts w:ascii="Calibri" w:hAnsi="Calibri" w:cs="Calibri"/>
+          <w:b/>
+          <w:bCs/>
+          <w:sz w:val="36"/>
+          <w:szCs w:val="36"/>
+        </w:rPr>
+        <w:t>/..17b-16e-instruct</w:t>
+      </w:r>
+      <w:r>
+        <w:rPr>
+          <w:rFonts w:ascii="Calibri" w:hAnsi="Calibri" w:cs="Calibri"/>
+          <w:sz w:val="36"/>
+          <w:szCs w:val="36"/>
         </w:rPr>
         <w:t>)</w:t>
       </w:r>
@@ -2495,16 +2351,16 @@
         </w:numPr>
         <w:jc w:val="both"/>
         <w:rPr>
-          <w:rFonts w:ascii="Carlito" w:hAnsi="Carlito" w:cs="Carlito"/>
-          <w:sz w:val="32"/>
-          <w:szCs w:val="32"/>
-        </w:rPr>
-      </w:pPr>
-      <w:r>
-        <w:rPr>
-          <w:rFonts w:ascii="Carlito" w:hAnsi="Carlito" w:cs="Carlito"/>
-          <w:sz w:val="32"/>
-          <w:szCs w:val="32"/>
+          <w:rFonts w:ascii="Calibri" w:hAnsi="Calibri" w:cs="Calibri"/>
+          <w:sz w:val="36"/>
+          <w:szCs w:val="36"/>
+        </w:rPr>
+      </w:pPr>
+      <w:r>
+        <w:rPr>
+          <w:rFonts w:ascii="Calibri" w:hAnsi="Calibri" w:cs="Calibri"/>
+          <w:sz w:val="36"/>
+          <w:szCs w:val="36"/>
         </w:rPr>
         <w:t>Simple Memory</w:t>
       </w:r>
@@ -2513,17 +2369,18 @@
       <w:pPr>
         <w:jc w:val="both"/>
         <w:rPr>
-          <w:rFonts w:ascii="Carlito" w:hAnsi="Carlito" w:cs="Carlito"/>
-          <w:sz w:val="32"/>
-          <w:szCs w:val="32"/>
-        </w:rPr>
-      </w:pPr>
-      <w:r>
-        <w:rPr>
-          <w:rFonts w:ascii="Carlito" w:hAnsi="Carlito" w:cs="Carlito"/>
-          <w:sz w:val="32"/>
-          <w:szCs w:val="32"/>
-        </w:rPr>
+          <w:rFonts w:ascii="Calibri" w:hAnsi="Calibri" w:cs="Calibri"/>
+          <w:sz w:val="36"/>
+          <w:szCs w:val="36"/>
+        </w:rPr>
+      </w:pPr>
+      <w:r>
+        <w:rPr>
+          <w:rFonts w:ascii="Calibri" w:hAnsi="Calibri" w:cs="Calibri"/>
+          <w:sz w:val="36"/>
+          <w:szCs w:val="36"/>
+        </w:rPr>
+        <w:lastRenderedPageBreak/>
         <w:t># But trigger is different. Instead of On Chat Received we use Gmail Trigger</w:t>
       </w:r>
     </w:p>
@@ -2531,26 +2388,26 @@
       <w:pPr>
         <w:jc w:val="both"/>
         <w:rPr>
-          <w:rFonts w:ascii="Carlito" w:hAnsi="Carlito" w:cs="Carlito"/>
-          <w:sz w:val="32"/>
-          <w:szCs w:val="32"/>
-        </w:rPr>
-      </w:pPr>
-    </w:p>
-    <w:p>
-      <w:pPr>
-        <w:jc w:val="both"/>
-        <w:rPr>
-          <w:rFonts w:ascii="Carlito" w:hAnsi="Carlito" w:cs="Carlito"/>
-          <w:sz w:val="32"/>
-          <w:szCs w:val="32"/>
-        </w:rPr>
-      </w:pPr>
-      <w:r>
-        <w:rPr>
-          <w:rFonts w:ascii="Carlito" w:hAnsi="Carlito" w:cs="Carlito"/>
-          <w:sz w:val="32"/>
-          <w:szCs w:val="32"/>
+          <w:rFonts w:ascii="Calibri" w:hAnsi="Calibri" w:cs="Calibri"/>
+          <w:sz w:val="36"/>
+          <w:szCs w:val="36"/>
+        </w:rPr>
+      </w:pPr>
+    </w:p>
+    <w:p>
+      <w:pPr>
+        <w:jc w:val="both"/>
+        <w:rPr>
+          <w:rFonts w:ascii="Calibri" w:hAnsi="Calibri" w:cs="Calibri"/>
+          <w:sz w:val="36"/>
+          <w:szCs w:val="36"/>
+        </w:rPr>
+      </w:pPr>
+      <w:r>
+        <w:rPr>
+          <w:rFonts w:ascii="Calibri" w:hAnsi="Calibri" w:cs="Calibri"/>
+          <w:sz w:val="36"/>
+          <w:szCs w:val="36"/>
         </w:rPr>
         <w:t>Step-1 Set Gmail:</w:t>
       </w:r>
@@ -2559,34 +2416,34 @@
       <w:pPr>
         <w:jc w:val="both"/>
         <w:rPr>
-          <w:rFonts w:ascii="Carlito" w:hAnsi="Carlito" w:cs="Carlito"/>
-          <w:sz w:val="32"/>
-          <w:szCs w:val="32"/>
-        </w:rPr>
-      </w:pPr>
-      <w:r>
-        <w:rPr>
-          <w:rFonts w:ascii="Carlito" w:hAnsi="Carlito" w:cs="Carlito"/>
-          <w:sz w:val="32"/>
-          <w:szCs w:val="32"/>
+          <w:rFonts w:ascii="Calibri" w:hAnsi="Calibri" w:cs="Calibri"/>
+          <w:sz w:val="36"/>
+          <w:szCs w:val="36"/>
+        </w:rPr>
+      </w:pPr>
+      <w:r>
+        <w:rPr>
+          <w:rFonts w:ascii="Calibri" w:hAnsi="Calibri" w:cs="Calibri"/>
+          <w:sz w:val="36"/>
+          <w:szCs w:val="36"/>
         </w:rPr>
         <w:t xml:space="preserve"># Search for Gmail Trigger and connect it to left side of </w:t>
       </w:r>
       <w:r>
         <w:rPr>
-          <w:rFonts w:ascii="Carlito" w:hAnsi="Carlito" w:cs="Carlito"/>
-          <w:b/>
-          <w:bCs/>
-          <w:sz w:val="32"/>
-          <w:szCs w:val="32"/>
+          <w:rFonts w:ascii="Calibri" w:hAnsi="Calibri" w:cs="Calibri"/>
+          <w:b/>
+          <w:bCs/>
+          <w:sz w:val="36"/>
+          <w:szCs w:val="36"/>
         </w:rPr>
         <w:t>AI-Agent</w:t>
       </w:r>
       <w:r>
         <w:rPr>
-          <w:rFonts w:ascii="Carlito" w:hAnsi="Carlito" w:cs="Carlito"/>
-          <w:sz w:val="32"/>
-          <w:szCs w:val="32"/>
+          <w:rFonts w:ascii="Calibri" w:hAnsi="Calibri" w:cs="Calibri"/>
+          <w:sz w:val="36"/>
+          <w:szCs w:val="36"/>
         </w:rPr>
         <w:t>. Then in credential sign in to Gmail account</w:t>
       </w:r>
@@ -2595,34 +2452,34 @@
       <w:pPr>
         <w:jc w:val="both"/>
         <w:rPr>
-          <w:rFonts w:ascii="Carlito" w:hAnsi="Carlito" w:cs="Carlito"/>
-          <w:sz w:val="32"/>
-          <w:szCs w:val="32"/>
-        </w:rPr>
-      </w:pPr>
-      <w:r>
-        <w:rPr>
-          <w:rFonts w:ascii="Carlito" w:hAnsi="Carlito" w:cs="Carlito"/>
-          <w:sz w:val="32"/>
-          <w:szCs w:val="32"/>
+          <w:rFonts w:ascii="Calibri" w:hAnsi="Calibri" w:cs="Calibri"/>
+          <w:sz w:val="36"/>
+          <w:szCs w:val="36"/>
+        </w:rPr>
+      </w:pPr>
+      <w:r>
+        <w:rPr>
+          <w:rFonts w:ascii="Calibri" w:hAnsi="Calibri" w:cs="Calibri"/>
+          <w:sz w:val="36"/>
+          <w:szCs w:val="36"/>
         </w:rPr>
         <w:t># We can select mode and max emails per Poll. Then send an email to our account and click on</w:t>
       </w:r>
       <w:r>
         <w:rPr>
-          <w:rFonts w:ascii="Carlito" w:hAnsi="Carlito" w:cs="Carlito"/>
-          <w:b/>
-          <w:bCs/>
-          <w:sz w:val="32"/>
-          <w:szCs w:val="32"/>
+          <w:rFonts w:ascii="Calibri" w:hAnsi="Calibri" w:cs="Calibri"/>
+          <w:b/>
+          <w:bCs/>
+          <w:sz w:val="36"/>
+          <w:szCs w:val="36"/>
         </w:rPr>
         <w:t xml:space="preserve"> Fetch Test Event</w:t>
       </w:r>
       <w:r>
         <w:rPr>
-          <w:rFonts w:ascii="Carlito" w:hAnsi="Carlito" w:cs="Carlito"/>
-          <w:sz w:val="32"/>
-          <w:szCs w:val="32"/>
+          <w:rFonts w:ascii="Calibri" w:hAnsi="Calibri" w:cs="Calibri"/>
+          <w:sz w:val="36"/>
+          <w:szCs w:val="36"/>
         </w:rPr>
         <w:t>. Our sent email will be fetched on the trigger</w:t>
       </w:r>
@@ -2631,52 +2488,52 @@
       <w:pPr>
         <w:jc w:val="both"/>
         <w:rPr>
-          <w:rFonts w:ascii="Carlito" w:hAnsi="Carlito" w:cs="Carlito"/>
-          <w:sz w:val="32"/>
-          <w:szCs w:val="32"/>
-        </w:rPr>
-      </w:pPr>
-      <w:r>
-        <w:rPr>
-          <w:rFonts w:ascii="Carlito" w:hAnsi="Carlito" w:cs="Carlito"/>
-          <w:sz w:val="32"/>
-          <w:szCs w:val="32"/>
+          <w:rFonts w:ascii="Calibri" w:hAnsi="Calibri" w:cs="Calibri"/>
+          <w:sz w:val="36"/>
+          <w:szCs w:val="36"/>
+        </w:rPr>
+      </w:pPr>
+      <w:r>
+        <w:rPr>
+          <w:rFonts w:ascii="Calibri" w:hAnsi="Calibri" w:cs="Calibri"/>
+          <w:sz w:val="36"/>
+          <w:szCs w:val="36"/>
         </w:rPr>
         <w:t xml:space="preserve"># In the </w:t>
       </w:r>
       <w:r>
         <w:rPr>
-          <w:rFonts w:ascii="Carlito" w:hAnsi="Carlito" w:cs="Carlito"/>
-          <w:b/>
-          <w:bCs/>
-          <w:sz w:val="32"/>
-          <w:szCs w:val="32"/>
+          <w:rFonts w:ascii="Calibri" w:hAnsi="Calibri" w:cs="Calibri"/>
+          <w:b/>
+          <w:bCs/>
+          <w:sz w:val="36"/>
+          <w:szCs w:val="36"/>
         </w:rPr>
         <w:t>Filters</w:t>
       </w:r>
       <w:r>
         <w:rPr>
-          <w:rFonts w:ascii="Carlito" w:hAnsi="Carlito" w:cs="Carlito"/>
-          <w:sz w:val="32"/>
-          <w:szCs w:val="32"/>
+          <w:rFonts w:ascii="Calibri" w:hAnsi="Calibri" w:cs="Calibri"/>
+          <w:sz w:val="36"/>
+          <w:szCs w:val="36"/>
         </w:rPr>
         <w:t xml:space="preserve"> section, we can add filters like </w:t>
       </w:r>
       <w:r>
         <w:rPr>
-          <w:rFonts w:ascii="Carlito" w:hAnsi="Carlito" w:cs="Carlito"/>
-          <w:b/>
-          <w:bCs/>
-          <w:sz w:val="32"/>
-          <w:szCs w:val="32"/>
+          <w:rFonts w:ascii="Calibri" w:hAnsi="Calibri" w:cs="Calibri"/>
+          <w:b/>
+          <w:bCs/>
+          <w:sz w:val="36"/>
+          <w:szCs w:val="36"/>
         </w:rPr>
         <w:t>Read Status</w:t>
       </w:r>
       <w:r>
         <w:rPr>
-          <w:rFonts w:ascii="Carlito" w:hAnsi="Carlito" w:cs="Carlito"/>
-          <w:sz w:val="32"/>
-          <w:szCs w:val="32"/>
+          <w:rFonts w:ascii="Calibri" w:hAnsi="Calibri" w:cs="Calibri"/>
+          <w:sz w:val="36"/>
+          <w:szCs w:val="36"/>
         </w:rPr>
         <w:t xml:space="preserve"> to fetch unread emails only (which will be replied to)</w:t>
       </w:r>
@@ -2685,26 +2542,26 @@
       <w:pPr>
         <w:jc w:val="both"/>
         <w:rPr>
-          <w:rFonts w:ascii="Carlito" w:hAnsi="Carlito" w:cs="Carlito"/>
-          <w:sz w:val="32"/>
-          <w:szCs w:val="32"/>
-        </w:rPr>
-      </w:pPr>
-    </w:p>
-    <w:p>
-      <w:pPr>
-        <w:jc w:val="both"/>
-        <w:rPr>
-          <w:rFonts w:ascii="Carlito" w:hAnsi="Carlito" w:cs="Carlito"/>
-          <w:sz w:val="32"/>
-          <w:szCs w:val="32"/>
-        </w:rPr>
-      </w:pPr>
-      <w:r>
-        <w:rPr>
-          <w:rFonts w:ascii="Carlito" w:hAnsi="Carlito" w:cs="Carlito"/>
-          <w:sz w:val="32"/>
-          <w:szCs w:val="32"/>
+          <w:rFonts w:ascii="Calibri" w:hAnsi="Calibri" w:cs="Calibri"/>
+          <w:sz w:val="36"/>
+          <w:szCs w:val="36"/>
+        </w:rPr>
+      </w:pPr>
+    </w:p>
+    <w:p>
+      <w:pPr>
+        <w:jc w:val="both"/>
+        <w:rPr>
+          <w:rFonts w:ascii="Calibri" w:hAnsi="Calibri" w:cs="Calibri"/>
+          <w:sz w:val="36"/>
+          <w:szCs w:val="36"/>
+        </w:rPr>
+      </w:pPr>
+      <w:r>
+        <w:rPr>
+          <w:rFonts w:ascii="Calibri" w:hAnsi="Calibri" w:cs="Calibri"/>
+          <w:sz w:val="36"/>
+          <w:szCs w:val="36"/>
         </w:rPr>
         <w:t>Step-2, Set prompt in AI-Agent:</w:t>
       </w:r>
@@ -2713,78 +2570,78 @@
       <w:pPr>
         <w:jc w:val="both"/>
         <w:rPr>
-          <w:rFonts w:ascii="Carlito" w:hAnsi="Carlito" w:cs="Carlito"/>
-          <w:sz w:val="32"/>
-          <w:szCs w:val="32"/>
-        </w:rPr>
-      </w:pPr>
-      <w:r>
-        <w:rPr>
-          <w:rFonts w:ascii="Carlito" w:hAnsi="Carlito" w:cs="Carlito"/>
-          <w:sz w:val="32"/>
-          <w:szCs w:val="32"/>
+          <w:rFonts w:ascii="Calibri" w:hAnsi="Calibri" w:cs="Calibri"/>
+          <w:sz w:val="36"/>
+          <w:szCs w:val="36"/>
+        </w:rPr>
+      </w:pPr>
+      <w:r>
+        <w:rPr>
+          <w:rFonts w:ascii="Calibri" w:hAnsi="Calibri" w:cs="Calibri"/>
+          <w:sz w:val="36"/>
+          <w:szCs w:val="36"/>
         </w:rPr>
         <w:t xml:space="preserve"># In </w:t>
       </w:r>
       <w:r>
         <w:rPr>
-          <w:rFonts w:ascii="Carlito" w:hAnsi="Carlito" w:cs="Carlito"/>
-          <w:b/>
-          <w:bCs/>
-          <w:sz w:val="32"/>
-          <w:szCs w:val="32"/>
+          <w:rFonts w:ascii="Calibri" w:hAnsi="Calibri" w:cs="Calibri"/>
+          <w:b/>
+          <w:bCs/>
+          <w:sz w:val="36"/>
+          <w:szCs w:val="36"/>
         </w:rPr>
         <w:t>Source for Prompt</w:t>
       </w:r>
       <w:r>
         <w:rPr>
-          <w:rFonts w:ascii="Carlito" w:hAnsi="Carlito" w:cs="Carlito"/>
-          <w:sz w:val="32"/>
-          <w:szCs w:val="32"/>
+          <w:rFonts w:ascii="Calibri" w:hAnsi="Calibri" w:cs="Calibri"/>
+          <w:sz w:val="36"/>
+          <w:szCs w:val="36"/>
         </w:rPr>
         <w:t xml:space="preserve">, select </w:t>
       </w:r>
       <w:r>
         <w:rPr>
-          <w:rFonts w:ascii="Carlito" w:hAnsi="Carlito" w:cs="Carlito"/>
-          <w:b/>
-          <w:bCs/>
-          <w:sz w:val="32"/>
-          <w:szCs w:val="32"/>
+          <w:rFonts w:ascii="Calibri" w:hAnsi="Calibri" w:cs="Calibri"/>
+          <w:b/>
+          <w:bCs/>
+          <w:sz w:val="36"/>
+          <w:szCs w:val="36"/>
         </w:rPr>
         <w:t>define below</w:t>
       </w:r>
       <w:r>
         <w:rPr>
-          <w:rFonts w:ascii="Carlito" w:hAnsi="Carlito" w:cs="Carlito"/>
-          <w:sz w:val="32"/>
-          <w:szCs w:val="32"/>
+          <w:rFonts w:ascii="Calibri" w:hAnsi="Calibri" w:cs="Calibri"/>
+          <w:sz w:val="36"/>
+          <w:szCs w:val="36"/>
         </w:rPr>
         <w:t xml:space="preserve">. Then specify our prompt and also from the left side drag and drop </w:t>
       </w:r>
       <w:r>
         <w:rPr>
-          <w:rFonts w:ascii="Carlito" w:hAnsi="Carlito" w:cs="Carlito"/>
-          <w:sz w:val="32"/>
-          <w:szCs w:val="32"/>
+          <w:rFonts w:ascii="Calibri" w:hAnsi="Calibri" w:cs="Calibri"/>
+          <w:sz w:val="36"/>
+          <w:szCs w:val="36"/>
         </w:rPr>
         <w:t xml:space="preserve">email </w:t>
       </w:r>
       <w:r>
         <w:rPr>
-          <w:rFonts w:ascii="Carlito" w:hAnsi="Carlito" w:cs="Carlito"/>
-          <w:b/>
-          <w:bCs/>
-          <w:sz w:val="32"/>
-          <w:szCs w:val="32"/>
+          <w:rFonts w:ascii="Calibri" w:hAnsi="Calibri" w:cs="Calibri"/>
+          <w:b/>
+          <w:bCs/>
+          <w:sz w:val="36"/>
+          <w:szCs w:val="36"/>
         </w:rPr>
         <w:t xml:space="preserve">id </w:t>
       </w:r>
       <w:r>
         <w:rPr>
-          <w:rFonts w:ascii="Carlito" w:hAnsi="Carlito" w:cs="Carlito"/>
-          <w:sz w:val="32"/>
-          <w:szCs w:val="32"/>
+          <w:rFonts w:ascii="Calibri" w:hAnsi="Calibri" w:cs="Calibri"/>
+          <w:sz w:val="36"/>
+          <w:szCs w:val="36"/>
         </w:rPr>
         <w:t>at the end (we can also drop from, to, subject and payload or body of email)</w:t>
       </w:r>
@@ -2793,34 +2650,34 @@
       <w:pPr>
         <w:jc w:val="both"/>
         <w:rPr>
-          <w:rFonts w:ascii="Carlito" w:hAnsi="Carlito" w:cs="Carlito"/>
-          <w:sz w:val="32"/>
-          <w:szCs w:val="32"/>
-        </w:rPr>
-      </w:pPr>
-      <w:r>
-        <w:rPr>
-          <w:rFonts w:ascii="Carlito" w:hAnsi="Carlito" w:cs="Carlito"/>
-          <w:sz w:val="32"/>
-          <w:szCs w:val="32"/>
+          <w:rFonts w:ascii="Calibri" w:hAnsi="Calibri" w:cs="Calibri"/>
+          <w:sz w:val="36"/>
+          <w:szCs w:val="36"/>
+        </w:rPr>
+      </w:pPr>
+      <w:r>
+        <w:rPr>
+          <w:rFonts w:ascii="Calibri" w:hAnsi="Calibri" w:cs="Calibri"/>
+          <w:sz w:val="36"/>
+          <w:szCs w:val="36"/>
         </w:rPr>
         <w:t xml:space="preserve"># Then click </w:t>
       </w:r>
       <w:r>
         <w:rPr>
-          <w:rFonts w:ascii="Carlito" w:hAnsi="Carlito" w:cs="Carlito"/>
-          <w:b/>
-          <w:bCs/>
-          <w:sz w:val="32"/>
-          <w:szCs w:val="32"/>
+          <w:rFonts w:ascii="Calibri" w:hAnsi="Calibri" w:cs="Calibri"/>
+          <w:b/>
+          <w:bCs/>
+          <w:sz w:val="36"/>
+          <w:szCs w:val="36"/>
         </w:rPr>
         <w:t xml:space="preserve">Execute Step </w:t>
       </w:r>
       <w:r>
         <w:rPr>
-          <w:rFonts w:ascii="Carlito" w:hAnsi="Carlito" w:cs="Carlito"/>
-          <w:sz w:val="32"/>
-          <w:szCs w:val="32"/>
+          <w:rFonts w:ascii="Calibri" w:hAnsi="Calibri" w:cs="Calibri"/>
+          <w:sz w:val="36"/>
+          <w:szCs w:val="36"/>
         </w:rPr>
         <w:t>and we will get output on the right side</w:t>
       </w:r>
@@ -2829,26 +2686,26 @@
       <w:pPr>
         <w:jc w:val="both"/>
         <w:rPr>
-          <w:rFonts w:ascii="Carlito" w:hAnsi="Carlito" w:cs="Carlito"/>
-          <w:sz w:val="32"/>
-          <w:szCs w:val="32"/>
-        </w:rPr>
-      </w:pPr>
-    </w:p>
-    <w:p>
-      <w:pPr>
-        <w:jc w:val="both"/>
-        <w:rPr>
-          <w:rFonts w:ascii="Carlito" w:hAnsi="Carlito" w:cs="Carlito"/>
-          <w:sz w:val="32"/>
-          <w:szCs w:val="32"/>
-        </w:rPr>
-      </w:pPr>
-      <w:r>
-        <w:rPr>
-          <w:rFonts w:ascii="Carlito" w:hAnsi="Carlito" w:cs="Carlito"/>
-          <w:sz w:val="32"/>
-          <w:szCs w:val="32"/>
+          <w:rFonts w:ascii="Calibri" w:hAnsi="Calibri" w:cs="Calibri"/>
+          <w:sz w:val="36"/>
+          <w:szCs w:val="36"/>
+        </w:rPr>
+      </w:pPr>
+    </w:p>
+    <w:p>
+      <w:pPr>
+        <w:jc w:val="both"/>
+        <w:rPr>
+          <w:rFonts w:ascii="Calibri" w:hAnsi="Calibri" w:cs="Calibri"/>
+          <w:sz w:val="36"/>
+          <w:szCs w:val="36"/>
+        </w:rPr>
+      </w:pPr>
+      <w:r>
+        <w:rPr>
+          <w:rFonts w:ascii="Calibri" w:hAnsi="Calibri" w:cs="Calibri"/>
+          <w:sz w:val="36"/>
+          <w:szCs w:val="36"/>
         </w:rPr>
         <w:t>Step-3, Reply to Mail:</w:t>
       </w:r>
@@ -2857,127 +2714,127 @@
       <w:pPr>
         <w:jc w:val="both"/>
         <w:rPr>
-          <w:rFonts w:ascii="Carlito" w:hAnsi="Carlito" w:cs="Carlito"/>
-          <w:sz w:val="32"/>
-          <w:szCs w:val="32"/>
-        </w:rPr>
-      </w:pPr>
-      <w:r>
-        <w:rPr>
-          <w:rFonts w:ascii="Carlito" w:hAnsi="Carlito" w:cs="Carlito"/>
-          <w:sz w:val="32"/>
-          <w:szCs w:val="32"/>
+          <w:rFonts w:ascii="Calibri" w:hAnsi="Calibri" w:cs="Calibri"/>
+          <w:sz w:val="36"/>
+          <w:szCs w:val="36"/>
+        </w:rPr>
+      </w:pPr>
+      <w:r>
+        <w:rPr>
+          <w:rFonts w:ascii="Calibri" w:hAnsi="Calibri" w:cs="Calibri"/>
+          <w:sz w:val="36"/>
+          <w:szCs w:val="36"/>
+        </w:rPr>
+        <w:t xml:space="preserve"># Search Reply to a message (Gmail) and connect it to the right side of the </w:t>
+      </w:r>
+      <w:r>
+        <w:rPr>
+          <w:rFonts w:ascii="Calibri" w:hAnsi="Calibri" w:cs="Calibri"/>
+          <w:b/>
+          <w:bCs/>
+          <w:sz w:val="36"/>
+          <w:szCs w:val="36"/>
+        </w:rPr>
+        <w:t>AI-Agent</w:t>
+      </w:r>
+    </w:p>
+    <w:p>
+      <w:pPr>
+        <w:jc w:val="both"/>
+        <w:rPr>
+          <w:rFonts w:ascii="Calibri" w:hAnsi="Calibri" w:cs="Calibri"/>
+          <w:sz w:val="36"/>
+          <w:szCs w:val="36"/>
+        </w:rPr>
+      </w:pPr>
+      <w:r>
+        <w:rPr>
+          <w:rFonts w:ascii="Calibri" w:hAnsi="Calibri" w:cs="Calibri"/>
+          <w:sz w:val="36"/>
+          <w:szCs w:val="36"/>
         </w:rPr>
         <w:lastRenderedPageBreak/>
-        <w:t xml:space="preserve"># Search Reply to a message (Gmail) and connect it to the right side of the </w:t>
-      </w:r>
-      <w:r>
-        <w:rPr>
-          <w:rFonts w:ascii="Carlito" w:hAnsi="Carlito" w:cs="Carlito"/>
-          <w:b/>
-          <w:bCs/>
-          <w:sz w:val="32"/>
-          <w:szCs w:val="32"/>
-        </w:rPr>
-        <w:t>AI-Agent</w:t>
-      </w:r>
-    </w:p>
-    <w:p>
-      <w:pPr>
-        <w:jc w:val="both"/>
-        <w:rPr>
-          <w:rFonts w:ascii="Carlito" w:hAnsi="Carlito" w:cs="Carlito"/>
-          <w:sz w:val="32"/>
-          <w:szCs w:val="32"/>
-        </w:rPr>
-      </w:pPr>
-      <w:r>
-        <w:rPr>
-          <w:rFonts w:ascii="Carlito" w:hAnsi="Carlito" w:cs="Carlito"/>
-          <w:sz w:val="32"/>
-          <w:szCs w:val="32"/>
-        </w:rPr>
         <w:t xml:space="preserve"># Sing in here, in the credential section. Then select </w:t>
       </w:r>
       <w:r>
         <w:rPr>
-          <w:rFonts w:ascii="Carlito" w:hAnsi="Carlito" w:cs="Carlito"/>
-          <w:b/>
-          <w:bCs/>
-          <w:sz w:val="32"/>
-          <w:szCs w:val="32"/>
+          <w:rFonts w:ascii="Calibri" w:hAnsi="Calibri" w:cs="Calibri"/>
+          <w:b/>
+          <w:bCs/>
+          <w:sz w:val="36"/>
+          <w:szCs w:val="36"/>
         </w:rPr>
         <w:t xml:space="preserve">Resource </w:t>
       </w:r>
       <w:r>
         <w:rPr>
-          <w:rFonts w:ascii="Carlito" w:hAnsi="Carlito" w:cs="Carlito"/>
-          <w:sz w:val="32"/>
-          <w:szCs w:val="32"/>
+          <w:rFonts w:ascii="Calibri" w:hAnsi="Calibri" w:cs="Calibri"/>
+          <w:sz w:val="36"/>
+          <w:szCs w:val="36"/>
         </w:rPr>
         <w:t>to</w:t>
       </w:r>
       <w:r>
         <w:rPr>
-          <w:rFonts w:ascii="Carlito" w:hAnsi="Carlito" w:cs="Carlito"/>
-          <w:b/>
-          <w:bCs/>
-          <w:sz w:val="32"/>
-          <w:szCs w:val="32"/>
+          <w:rFonts w:ascii="Calibri" w:hAnsi="Calibri" w:cs="Calibri"/>
+          <w:b/>
+          <w:bCs/>
+          <w:sz w:val="36"/>
+          <w:szCs w:val="36"/>
         </w:rPr>
         <w:t xml:space="preserve"> message</w:t>
       </w:r>
       <w:r>
         <w:rPr>
-          <w:rFonts w:ascii="Carlito" w:hAnsi="Carlito" w:cs="Carlito"/>
-          <w:sz w:val="32"/>
-          <w:szCs w:val="32"/>
+          <w:rFonts w:ascii="Calibri" w:hAnsi="Calibri" w:cs="Calibri"/>
+          <w:sz w:val="36"/>
+          <w:szCs w:val="36"/>
         </w:rPr>
         <w:t xml:space="preserve"> and </w:t>
       </w:r>
       <w:r>
         <w:rPr>
-          <w:rFonts w:ascii="Carlito" w:hAnsi="Carlito" w:cs="Carlito"/>
-          <w:b/>
-          <w:bCs/>
-          <w:sz w:val="32"/>
-          <w:szCs w:val="32"/>
+          <w:rFonts w:ascii="Calibri" w:hAnsi="Calibri" w:cs="Calibri"/>
+          <w:b/>
+          <w:bCs/>
+          <w:sz w:val="36"/>
+          <w:szCs w:val="36"/>
         </w:rPr>
         <w:t>Operation</w:t>
       </w:r>
       <w:r>
         <w:rPr>
-          <w:rFonts w:ascii="Carlito" w:hAnsi="Carlito" w:cs="Carlito"/>
-          <w:sz w:val="32"/>
-          <w:szCs w:val="32"/>
+          <w:rFonts w:ascii="Calibri" w:hAnsi="Calibri" w:cs="Calibri"/>
+          <w:sz w:val="36"/>
+          <w:szCs w:val="36"/>
         </w:rPr>
         <w:t xml:space="preserve"> to</w:t>
       </w:r>
       <w:r>
         <w:rPr>
-          <w:rFonts w:ascii="Carlito" w:hAnsi="Carlito" w:cs="Carlito"/>
-          <w:b/>
-          <w:bCs/>
-          <w:sz w:val="32"/>
-          <w:szCs w:val="32"/>
+          <w:rFonts w:ascii="Calibri" w:hAnsi="Calibri" w:cs="Calibri"/>
+          <w:b/>
+          <w:bCs/>
+          <w:sz w:val="36"/>
+          <w:szCs w:val="36"/>
         </w:rPr>
         <w:t xml:space="preserve"> reply</w:t>
       </w:r>
       <w:r>
         <w:rPr>
-          <w:rFonts w:ascii="Carlito" w:hAnsi="Carlito" w:cs="Carlito"/>
-          <w:b/>
-          <w:bCs/>
-          <w:sz w:val="32"/>
-          <w:szCs w:val="32"/>
+          <w:rFonts w:ascii="Calibri" w:hAnsi="Calibri" w:cs="Calibri"/>
+          <w:b/>
+          <w:bCs/>
+          <w:sz w:val="36"/>
+          <w:szCs w:val="36"/>
         </w:rPr>
         <w:t xml:space="preserve"> </w:t>
       </w:r>
       <w:r>
         <w:rPr>
-          <w:rFonts w:ascii="Carlito" w:hAnsi="Carlito" w:cs="Carlito"/>
-          <w:sz w:val="32"/>
-          <w:szCs w:val="32"/>
+          <w:rFonts w:ascii="Calibri" w:hAnsi="Calibri" w:cs="Calibri"/>
+          <w:sz w:val="36"/>
+          <w:szCs w:val="36"/>
         </w:rPr>
         <w:t>(we can also set a bunch of things here like send and wait for response)</w:t>
       </w:r>
@@ -2986,52 +2843,52 @@
       <w:pPr>
         <w:jc w:val="both"/>
         <w:rPr>
-          <w:rFonts w:ascii="Carlito" w:hAnsi="Carlito" w:cs="Carlito"/>
-          <w:sz w:val="32"/>
-          <w:szCs w:val="32"/>
-        </w:rPr>
-      </w:pPr>
-      <w:r>
-        <w:rPr>
-          <w:rFonts w:ascii="Carlito" w:hAnsi="Carlito" w:cs="Carlito"/>
-          <w:sz w:val="32"/>
-          <w:szCs w:val="32"/>
+          <w:rFonts w:ascii="Calibri" w:hAnsi="Calibri" w:cs="Calibri"/>
+          <w:sz w:val="36"/>
+          <w:szCs w:val="36"/>
+        </w:rPr>
+      </w:pPr>
+      <w:r>
+        <w:rPr>
+          <w:rFonts w:ascii="Calibri" w:hAnsi="Calibri" w:cs="Calibri"/>
+          <w:sz w:val="36"/>
+          <w:szCs w:val="36"/>
         </w:rPr>
         <w:t xml:space="preserve"># In the </w:t>
       </w:r>
       <w:r>
         <w:rPr>
-          <w:rFonts w:ascii="Carlito" w:hAnsi="Carlito" w:cs="Carlito"/>
-          <w:b/>
-          <w:bCs/>
-          <w:sz w:val="32"/>
-          <w:szCs w:val="32"/>
+          <w:rFonts w:ascii="Calibri" w:hAnsi="Calibri" w:cs="Calibri"/>
+          <w:b/>
+          <w:bCs/>
+          <w:sz w:val="36"/>
+          <w:szCs w:val="36"/>
         </w:rPr>
         <w:t>message</w:t>
       </w:r>
       <w:r>
         <w:rPr>
-          <w:rFonts w:ascii="Carlito" w:hAnsi="Carlito" w:cs="Carlito"/>
-          <w:sz w:val="32"/>
-          <w:szCs w:val="32"/>
+          <w:rFonts w:ascii="Calibri" w:hAnsi="Calibri" w:cs="Calibri"/>
+          <w:sz w:val="36"/>
+          <w:szCs w:val="36"/>
         </w:rPr>
         <w:t xml:space="preserve"> </w:t>
       </w:r>
       <w:r>
         <w:rPr>
-          <w:rFonts w:ascii="Carlito" w:hAnsi="Carlito" w:cs="Carlito"/>
-          <w:b/>
-          <w:bCs/>
-          <w:sz w:val="32"/>
-          <w:szCs w:val="32"/>
+          <w:rFonts w:ascii="Calibri" w:hAnsi="Calibri" w:cs="Calibri"/>
+          <w:b/>
+          <w:bCs/>
+          <w:sz w:val="36"/>
+          <w:szCs w:val="36"/>
         </w:rPr>
         <w:t>id</w:t>
       </w:r>
       <w:r>
         <w:rPr>
-          <w:rFonts w:ascii="Carlito" w:hAnsi="Carlito" w:cs="Carlito"/>
-          <w:sz w:val="32"/>
-          <w:szCs w:val="32"/>
+          <w:rFonts w:ascii="Calibri" w:hAnsi="Calibri" w:cs="Calibri"/>
+          <w:sz w:val="36"/>
+          <w:szCs w:val="36"/>
         </w:rPr>
         <w:t>, drag-and-drop Gmail triggers id</w:t>
       </w:r>
@@ -3040,52 +2897,52 @@
       <w:pPr>
         <w:jc w:val="both"/>
         <w:rPr>
-          <w:rFonts w:ascii="Carlito" w:hAnsi="Carlito" w:cs="Carlito"/>
-          <w:sz w:val="32"/>
-          <w:szCs w:val="32"/>
-        </w:rPr>
-      </w:pPr>
-      <w:r>
-        <w:rPr>
-          <w:rFonts w:ascii="Carlito" w:hAnsi="Carlito" w:cs="Carlito"/>
-          <w:sz w:val="32"/>
-          <w:szCs w:val="32"/>
+          <w:rFonts w:ascii="Calibri" w:hAnsi="Calibri" w:cs="Calibri"/>
+          <w:sz w:val="36"/>
+          <w:szCs w:val="36"/>
+        </w:rPr>
+      </w:pPr>
+      <w:r>
+        <w:rPr>
+          <w:rFonts w:ascii="Calibri" w:hAnsi="Calibri" w:cs="Calibri"/>
+          <w:sz w:val="36"/>
+          <w:szCs w:val="36"/>
         </w:rPr>
         <w:t xml:space="preserve"># Then in the </w:t>
       </w:r>
       <w:r>
         <w:rPr>
-          <w:rFonts w:ascii="Carlito" w:hAnsi="Carlito" w:cs="Carlito"/>
-          <w:b/>
-          <w:bCs/>
-          <w:sz w:val="32"/>
-          <w:szCs w:val="32"/>
+          <w:rFonts w:ascii="Calibri" w:hAnsi="Calibri" w:cs="Calibri"/>
+          <w:b/>
+          <w:bCs/>
+          <w:sz w:val="36"/>
+          <w:szCs w:val="36"/>
         </w:rPr>
         <w:t>message</w:t>
       </w:r>
       <w:r>
         <w:rPr>
-          <w:rFonts w:ascii="Carlito" w:hAnsi="Carlito" w:cs="Carlito"/>
-          <w:sz w:val="32"/>
-          <w:szCs w:val="32"/>
+          <w:rFonts w:ascii="Calibri" w:hAnsi="Calibri" w:cs="Calibri"/>
+          <w:sz w:val="36"/>
+          <w:szCs w:val="36"/>
         </w:rPr>
         <w:t>, drag-and-drop</w:t>
       </w:r>
       <w:r>
         <w:rPr>
-          <w:rFonts w:ascii="Carlito" w:hAnsi="Carlito" w:cs="Carlito"/>
-          <w:b/>
-          <w:bCs/>
-          <w:sz w:val="32"/>
-          <w:szCs w:val="32"/>
+          <w:rFonts w:ascii="Calibri" w:hAnsi="Calibri" w:cs="Calibri"/>
+          <w:b/>
+          <w:bCs/>
+          <w:sz w:val="36"/>
+          <w:szCs w:val="36"/>
         </w:rPr>
         <w:t xml:space="preserve"> AI-Agent</w:t>
       </w:r>
       <w:r>
         <w:rPr>
-          <w:rFonts w:ascii="Carlito" w:hAnsi="Carlito" w:cs="Carlito"/>
-          <w:sz w:val="32"/>
-          <w:szCs w:val="32"/>
+          <w:rFonts w:ascii="Calibri" w:hAnsi="Calibri" w:cs="Calibri"/>
+          <w:sz w:val="36"/>
+          <w:szCs w:val="36"/>
         </w:rPr>
         <w:t>’s output (we can also add some custom things here)</w:t>
       </w:r>
@@ -3094,80 +2951,80 @@
       <w:pPr>
         <w:jc w:val="both"/>
         <w:rPr>
-          <w:rFonts w:ascii="Carlito" w:hAnsi="Carlito" w:cs="Carlito"/>
-          <w:sz w:val="32"/>
-          <w:szCs w:val="32"/>
-        </w:rPr>
-      </w:pPr>
-      <w:r>
-        <w:rPr>
-          <w:rFonts w:ascii="Carlito" w:hAnsi="Carlito" w:cs="Carlito"/>
-          <w:sz w:val="32"/>
-          <w:szCs w:val="32"/>
+          <w:rFonts w:ascii="Calibri" w:hAnsi="Calibri" w:cs="Calibri"/>
+          <w:sz w:val="36"/>
+          <w:szCs w:val="36"/>
+        </w:rPr>
+      </w:pPr>
+      <w:r>
+        <w:rPr>
+          <w:rFonts w:ascii="Calibri" w:hAnsi="Calibri" w:cs="Calibri"/>
+          <w:sz w:val="36"/>
+          <w:szCs w:val="36"/>
         </w:rPr>
         <w:t xml:space="preserve"># Finally, we have </w:t>
       </w:r>
       <w:r>
         <w:rPr>
-          <w:rFonts w:ascii="Carlito" w:hAnsi="Carlito" w:cs="Carlito"/>
-          <w:b/>
-          <w:bCs/>
-          <w:sz w:val="32"/>
-          <w:szCs w:val="32"/>
+          <w:rFonts w:ascii="Calibri" w:hAnsi="Calibri" w:cs="Calibri"/>
+          <w:b/>
+          <w:bCs/>
+          <w:sz w:val="36"/>
+          <w:szCs w:val="36"/>
         </w:rPr>
         <w:t>Options</w:t>
       </w:r>
       <w:r>
         <w:rPr>
-          <w:rFonts w:ascii="Carlito" w:hAnsi="Carlito" w:cs="Carlito"/>
-          <w:sz w:val="32"/>
-          <w:szCs w:val="32"/>
+          <w:rFonts w:ascii="Calibri" w:hAnsi="Calibri" w:cs="Calibri"/>
+          <w:sz w:val="36"/>
+          <w:szCs w:val="36"/>
         </w:rPr>
         <w:t xml:space="preserve">, click on </w:t>
       </w:r>
       <w:r>
         <w:rPr>
-          <w:rFonts w:ascii="Carlito" w:hAnsi="Carlito" w:cs="Carlito"/>
-          <w:b/>
-          <w:bCs/>
-          <w:sz w:val="32"/>
-          <w:szCs w:val="32"/>
+          <w:rFonts w:ascii="Calibri" w:hAnsi="Calibri" w:cs="Calibri"/>
+          <w:b/>
+          <w:bCs/>
+          <w:sz w:val="36"/>
+          <w:szCs w:val="36"/>
         </w:rPr>
         <w:t>add option</w:t>
       </w:r>
       <w:r>
         <w:rPr>
-          <w:rFonts w:ascii="Carlito" w:hAnsi="Carlito" w:cs="Carlito"/>
-          <w:sz w:val="32"/>
-          <w:szCs w:val="32"/>
+          <w:rFonts w:ascii="Calibri" w:hAnsi="Calibri" w:cs="Calibri"/>
+          <w:sz w:val="36"/>
+          <w:szCs w:val="36"/>
         </w:rPr>
         <w:t xml:space="preserve"> and select </w:t>
       </w:r>
       <w:r>
         <w:rPr>
-          <w:rFonts w:ascii="Carlito" w:hAnsi="Carlito" w:cs="Carlito"/>
-          <w:b/>
-          <w:bCs/>
-          <w:sz w:val="32"/>
-          <w:szCs w:val="32"/>
+          <w:rFonts w:ascii="Calibri" w:hAnsi="Calibri" w:cs="Calibri"/>
+          <w:b/>
+          <w:bCs/>
+          <w:sz w:val="36"/>
+          <w:szCs w:val="36"/>
         </w:rPr>
         <w:t>append n8n attribution</w:t>
       </w:r>
       <w:r>
         <w:rPr>
-          <w:rFonts w:ascii="Carlito" w:hAnsi="Carlito" w:cs="Carlito"/>
-          <w:sz w:val="32"/>
-          <w:szCs w:val="32"/>
+          <w:rFonts w:ascii="Calibri" w:hAnsi="Calibri" w:cs="Calibri"/>
+          <w:sz w:val="36"/>
+          <w:szCs w:val="36"/>
         </w:rPr>
         <w:t xml:space="preserve"> and disable it. In this way no n8n labels will be showed. Then click on </w:t>
       </w:r>
       <w:r>
         <w:rPr>
-          <w:rFonts w:ascii="Carlito" w:hAnsi="Carlito" w:cs="Carlito"/>
-          <w:b/>
-          <w:bCs/>
-          <w:sz w:val="32"/>
-          <w:szCs w:val="32"/>
+          <w:rFonts w:ascii="Calibri" w:hAnsi="Calibri" w:cs="Calibri"/>
+          <w:b/>
+          <w:bCs/>
+          <w:sz w:val="36"/>
+          <w:szCs w:val="36"/>
         </w:rPr>
         <w:t>execute step</w:t>
       </w:r>
@@ -3176,26 +3033,26 @@
       <w:pPr>
         <w:jc w:val="both"/>
         <w:rPr>
-          <w:rFonts w:ascii="Carlito" w:hAnsi="Carlito" w:cs="Carlito"/>
-          <w:sz w:val="32"/>
-          <w:szCs w:val="32"/>
-        </w:rPr>
-      </w:pPr>
-    </w:p>
-    <w:p>
-      <w:pPr>
-        <w:jc w:val="both"/>
-        <w:rPr>
-          <w:rFonts w:ascii="Carlito" w:hAnsi="Carlito" w:cs="Carlito"/>
-          <w:sz w:val="32"/>
-          <w:szCs w:val="32"/>
-        </w:rPr>
-      </w:pPr>
-      <w:r>
-        <w:rPr>
-          <w:rFonts w:ascii="Carlito" w:hAnsi="Carlito" w:cs="Carlito"/>
-          <w:sz w:val="32"/>
-          <w:szCs w:val="32"/>
+          <w:rFonts w:ascii="Calibri" w:hAnsi="Calibri" w:cs="Calibri"/>
+          <w:sz w:val="36"/>
+          <w:szCs w:val="36"/>
+        </w:rPr>
+      </w:pPr>
+    </w:p>
+    <w:p>
+      <w:pPr>
+        <w:jc w:val="both"/>
+        <w:rPr>
+          <w:rFonts w:ascii="Calibri" w:hAnsi="Calibri" w:cs="Calibri"/>
+          <w:sz w:val="36"/>
+          <w:szCs w:val="36"/>
+        </w:rPr>
+      </w:pPr>
+      <w:r>
+        <w:rPr>
+          <w:rFonts w:ascii="Calibri" w:hAnsi="Calibri" w:cs="Calibri"/>
+          <w:sz w:val="36"/>
+          <w:szCs w:val="36"/>
         </w:rPr>
         <w:t>Publishing:</w:t>
       </w:r>
@@ -3204,40 +3061,40 @@
       <w:pPr>
         <w:jc w:val="both"/>
         <w:rPr>
-          <w:rFonts w:ascii="Carlito" w:hAnsi="Carlito" w:cs="Carlito"/>
-          <w:sz w:val="32"/>
-          <w:szCs w:val="32"/>
-        </w:rPr>
-      </w:pPr>
-      <w:r>
-        <w:rPr>
-          <w:rFonts w:ascii="Carlito" w:hAnsi="Carlito" w:cs="Carlito"/>
-          <w:sz w:val="32"/>
-          <w:szCs w:val="32"/>
+          <w:rFonts w:ascii="Calibri" w:hAnsi="Calibri" w:cs="Calibri"/>
+          <w:sz w:val="36"/>
+          <w:szCs w:val="36"/>
+        </w:rPr>
+      </w:pPr>
+      <w:r>
+        <w:rPr>
+          <w:rFonts w:ascii="Calibri" w:hAnsi="Calibri" w:cs="Calibri"/>
+          <w:sz w:val="36"/>
+          <w:szCs w:val="36"/>
         </w:rPr>
         <w:t># Then we can publish it and set when to check for emails like</w:t>
       </w:r>
       <w:r>
         <w:rPr>
-          <w:rFonts w:ascii="Carlito" w:hAnsi="Carlito" w:cs="Carlito"/>
-          <w:sz w:val="32"/>
-          <w:szCs w:val="32"/>
+          <w:rFonts w:ascii="Calibri" w:hAnsi="Calibri" w:cs="Calibri"/>
+          <w:sz w:val="36"/>
+          <w:szCs w:val="36"/>
         </w:rPr>
         <w:t xml:space="preserve"> hour</w:t>
       </w:r>
       <w:r>
         <w:rPr>
-          <w:rFonts w:ascii="Carlito" w:hAnsi="Carlito" w:cs="Carlito"/>
-          <w:sz w:val="32"/>
-          <w:szCs w:val="32"/>
+          <w:rFonts w:ascii="Calibri" w:hAnsi="Calibri" w:cs="Calibri"/>
+          <w:sz w:val="36"/>
+          <w:szCs w:val="36"/>
         </w:rPr>
         <w:t xml:space="preserve"> or </w:t>
       </w:r>
       <w:r>
         <w:rPr>
-          <w:rFonts w:ascii="Carlito" w:hAnsi="Carlito" w:cs="Carlito"/>
-          <w:sz w:val="32"/>
-          <w:szCs w:val="32"/>
+          <w:rFonts w:ascii="Calibri" w:hAnsi="Calibri" w:cs="Calibri"/>
+          <w:sz w:val="36"/>
+          <w:szCs w:val="36"/>
         </w:rPr>
         <w:t>day</w:t>
       </w:r>
@@ -3246,49 +3103,49 @@
       <w:pPr>
         <w:jc w:val="both"/>
         <w:rPr>
-          <w:rFonts w:ascii="Carlito" w:hAnsi="Carlito" w:cs="Carlito"/>
-          <w:sz w:val="32"/>
-          <w:szCs w:val="32"/>
-        </w:rPr>
-      </w:pPr>
-    </w:p>
-    <w:p>
-      <w:pPr>
-        <w:jc w:val="both"/>
-        <w:rPr>
-          <w:rFonts w:ascii="Carlito" w:hAnsi="Carlito" w:cs="Carlito"/>
-          <w:sz w:val="32"/>
-          <w:szCs w:val="32"/>
-        </w:rPr>
-      </w:pPr>
-    </w:p>
-    <w:p>
-      <w:pPr>
-        <w:jc w:val="both"/>
-        <w:rPr>
-          <w:rFonts w:ascii="Carlito" w:hAnsi="Carlito" w:cs="Carlito"/>
-          <w:sz w:val="32"/>
-          <w:szCs w:val="32"/>
-        </w:rPr>
-      </w:pPr>
-    </w:p>
-    <w:p>
-      <w:pPr>
-        <w:jc w:val="both"/>
-        <w:rPr>
-          <w:rFonts w:ascii="Carlito" w:hAnsi="Carlito" w:cs="Carlito"/>
-          <w:sz w:val="32"/>
-          <w:szCs w:val="32"/>
-        </w:rPr>
-      </w:pPr>
-    </w:p>
-    <w:p>
-      <w:pPr>
-        <w:jc w:val="both"/>
-        <w:rPr>
-          <w:rFonts w:ascii="Carlito" w:hAnsi="Carlito" w:cs="Carlito"/>
-          <w:sz w:val="32"/>
-          <w:szCs w:val="32"/>
+          <w:rFonts w:ascii="Calibri" w:hAnsi="Calibri" w:cs="Calibri"/>
+          <w:sz w:val="36"/>
+          <w:szCs w:val="36"/>
+        </w:rPr>
+      </w:pPr>
+    </w:p>
+    <w:p>
+      <w:pPr>
+        <w:jc w:val="both"/>
+        <w:rPr>
+          <w:rFonts w:ascii="Calibri" w:hAnsi="Calibri" w:cs="Calibri"/>
+          <w:sz w:val="36"/>
+          <w:szCs w:val="36"/>
+        </w:rPr>
+      </w:pPr>
+    </w:p>
+    <w:p>
+      <w:pPr>
+        <w:jc w:val="both"/>
+        <w:rPr>
+          <w:rFonts w:ascii="Calibri" w:hAnsi="Calibri" w:cs="Calibri"/>
+          <w:sz w:val="36"/>
+          <w:szCs w:val="36"/>
+        </w:rPr>
+      </w:pPr>
+    </w:p>
+    <w:p>
+      <w:pPr>
+        <w:jc w:val="both"/>
+        <w:rPr>
+          <w:rFonts w:ascii="Calibri" w:hAnsi="Calibri" w:cs="Calibri"/>
+          <w:sz w:val="36"/>
+          <w:szCs w:val="36"/>
+        </w:rPr>
+      </w:pPr>
+    </w:p>
+    <w:p>
+      <w:pPr>
+        <w:jc w:val="both"/>
+        <w:rPr>
+          <w:rFonts w:ascii="Calibri" w:hAnsi="Calibri" w:cs="Calibri"/>
+          <w:sz w:val="36"/>
+          <w:szCs w:val="36"/>
         </w:rPr>
       </w:pPr>
     </w:p>
